--- a/YOLOv8-seg實作教材.docx
+++ b/YOLOv8-seg實作教材.docx
@@ -800,7 +800,7 @@
       <w:pPr>
         <w:spacing w:before="60" w:after="120"/>
         <w:rPr>
-          <w:rFonts w:ascii="Times New Roman" w:eastAsia="新細明體" w:hAnsi="Times New Roman" w:hint="eastAsia"/>
+          <w:rFonts w:ascii="Times New Roman" w:eastAsia="新細明體" w:hAnsi="Times New Roman"/>
         </w:rPr>
       </w:pPr>
       <w:r>
@@ -1636,7 +1636,7 @@
       <w:pPr>
         <w:pStyle w:val="2"/>
         <w:rPr>
-          <w:rFonts w:ascii="Times New Roman" w:eastAsia="新細明體" w:hAnsi="Times New Roman" w:hint="eastAsia"/>
+          <w:rFonts w:ascii="Times New Roman" w:eastAsia="新細明體" w:hAnsi="Times New Roman"/>
           <w:color w:val="auto"/>
         </w:rPr>
       </w:pPr>
@@ -2063,7 +2063,7 @@
       <w:pPr>
         <w:spacing w:before="60" w:after="120"/>
         <w:rPr>
-          <w:rFonts w:ascii="Times New Roman" w:eastAsia="新細明體" w:hAnsi="Times New Roman" w:hint="eastAsia"/>
+          <w:rFonts w:ascii="Times New Roman" w:eastAsia="新細明體" w:hAnsi="Times New Roman"/>
         </w:rPr>
       </w:pPr>
       <w:r>
@@ -2538,7 +2538,7 @@
       <w:pPr>
         <w:spacing w:before="60" w:after="120"/>
         <w:rPr>
-          <w:rFonts w:ascii="Times New Roman" w:eastAsia="新細明體" w:hAnsi="Times New Roman" w:hint="eastAsia"/>
+          <w:rFonts w:ascii="Times New Roman" w:eastAsia="新細明體" w:hAnsi="Times New Roman"/>
         </w:rPr>
       </w:pPr>
       <w:r>
@@ -2924,7 +2924,7 @@
       <w:pPr>
         <w:spacing w:before="60" w:after="120"/>
         <w:rPr>
-          <w:rFonts w:ascii="Times New Roman" w:eastAsia="新細明體" w:hAnsi="Times New Roman" w:hint="eastAsia"/>
+          <w:rFonts w:ascii="Times New Roman" w:eastAsia="新細明體" w:hAnsi="Times New Roman"/>
         </w:rPr>
       </w:pPr>
       <w:r>
@@ -2983,35 +2983,7 @@
             <w:rStyle w:val="a5"/>
             <w:rFonts w:ascii="Times New Roman" w:eastAsia="新細明體" w:hAnsi="Times New Roman"/>
           </w:rPr>
-          <w:t>pytorch</w:t>
-        </w:r>
-        <w:r>
-          <w:rPr>
-            <w:rStyle w:val="a5"/>
-            <w:rFonts w:ascii="Times New Roman" w:eastAsia="新細明體" w:hAnsi="Times New Roman"/>
-          </w:rPr>
-          <w:t>.</w:t>
-        </w:r>
-        <w:r>
-          <w:rPr>
-            <w:rStyle w:val="a5"/>
-            <w:rFonts w:ascii="Times New Roman" w:eastAsia="新細明體" w:hAnsi="Times New Roman"/>
-          </w:rPr>
-          <w:t>o</w:t>
-        </w:r>
-        <w:r>
-          <w:rPr>
-            <w:rStyle w:val="a5"/>
-            <w:rFonts w:ascii="Times New Roman" w:eastAsia="新細明體" w:hAnsi="Times New Roman"/>
-          </w:rPr>
-          <w:t>r</w:t>
-        </w:r>
-        <w:r>
-          <w:rPr>
-            <w:rStyle w:val="a5"/>
-            <w:rFonts w:ascii="Times New Roman" w:eastAsia="新細明體" w:hAnsi="Times New Roman"/>
-          </w:rPr>
-          <w:t>g</w:t>
+          <w:t>pytorch.org</w:t>
         </w:r>
       </w:hyperlink>
       <w:r>
@@ -3685,20 +3657,14 @@
         </w:numPr>
         <w:spacing w:before="60" w:after="100"/>
         <w:rPr>
+          <w:rFonts w:ascii="Times New Roman" w:eastAsia="新細明體" w:hAnsi="Times New Roman"/>
+        </w:rPr>
+      </w:pPr>
+      <w:r>
+        <w:rPr>
           <w:rFonts w:ascii="Times New Roman" w:eastAsia="新細明體" w:hAnsi="Times New Roman" w:hint="eastAsia"/>
         </w:rPr>
-      </w:pPr>
-      <w:r>
-        <w:rPr>
-          <w:rFonts w:ascii="Times New Roman" w:eastAsia="新細明體" w:hAnsi="Times New Roman" w:hint="eastAsia"/>
-        </w:rPr>
-        <w:t>開始標記影像資料</w:t>
-      </w:r>
-      <w:r>
-        <w:rPr>
-          <w:rFonts w:ascii="Times New Roman" w:eastAsia="新細明體" w:hAnsi="Times New Roman" w:hint="eastAsia"/>
-        </w:rPr>
-        <w:t>。</w:t>
+        <w:t>開始標記影像資料。</w:t>
       </w:r>
     </w:p>
     <w:p>
@@ -4333,7 +4299,7 @@
         <w:spacing w:before="80" w:after="160"/>
         <w:ind w:left="200" w:right="100"/>
         <w:rPr>
-          <w:rFonts w:ascii="Times New Roman" w:eastAsia="新細明體" w:hAnsi="Times New Roman" w:hint="eastAsia"/>
+          <w:rFonts w:ascii="Times New Roman" w:eastAsia="新細明體" w:hAnsi="Times New Roman"/>
         </w:rPr>
       </w:pPr>
       <w:r>
@@ -6056,45 +6022,80 @@
     </w:p>
     <w:p>
       <w:pPr>
-        <w:spacing w:before="60" w:after="120"/>
+        <w:pStyle w:val="2"/>
+        <w:rPr>
+          <w:rFonts w:ascii="Times New Roman" w:eastAsia="新細明體" w:hAnsi="Times New Roman"/>
+          <w:b w:val="0"/>
+          <w:bCs w:val="0"/>
+          <w:color w:val="FF0000"/>
+          <w:sz w:val="22"/>
+          <w:szCs w:val="22"/>
+        </w:rPr>
+      </w:pPr>
+      <w:r>
         <w:rPr>
           <w:rFonts w:ascii="Times New Roman" w:eastAsia="新細明體" w:hAnsi="Times New Roman" w:hint="eastAsia"/>
+          <w:b w:val="0"/>
+          <w:bCs w:val="0"/>
           <w:color w:val="FF0000"/>
-        </w:rPr>
-      </w:pPr>
-      <w:r>
-        <w:rPr>
-          <w:rFonts w:ascii="Times New Roman" w:eastAsia="新細明體" w:hAnsi="Times New Roman"/>
+          <w:sz w:val="22"/>
+          <w:szCs w:val="22"/>
+        </w:rPr>
+        <w:t>會，在你這條</w:t>
+      </w:r>
+      <w:r>
+        <w:rPr>
+          <w:rFonts w:ascii="Times New Roman" w:eastAsia="新細明體" w:hAnsi="Times New Roman" w:hint="eastAsia"/>
+          <w:b w:val="0"/>
+          <w:bCs w:val="0"/>
           <w:color w:val="FF0000"/>
-        </w:rPr>
-        <w:t>Resize</w:t>
+          <w:sz w:val="22"/>
+          <w:szCs w:val="22"/>
+        </w:rPr>
+        <w:t xml:space="preserve"> YOLOv8 Segmentation </w:t>
       </w:r>
       <w:r>
         <w:rPr>
           <w:rFonts w:ascii="Times New Roman" w:eastAsia="新細明體" w:hAnsi="Times New Roman" w:hint="eastAsia"/>
+          <w:b w:val="0"/>
+          <w:bCs w:val="0"/>
           <w:color w:val="FF0000"/>
-        </w:rPr>
-        <w:t>的時候，</w:t>
+          <w:sz w:val="22"/>
+          <w:szCs w:val="22"/>
+        </w:rPr>
+        <w:t>訓練指令中，圖片</w:t>
       </w:r>
       <w:r>
         <w:rPr>
           <w:rFonts w:ascii="Times New Roman" w:eastAsia="新細明體" w:hAnsi="Times New Roman" w:hint="eastAsia"/>
+          <w:b w:val="0"/>
+          <w:bCs w:val="0"/>
           <w:color w:val="FF0000"/>
-        </w:rPr>
-        <w:t>txt</w:t>
+          <w:sz w:val="22"/>
+          <w:szCs w:val="22"/>
+        </w:rPr>
+        <w:t xml:space="preserve"> Resize </w:t>
       </w:r>
       <w:r>
         <w:rPr>
           <w:rFonts w:ascii="Times New Roman" w:eastAsia="新細明體" w:hAnsi="Times New Roman" w:hint="eastAsia"/>
+          <w:b w:val="0"/>
+          <w:bCs w:val="0"/>
           <w:color w:val="FF0000"/>
-        </w:rPr>
-        <w:t>的標</w:t>
+          <w:sz w:val="22"/>
+          <w:szCs w:val="22"/>
+        </w:rPr>
+        <w:t>時，標</w:t>
       </w:r>
       <w:proofErr w:type="gramStart"/>
       <w:r>
         <w:rPr>
           <w:rFonts w:ascii="Times New Roman" w:eastAsia="新細明體" w:hAnsi="Times New Roman" w:hint="eastAsia"/>
+          <w:b w:val="0"/>
+          <w:bCs w:val="0"/>
           <w:color w:val="FF0000"/>
+          <w:sz w:val="22"/>
+          <w:szCs w:val="22"/>
         </w:rPr>
         <w:t>註</w:t>
       </w:r>
@@ -6102,16 +6103,59 @@
       <w:r>
         <w:rPr>
           <w:rFonts w:ascii="Times New Roman" w:eastAsia="新細明體" w:hAnsi="Times New Roman" w:hint="eastAsia"/>
+          <w:b w:val="0"/>
+          <w:bCs w:val="0"/>
           <w:color w:val="FF0000"/>
-        </w:rPr>
-        <w:t>檔會不會被同步調整</w:t>
+          <w:sz w:val="22"/>
+          <w:szCs w:val="22"/>
+        </w:rPr>
+        <w:t>檔中的座標也會同步對應調整，不需要你手動修改</w:t>
       </w:r>
       <w:r>
         <w:rPr>
           <w:rFonts w:ascii="Times New Roman" w:eastAsia="新細明體" w:hAnsi="Times New Roman" w:hint="eastAsia"/>
+          <w:b w:val="0"/>
+          <w:bCs w:val="0"/>
           <w:color w:val="FF0000"/>
-        </w:rPr>
-        <w:t>?</w:t>
+          <w:sz w:val="22"/>
+          <w:szCs w:val="22"/>
+        </w:rPr>
+        <w:t xml:space="preserve"> .txt </w:t>
+      </w:r>
+      <w:r>
+        <w:rPr>
+          <w:rFonts w:ascii="Times New Roman" w:eastAsia="新細明體" w:hAnsi="Times New Roman" w:hint="eastAsia"/>
+          <w:b w:val="0"/>
+          <w:bCs w:val="0"/>
+          <w:color w:val="FF0000"/>
+          <w:sz w:val="22"/>
+          <w:szCs w:val="22"/>
+        </w:rPr>
+        <w:t>標</w:t>
+      </w:r>
+      <w:proofErr w:type="gramStart"/>
+      <w:r>
+        <w:rPr>
+          <w:rFonts w:ascii="Times New Roman" w:eastAsia="新細明體" w:hAnsi="Times New Roman" w:hint="eastAsia"/>
+          <w:b w:val="0"/>
+          <w:bCs w:val="0"/>
+          <w:color w:val="FF0000"/>
+          <w:sz w:val="22"/>
+          <w:szCs w:val="22"/>
+        </w:rPr>
+        <w:t>註</w:t>
+      </w:r>
+      <w:proofErr w:type="gramEnd"/>
+      <w:r>
+        <w:rPr>
+          <w:rFonts w:ascii="Times New Roman" w:eastAsia="新細明體" w:hAnsi="Times New Roman" w:hint="eastAsia"/>
+          <w:b w:val="0"/>
+          <w:bCs w:val="0"/>
+          <w:color w:val="FF0000"/>
+          <w:sz w:val="22"/>
+          <w:szCs w:val="22"/>
+        </w:rPr>
+        <w:t>檔。</w:t>
       </w:r>
     </w:p>
     <w:p>
@@ -6397,7 +6441,6 @@
         <w:ind w:left="200" w:right="100"/>
         <w:rPr>
           <w:rFonts w:ascii="Times New Roman" w:eastAsia="新細明體" w:hAnsi="Times New Roman"/>
-          <w:lang w:val="pt-PT"/>
         </w:rPr>
       </w:pPr>
       <w:r>
@@ -6413,19 +6456,33 @@
           <w:rFonts w:ascii="Times New Roman" w:eastAsia="新細明體" w:hAnsi="Times New Roman"/>
           <w:sz w:val="19"/>
           <w:szCs w:val="19"/>
-          <w:lang w:val="pt-PT"/>
         </w:rPr>
         <w:t>data="</w:t>
       </w:r>
+      <w:r>
+        <w:rPr>
+          <w:rFonts w:ascii="Times New Roman" w:eastAsia="新細明體" w:hAnsi="Times New Roman"/>
+          <w:sz w:val="19"/>
+          <w:szCs w:val="19"/>
+        </w:rPr>
+        <w:t>dataset</w:t>
+      </w:r>
+      <w:r>
+        <w:rPr>
+          <w:rFonts w:ascii="Times New Roman" w:eastAsia="新細明體" w:hAnsi="Times New Roman"/>
+          <w:sz w:val="19"/>
+          <w:szCs w:val="19"/>
+        </w:rPr>
+        <w:t>/</w:t>
+      </w:r>
       <w:proofErr w:type="spellStart"/>
       <w:r>
         <w:rPr>
           <w:rFonts w:ascii="Times New Roman" w:eastAsia="新細明體" w:hAnsi="Times New Roman"/>
           <w:sz w:val="19"/>
           <w:szCs w:val="19"/>
-          <w:lang w:val="pt-PT"/>
-        </w:rPr>
-        <w:t>dataset</w:t>
+        </w:rPr>
+        <w:t>YOLODataset</w:t>
       </w:r>
       <w:proofErr w:type="spellEnd"/>
       <w:r>
@@ -6433,7 +6490,6 @@
           <w:rFonts w:ascii="Times New Roman" w:eastAsia="新細明體" w:hAnsi="Times New Roman"/>
           <w:sz w:val="19"/>
           <w:szCs w:val="19"/>
-          <w:lang w:val="pt-PT"/>
         </w:rPr>
         <w:t>/</w:t>
       </w:r>
@@ -6443,9 +6499,8 @@
           <w:rFonts w:ascii="Times New Roman" w:eastAsia="新細明體" w:hAnsi="Times New Roman"/>
           <w:sz w:val="19"/>
           <w:szCs w:val="19"/>
-          <w:lang w:val="pt-PT"/>
-        </w:rPr>
-        <w:t>YOLODataset</w:t>
+        </w:rPr>
+        <w:t>dataset.yaml</w:t>
       </w:r>
       <w:proofErr w:type="spellEnd"/>
       <w:r>
@@ -6453,27 +6508,6 @@
           <w:rFonts w:ascii="Times New Roman" w:eastAsia="新細明體" w:hAnsi="Times New Roman"/>
           <w:sz w:val="19"/>
           <w:szCs w:val="19"/>
-          <w:lang w:val="pt-PT"/>
-        </w:rPr>
-        <w:t>/</w:t>
-      </w:r>
-      <w:proofErr w:type="spellStart"/>
-      <w:r>
-        <w:rPr>
-          <w:rFonts w:ascii="Times New Roman" w:eastAsia="新細明體" w:hAnsi="Times New Roman"/>
-          <w:sz w:val="19"/>
-          <w:szCs w:val="19"/>
-          <w:lang w:val="pt-PT"/>
-        </w:rPr>
-        <w:t>dataset.yaml</w:t>
-      </w:r>
-      <w:proofErr w:type="spellEnd"/>
-      <w:r>
-        <w:rPr>
-          <w:rFonts w:ascii="Times New Roman" w:eastAsia="新細明體" w:hAnsi="Times New Roman"/>
-          <w:sz w:val="19"/>
-          <w:szCs w:val="19"/>
-          <w:lang w:val="pt-PT"/>
         </w:rPr>
         <w:t>",</w:t>
       </w:r>
@@ -6490,44 +6524,21 @@
         <w:ind w:left="200" w:right="100"/>
         <w:rPr>
           <w:rFonts w:ascii="Times New Roman" w:eastAsia="新細明體" w:hAnsi="Times New Roman"/>
-          <w:lang w:val="pt-PT"/>
-        </w:rPr>
-      </w:pPr>
-      <w:r>
-        <w:rPr>
-          <w:rFonts w:ascii="Times New Roman" w:eastAsia="新細明體" w:hAnsi="Times New Roman"/>
-          <w:sz w:val="19"/>
-          <w:szCs w:val="19"/>
-          <w:lang w:val="pt-PT"/>
-        </w:rPr>
-        <w:t xml:space="preserve">        </w:t>
-      </w:r>
-      <w:proofErr w:type="spellStart"/>
-      <w:r>
-        <w:rPr>
-          <w:rFonts w:ascii="Times New Roman" w:eastAsia="新細明體" w:hAnsi="Times New Roman"/>
-          <w:sz w:val="19"/>
-          <w:szCs w:val="19"/>
-          <w:lang w:val="pt-PT"/>
-        </w:rPr>
-        <w:t>epochs</w:t>
-      </w:r>
-      <w:proofErr w:type="spellEnd"/>
-      <w:r>
-        <w:rPr>
-          <w:rFonts w:ascii="Times New Roman" w:eastAsia="新細明體" w:hAnsi="Times New Roman"/>
-          <w:sz w:val="19"/>
-          <w:szCs w:val="19"/>
-          <w:lang w:val="pt-PT"/>
-        </w:rPr>
-        <w:t>=</w:t>
-      </w:r>
-      <w:r>
-        <w:rPr>
-          <w:rFonts w:ascii="Times New Roman" w:eastAsia="新細明體" w:hAnsi="Times New Roman"/>
-          <w:sz w:val="19"/>
-          <w:szCs w:val="19"/>
-          <w:lang w:val="pt-PT"/>
+        </w:rPr>
+      </w:pPr>
+      <w:r>
+        <w:rPr>
+          <w:rFonts w:ascii="Times New Roman" w:eastAsia="新細明體" w:hAnsi="Times New Roman"/>
+          <w:sz w:val="19"/>
+          <w:szCs w:val="19"/>
+        </w:rPr>
+        <w:t xml:space="preserve">        epochs=</w:t>
+      </w:r>
+      <w:r>
+        <w:rPr>
+          <w:rFonts w:ascii="Times New Roman" w:eastAsia="新細明體" w:hAnsi="Times New Roman"/>
+          <w:sz w:val="19"/>
+          <w:szCs w:val="19"/>
         </w:rPr>
         <w:t>100</w:t>
       </w:r>
@@ -6536,7 +6547,6 @@
           <w:rFonts w:ascii="Times New Roman" w:eastAsia="新細明體" w:hAnsi="Times New Roman"/>
           <w:sz w:val="19"/>
           <w:szCs w:val="19"/>
-          <w:lang w:val="pt-PT"/>
         </w:rPr>
         <w:t>,</w:t>
       </w:r>
@@ -6553,15 +6563,13 @@
         <w:ind w:left="200" w:right="100"/>
         <w:rPr>
           <w:rFonts w:ascii="Times New Roman" w:eastAsia="新細明體" w:hAnsi="Times New Roman"/>
-          <w:lang w:val="pt-PT"/>
-        </w:rPr>
-      </w:pPr>
-      <w:r>
-        <w:rPr>
-          <w:rFonts w:ascii="Times New Roman" w:eastAsia="新細明體" w:hAnsi="Times New Roman"/>
-          <w:sz w:val="19"/>
-          <w:szCs w:val="19"/>
-          <w:lang w:val="pt-PT"/>
+        </w:rPr>
+      </w:pPr>
+      <w:r>
+        <w:rPr>
+          <w:rFonts w:ascii="Times New Roman" w:eastAsia="新細明體" w:hAnsi="Times New Roman"/>
+          <w:sz w:val="19"/>
+          <w:szCs w:val="19"/>
         </w:rPr>
         <w:t xml:space="preserve">        </w:t>
       </w:r>
@@ -6571,7 +6579,6 @@
           <w:rFonts w:ascii="Times New Roman" w:eastAsia="新細明體" w:hAnsi="Times New Roman"/>
           <w:sz w:val="19"/>
           <w:szCs w:val="19"/>
-          <w:lang w:val="pt-PT"/>
         </w:rPr>
         <w:t>imgsz</w:t>
       </w:r>
@@ -6581,7 +6588,6 @@
           <w:rFonts w:ascii="Times New Roman" w:eastAsia="新細明體" w:hAnsi="Times New Roman"/>
           <w:sz w:val="19"/>
           <w:szCs w:val="19"/>
-          <w:lang w:val="pt-PT"/>
         </w:rPr>
         <w:t>=640,</w:t>
       </w:r>
@@ -6607,7 +6613,6 @@
           <w:rFonts w:ascii="Times New Roman" w:eastAsia="新細明體" w:hAnsi="Times New Roman"/>
           <w:sz w:val="19"/>
           <w:szCs w:val="19"/>
-          <w:lang w:val="pt-PT"/>
         </w:rPr>
         <w:t xml:space="preserve">        </w:t>
       </w:r>
@@ -6776,13 +6781,7 @@
         <w:rPr>
           <w:rFonts w:ascii="Times New Roman" w:eastAsia="新細明體" w:hAnsi="Times New Roman" w:hint="eastAsia"/>
         </w:rPr>
-        <w:t>先進入虛擬環境</w:t>
-      </w:r>
-      <w:r>
-        <w:rPr>
-          <w:rFonts w:ascii="Times New Roman" w:eastAsia="新細明體" w:hAnsi="Times New Roman" w:hint="eastAsia"/>
-        </w:rPr>
-        <w:t>，在</w:t>
+        <w:t>先進入虛擬環境，在</w:t>
       </w:r>
       <w:proofErr w:type="spellStart"/>
       <w:r>

--- a/YOLOv8-seg實作教材.docx
+++ b/YOLOv8-seg實作教材.docx
@@ -112,6 +112,12 @@
           <w:rFonts w:ascii="Times New Roman" w:eastAsia="新細明體" w:hAnsi="Times New Roman"/>
         </w:rPr>
         <w:t>開啟</w:t>
+      </w:r>
+      <w:r>
+        <w:rPr>
+          <w:rFonts w:ascii="Times New Roman" w:eastAsia="新細明體" w:hAnsi="Times New Roman" w:hint="eastAsia"/>
+        </w:rPr>
+        <w:t>安裝</w:t>
       </w:r>
       <w:r>
         <w:rPr>
@@ -162,54 +168,38 @@
         <w:rPr>
           <w:rFonts w:ascii="Times New Roman" w:eastAsia="新細明體" w:hAnsi="Times New Roman"/>
         </w:rPr>
-        <w:t>）。建議安裝</w:t>
-      </w:r>
-      <w:r>
-        <w:rPr>
-          <w:rFonts w:ascii="Times New Roman" w:eastAsia="新細明體" w:hAnsi="Times New Roman"/>
-        </w:rPr>
-        <w:t xml:space="preserve"> Python 3.</w:t>
-      </w:r>
-      <w:r>
-        <w:rPr>
-          <w:rFonts w:ascii="Times New Roman" w:eastAsia="新細明體" w:hAnsi="Times New Roman"/>
-        </w:rPr>
-        <w:t>12</w:t>
-      </w:r>
-      <w:r>
-        <w:rPr>
-          <w:rFonts w:ascii="Times New Roman" w:eastAsia="新細明體" w:hAnsi="Times New Roman"/>
-        </w:rPr>
-        <w:t>，這兩</w:t>
-      </w:r>
-      <w:proofErr w:type="gramStart"/>
-      <w:r>
-        <w:rPr>
-          <w:rFonts w:ascii="Times New Roman" w:eastAsia="新細明體" w:hAnsi="Times New Roman"/>
-        </w:rPr>
-        <w:t>個</w:t>
-      </w:r>
-      <w:proofErr w:type="gramEnd"/>
-      <w:r>
-        <w:rPr>
-          <w:rFonts w:ascii="Times New Roman" w:eastAsia="新細明體" w:hAnsi="Times New Roman"/>
-        </w:rPr>
-        <w:t>版本與</w:t>
-      </w:r>
-      <w:r>
-        <w:rPr>
-          <w:rFonts w:ascii="Times New Roman" w:eastAsia="新細明體" w:hAnsi="Times New Roman"/>
-        </w:rPr>
-        <w:t xml:space="preserve"> </w:t>
-      </w:r>
-      <w:proofErr w:type="spellStart"/>
-      <w:r>
-        <w:rPr>
-          <w:rFonts w:ascii="Times New Roman" w:eastAsia="新細明體" w:hAnsi="Times New Roman"/>
-        </w:rPr>
-        <w:t>PyTorch</w:t>
-      </w:r>
-      <w:proofErr w:type="spellEnd"/>
+        <w:t>）</w:t>
+      </w:r>
+      <w:r>
+        <w:rPr>
+          <w:rFonts w:ascii="Times New Roman" w:eastAsia="新細明體" w:hAnsi="Times New Roman" w:hint="eastAsia"/>
+        </w:rPr>
+        <w:t>版本</w:t>
+      </w:r>
+      <w:r>
+        <w:rPr>
+          <w:rFonts w:ascii="Times New Roman" w:eastAsia="新細明體" w:hAnsi="Times New Roman"/>
+        </w:rPr>
+        <w:t>。建議安裝</w:t>
+      </w:r>
+      <w:r>
+        <w:rPr>
+          <w:rFonts w:ascii="Times New Roman" w:eastAsia="新細明體" w:hAnsi="Times New Roman"/>
+        </w:rPr>
+        <w:t xml:space="preserve"> Python 3.12</w:t>
+      </w:r>
+      <w:r>
+        <w:rPr>
+          <w:rFonts w:ascii="Times New Roman" w:eastAsia="新細明體" w:hAnsi="Times New Roman"/>
+        </w:rPr>
+        <w:t>，這個版本與</w:t>
+      </w:r>
+      <w:r>
+        <w:rPr>
+          <w:rFonts w:ascii="Times New Roman" w:eastAsia="新細明體" w:hAnsi="Times New Roman"/>
+        </w:rPr>
+        <w:t xml:space="preserve"> PyTorch</w:t>
+      </w:r>
       <w:r>
         <w:rPr>
           <w:rFonts w:ascii="Times New Roman" w:eastAsia="新細明體" w:hAnsi="Times New Roman"/>
@@ -541,7 +531,6 @@
         </w:rPr>
         <w:t xml:space="preserve"> </w:t>
       </w:r>
-      <w:proofErr w:type="spellStart"/>
       <w:r>
         <w:rPr>
           <w:rFonts w:ascii="Times New Roman" w:eastAsia="新細明體" w:hAnsi="Times New Roman"/>
@@ -551,7 +540,6 @@
         </w:rPr>
         <w:t>cmd</w:t>
       </w:r>
-      <w:proofErr w:type="spellEnd"/>
       <w:r>
         <w:rPr>
           <w:rFonts w:ascii="Times New Roman" w:eastAsia="新細明體" w:hAnsi="Times New Roman" w:hint="eastAsia"/>
@@ -561,7 +549,6 @@
         </w:rPr>
         <w:t>或</w:t>
       </w:r>
-      <w:proofErr w:type="spellStart"/>
       <w:r>
         <w:rPr>
           <w:rFonts w:ascii="Times New Roman" w:eastAsia="新細明體" w:hAnsi="Times New Roman" w:hint="eastAsia"/>
@@ -571,7 +558,6 @@
         </w:rPr>
         <w:t>powershell</w:t>
       </w:r>
-      <w:proofErr w:type="spellEnd"/>
       <w:r>
         <w:rPr>
           <w:rFonts w:ascii="Times New Roman" w:eastAsia="新細明體" w:hAnsi="Times New Roman"/>
@@ -823,14 +809,7 @@
           <w:rFonts w:ascii="Times New Roman" w:eastAsia="新細明體" w:hAnsi="Times New Roman"/>
           <w:color w:val="auto"/>
         </w:rPr>
-        <w:t>2-</w:t>
-      </w:r>
-      <w:r>
-        <w:rPr>
-          <w:rFonts w:ascii="Times New Roman" w:eastAsia="新細明體" w:hAnsi="Times New Roman"/>
-          <w:color w:val="auto"/>
-        </w:rPr>
-        <w:t>1</w:t>
+        <w:t>2-1</w:t>
       </w:r>
       <w:r>
         <w:rPr>
@@ -859,57 +838,28 @@
           <w:sz w:val="19"/>
           <w:szCs w:val="19"/>
         </w:rPr>
-        <w:t xml:space="preserve">python -m </w:t>
-      </w:r>
-      <w:proofErr w:type="spellStart"/>
-      <w:r>
-        <w:rPr>
-          <w:rFonts w:ascii="Times New Roman" w:eastAsia="新細明體" w:hAnsi="Times New Roman"/>
-          <w:sz w:val="19"/>
-          <w:szCs w:val="19"/>
-        </w:rPr>
-        <w:t>venv</w:t>
-      </w:r>
-      <w:proofErr w:type="spellEnd"/>
-      <w:r>
-        <w:rPr>
-          <w:rFonts w:ascii="Times New Roman" w:eastAsia="新細明體" w:hAnsi="Times New Roman"/>
-          <w:sz w:val="19"/>
-          <w:szCs w:val="19"/>
+        <w:t>python -m venv venv</w:t>
+      </w:r>
+    </w:p>
+    <w:p>
+      <w:pPr>
+        <w:spacing w:before="60" w:after="120"/>
+        <w:rPr>
+          <w:rFonts w:ascii="Times New Roman" w:eastAsia="新細明體" w:hAnsi="Times New Roman"/>
+        </w:rPr>
+      </w:pPr>
+      <w:r>
+        <w:rPr>
+          <w:rFonts w:ascii="Times New Roman" w:eastAsia="新細明體" w:hAnsi="Times New Roman"/>
+        </w:rPr>
+        <w:t>執行後專案資料夾內會出現</w:t>
+      </w:r>
+      <w:r>
+        <w:rPr>
+          <w:rFonts w:ascii="Times New Roman" w:eastAsia="新細明體" w:hAnsi="Times New Roman"/>
         </w:rPr>
         <w:t xml:space="preserve"> </w:t>
       </w:r>
-      <w:proofErr w:type="spellStart"/>
-      <w:r>
-        <w:rPr>
-          <w:rFonts w:ascii="Times New Roman" w:eastAsia="新細明體" w:hAnsi="Times New Roman"/>
-          <w:sz w:val="19"/>
-          <w:szCs w:val="19"/>
-        </w:rPr>
-        <w:t>venv</w:t>
-      </w:r>
-      <w:proofErr w:type="spellEnd"/>
-    </w:p>
-    <w:p>
-      <w:pPr>
-        <w:spacing w:before="60" w:after="120"/>
-        <w:rPr>
-          <w:rFonts w:ascii="Times New Roman" w:eastAsia="新細明體" w:hAnsi="Times New Roman"/>
-        </w:rPr>
-      </w:pPr>
-      <w:r>
-        <w:rPr>
-          <w:rFonts w:ascii="Times New Roman" w:eastAsia="新細明體" w:hAnsi="Times New Roman"/>
-        </w:rPr>
-        <w:t>執行後專案資料夾內會出現</w:t>
-      </w:r>
-      <w:r>
-        <w:rPr>
-          <w:rFonts w:ascii="Times New Roman" w:eastAsia="新細明體" w:hAnsi="Times New Roman"/>
-        </w:rPr>
-        <w:t xml:space="preserve"> </w:t>
-      </w:r>
-      <w:proofErr w:type="spellStart"/>
       <w:r>
         <w:rPr>
           <w:rFonts w:ascii="Times New Roman" w:eastAsia="新細明體" w:hAnsi="Times New Roman"/>
@@ -919,7 +869,6 @@
         </w:rPr>
         <w:t>venv</w:t>
       </w:r>
-      <w:proofErr w:type="spellEnd"/>
       <w:r>
         <w:rPr>
           <w:rFonts w:ascii="Times New Roman" w:eastAsia="新細明體" w:hAnsi="Times New Roman"/>
@@ -970,14 +919,7 @@
           <w:rFonts w:ascii="Times New Roman" w:eastAsia="新細明體" w:hAnsi="Times New Roman"/>
           <w:color w:val="auto"/>
         </w:rPr>
-        <w:t>2-</w:t>
-      </w:r>
-      <w:r>
-        <w:rPr>
-          <w:rFonts w:ascii="Times New Roman" w:eastAsia="新細明體" w:hAnsi="Times New Roman"/>
-          <w:color w:val="auto"/>
-        </w:rPr>
-        <w:t>2</w:t>
+        <w:t>2-2</w:t>
       </w:r>
       <w:r>
         <w:rPr>
@@ -1130,14 +1072,12 @@
               </w:rPr>
               <w:t>命令提示字元（</w:t>
             </w:r>
-            <w:proofErr w:type="spellStart"/>
             <w:r>
               <w:rPr>
                 <w:rFonts w:ascii="Times New Roman" w:eastAsia="新細明體" w:hAnsi="Times New Roman"/>
               </w:rPr>
               <w:t>cmd</w:t>
             </w:r>
-            <w:proofErr w:type="spellEnd"/>
             <w:r>
               <w:rPr>
                 <w:rFonts w:ascii="Times New Roman" w:eastAsia="新細明體" w:hAnsi="Times New Roman"/>
@@ -1169,7 +1109,6 @@
                 <w:rFonts w:ascii="Times New Roman" w:eastAsia="新細明體" w:hAnsi="Times New Roman"/>
               </w:rPr>
             </w:pPr>
-            <w:proofErr w:type="spellStart"/>
             <w:r>
               <w:rPr>
                 <w:rFonts w:ascii="Times New Roman" w:eastAsia="新細明體" w:hAnsi="Times New Roman"/>
@@ -1177,17 +1116,7 @@
                 <w:szCs w:val="20"/>
                 <w:shd w:val="clear" w:color="auto" w:fill="EEEEEE"/>
               </w:rPr>
-              <w:t>venv</w:t>
-            </w:r>
-            <w:proofErr w:type="spellEnd"/>
-            <w:r>
-              <w:rPr>
-                <w:rFonts w:ascii="Times New Roman" w:eastAsia="新細明體" w:hAnsi="Times New Roman"/>
-                <w:sz w:val="20"/>
-                <w:szCs w:val="20"/>
-                <w:shd w:val="clear" w:color="auto" w:fill="EEEEEE"/>
-              </w:rPr>
-              <w:t>\Scripts\activate</w:t>
+              <w:t>venv\Scripts\activate</w:t>
             </w:r>
           </w:p>
         </w:tc>
@@ -1250,7 +1179,6 @@
                 <w:rFonts w:ascii="Times New Roman" w:eastAsia="新細明體" w:hAnsi="Times New Roman"/>
               </w:rPr>
             </w:pPr>
-            <w:proofErr w:type="spellStart"/>
             <w:r>
               <w:rPr>
                 <w:rFonts w:ascii="Times New Roman" w:eastAsia="新細明體" w:hAnsi="Times New Roman"/>
@@ -1258,17 +1186,7 @@
                 <w:szCs w:val="20"/>
                 <w:shd w:val="clear" w:color="auto" w:fill="EEEEEE"/>
               </w:rPr>
-              <w:t>venv</w:t>
-            </w:r>
-            <w:proofErr w:type="spellEnd"/>
-            <w:r>
-              <w:rPr>
-                <w:rFonts w:ascii="Times New Roman" w:eastAsia="新細明體" w:hAnsi="Times New Roman"/>
-                <w:sz w:val="20"/>
-                <w:szCs w:val="20"/>
-                <w:shd w:val="clear" w:color="auto" w:fill="EEEEEE"/>
-              </w:rPr>
-              <w:t>\Scripts\activate</w:t>
+              <w:t>venv\Scripts\activate</w:t>
             </w:r>
           </w:p>
         </w:tc>
@@ -1338,27 +1256,7 @@
                 <w:szCs w:val="20"/>
                 <w:shd w:val="clear" w:color="auto" w:fill="EEEEEE"/>
               </w:rPr>
-              <w:t xml:space="preserve">source </w:t>
-            </w:r>
-            <w:proofErr w:type="spellStart"/>
-            <w:r>
-              <w:rPr>
-                <w:rFonts w:ascii="Times New Roman" w:eastAsia="新細明體" w:hAnsi="Times New Roman"/>
-                <w:sz w:val="20"/>
-                <w:szCs w:val="20"/>
-                <w:shd w:val="clear" w:color="auto" w:fill="EEEEEE"/>
-              </w:rPr>
-              <w:t>venv</w:t>
-            </w:r>
-            <w:proofErr w:type="spellEnd"/>
-            <w:r>
-              <w:rPr>
-                <w:rFonts w:ascii="Times New Roman" w:eastAsia="新細明體" w:hAnsi="Times New Roman"/>
-                <w:sz w:val="20"/>
-                <w:szCs w:val="20"/>
-                <w:shd w:val="clear" w:color="auto" w:fill="EEEEEE"/>
-              </w:rPr>
-              <w:t>/bin/activate</w:t>
+              <w:t>source venv/bin/activate</w:t>
             </w:r>
           </w:p>
         </w:tc>
@@ -1398,27 +1296,7 @@
           <w:szCs w:val="20"/>
           <w:shd w:val="clear" w:color="auto" w:fill="EEEEEE"/>
         </w:rPr>
-        <w:t>(</w:t>
-      </w:r>
-      <w:proofErr w:type="spellStart"/>
-      <w:r>
-        <w:rPr>
-          <w:rFonts w:ascii="Times New Roman" w:eastAsia="新細明體" w:hAnsi="Times New Roman"/>
-          <w:sz w:val="20"/>
-          <w:szCs w:val="20"/>
-          <w:shd w:val="clear" w:color="auto" w:fill="EEEEEE"/>
-        </w:rPr>
-        <w:t>venv</w:t>
-      </w:r>
-      <w:proofErr w:type="spellEnd"/>
-      <w:r>
-        <w:rPr>
-          <w:rFonts w:ascii="Times New Roman" w:eastAsia="新細明體" w:hAnsi="Times New Roman"/>
-          <w:sz w:val="20"/>
-          <w:szCs w:val="20"/>
-          <w:shd w:val="clear" w:color="auto" w:fill="EEEEEE"/>
-        </w:rPr>
-        <w:t>)</w:t>
+        <w:t>(venv)</w:t>
       </w:r>
       <w:r>
         <w:rPr>
@@ -1464,59 +1342,8 @@
           <w:szCs w:val="20"/>
           <w:shd w:val="clear" w:color="auto" w:fill="EEEEEE"/>
         </w:rPr>
-        <w:t>Set-</w:t>
-      </w:r>
-      <w:proofErr w:type="spellStart"/>
-      <w:r>
-        <w:rPr>
-          <w:rFonts w:ascii="Times New Roman" w:eastAsia="新細明體" w:hAnsi="Times New Roman"/>
-          <w:sz w:val="20"/>
-          <w:szCs w:val="20"/>
-          <w:shd w:val="clear" w:color="auto" w:fill="EEEEEE"/>
-        </w:rPr>
-        <w:t>ExecutionPolicy</w:t>
-      </w:r>
-      <w:proofErr w:type="spellEnd"/>
-      <w:r>
-        <w:rPr>
-          <w:rFonts w:ascii="Times New Roman" w:eastAsia="新細明體" w:hAnsi="Times New Roman"/>
-          <w:sz w:val="20"/>
-          <w:szCs w:val="20"/>
-          <w:shd w:val="clear" w:color="auto" w:fill="EEEEEE"/>
-        </w:rPr>
-        <w:t xml:space="preserve"> -Scope </w:t>
-      </w:r>
-      <w:proofErr w:type="spellStart"/>
-      <w:r>
-        <w:rPr>
-          <w:rFonts w:ascii="Times New Roman" w:eastAsia="新細明體" w:hAnsi="Times New Roman"/>
-          <w:sz w:val="20"/>
-          <w:szCs w:val="20"/>
-          <w:shd w:val="clear" w:color="auto" w:fill="EEEEEE"/>
-        </w:rPr>
-        <w:t>CurrentUser</w:t>
-      </w:r>
-      <w:proofErr w:type="spellEnd"/>
-      <w:r>
-        <w:rPr>
-          <w:rFonts w:ascii="Times New Roman" w:eastAsia="新細明體" w:hAnsi="Times New Roman"/>
-          <w:sz w:val="20"/>
-          <w:szCs w:val="20"/>
-          <w:shd w:val="clear" w:color="auto" w:fill="EEEEEE"/>
-        </w:rPr>
-        <w:t xml:space="preserve"> </w:t>
-      </w:r>
-      <w:proofErr w:type="spellStart"/>
-      <w:r>
-        <w:rPr>
-          <w:rFonts w:ascii="Times New Roman" w:eastAsia="新細明體" w:hAnsi="Times New Roman"/>
-          <w:sz w:val="20"/>
-          <w:szCs w:val="20"/>
-          <w:shd w:val="clear" w:color="auto" w:fill="EEEEEE"/>
-        </w:rPr>
-        <w:t>RemoteSigned</w:t>
-      </w:r>
-      <w:proofErr w:type="spellEnd"/>
+        <w:t>Set-ExecutionPolicy -Scope CurrentUser RemoteSigned</w:t>
+      </w:r>
       <w:r>
         <w:rPr>
           <w:rFonts w:ascii="Times New Roman" w:eastAsia="新細明體" w:hAnsi="Times New Roman"/>
@@ -1760,17 +1587,8 @@
           <w:rFonts w:ascii="Times New Roman" w:eastAsia="新細明體" w:hAnsi="Times New Roman"/>
           <w:color w:val="auto"/>
         </w:rPr>
-        <w:t xml:space="preserve"> </w:t>
-      </w:r>
-      <w:proofErr w:type="spellStart"/>
-      <w:r>
-        <w:rPr>
-          <w:rFonts w:ascii="Times New Roman" w:eastAsia="新細明體" w:hAnsi="Times New Roman"/>
-          <w:color w:val="auto"/>
-        </w:rPr>
-        <w:t>ultralytics</w:t>
-      </w:r>
-      <w:proofErr w:type="spellEnd"/>
+        <w:t xml:space="preserve"> ultralytics</w:t>
+      </w:r>
       <w:r>
         <w:rPr>
           <w:rFonts w:ascii="Times New Roman" w:eastAsia="新細明體" w:hAnsi="Times New Roman"/>
@@ -1778,7 +1596,6 @@
         </w:rPr>
         <w:t>、</w:t>
       </w:r>
-      <w:proofErr w:type="spellStart"/>
       <w:r>
         <w:rPr>
           <w:rFonts w:ascii="Times New Roman" w:eastAsia="新細明體" w:hAnsi="Times New Roman"/>
@@ -1786,7 +1603,6 @@
         </w:rPr>
         <w:t>labelme</w:t>
       </w:r>
-      <w:proofErr w:type="spellEnd"/>
       <w:r>
         <w:rPr>
           <w:rFonts w:ascii="Times New Roman" w:eastAsia="新細明體" w:hAnsi="Times New Roman"/>
@@ -1809,6 +1625,24 @@
           <w:rFonts w:ascii="Times New Roman" w:eastAsia="新細明體" w:hAnsi="Times New Roman"/>
         </w:rPr>
       </w:pPr>
+      <w:r>
+        <w:rPr>
+          <w:rFonts w:ascii="Times New Roman" w:eastAsia="新細明體" w:hAnsi="Times New Roman" w:hint="eastAsia"/>
+        </w:rPr>
+        <w:t>進入</w:t>
+      </w:r>
+      <w:r>
+        <w:rPr>
+          <w:rFonts w:ascii="Times New Roman" w:eastAsia="新細明體" w:hAnsi="Times New Roman" w:hint="eastAsia"/>
+        </w:rPr>
+        <w:t>CMD mode</w:t>
+      </w:r>
+      <w:r>
+        <w:rPr>
+          <w:rFonts w:ascii="Times New Roman" w:eastAsia="新細明體" w:hAnsi="Times New Roman" w:hint="eastAsia"/>
+        </w:rPr>
+        <w:t>，再</w:t>
+      </w:r>
       <w:r>
         <w:rPr>
           <w:rFonts w:ascii="Times New Roman" w:eastAsia="新細明體" w:hAnsi="Times New Roman"/>
@@ -1828,27 +1662,7 @@
           <w:szCs w:val="20"/>
           <w:shd w:val="clear" w:color="auto" w:fill="EEEEEE"/>
         </w:rPr>
-        <w:t>(</w:t>
-      </w:r>
-      <w:proofErr w:type="spellStart"/>
-      <w:r>
-        <w:rPr>
-          <w:rFonts w:ascii="Times New Roman" w:eastAsia="新細明體" w:hAnsi="Times New Roman"/>
-          <w:sz w:val="20"/>
-          <w:szCs w:val="20"/>
-          <w:shd w:val="clear" w:color="auto" w:fill="EEEEEE"/>
-        </w:rPr>
-        <w:t>venv</w:t>
-      </w:r>
-      <w:proofErr w:type="spellEnd"/>
-      <w:r>
-        <w:rPr>
-          <w:rFonts w:ascii="Times New Roman" w:eastAsia="新細明體" w:hAnsi="Times New Roman"/>
-          <w:sz w:val="20"/>
-          <w:szCs w:val="20"/>
-          <w:shd w:val="clear" w:color="auto" w:fill="EEEEEE"/>
-        </w:rPr>
-        <w:t>)</w:t>
+        <w:t>(venv)</w:t>
       </w:r>
       <w:r>
         <w:rPr>
@@ -1884,16 +1698,24 @@
         </w:rPr>
         <w:t xml:space="preserve">pip install </w:t>
       </w:r>
-      <w:proofErr w:type="spellStart"/>
-      <w:r>
-        <w:rPr>
-          <w:rFonts w:ascii="Times New Roman" w:eastAsia="新細明體" w:hAnsi="Times New Roman"/>
-          <w:sz w:val="19"/>
-          <w:szCs w:val="19"/>
-        </w:rPr>
-        <w:t>ultralytics</w:t>
-      </w:r>
-      <w:proofErr w:type="spellEnd"/>
+      <w:r>
+        <w:rPr>
+          <w:rFonts w:ascii="Times New Roman" w:eastAsia="新細明體" w:hAnsi="Times New Roman"/>
+          <w:color w:val="4472C4" w:themeColor="accent1"/>
+          <w:sz w:val="19"/>
+          <w:szCs w:val="19"/>
+        </w:rPr>
+        <w:t xml:space="preserve">ultralytics </w:t>
+      </w:r>
+      <w:r>
+        <w:rPr>
+          <w:rFonts w:ascii="Times New Roman" w:eastAsia="新細明體" w:hAnsi="Times New Roman"/>
+          <w:color w:val="ED7D31" w:themeColor="accent2"/>
+          <w:sz w:val="19"/>
+          <w:szCs w:val="19"/>
+        </w:rPr>
+        <w:t>labelme</w:t>
+      </w:r>
       <w:r>
         <w:rPr>
           <w:rFonts w:ascii="Times New Roman" w:eastAsia="新細明體" w:hAnsi="Times New Roman"/>
@@ -1902,23 +1724,14 @@
         </w:rPr>
         <w:t xml:space="preserve"> </w:t>
       </w:r>
-      <w:proofErr w:type="spellStart"/>
-      <w:r>
-        <w:rPr>
-          <w:rFonts w:ascii="Times New Roman" w:eastAsia="新細明體" w:hAnsi="Times New Roman"/>
-          <w:sz w:val="19"/>
-          <w:szCs w:val="19"/>
-        </w:rPr>
-        <w:t>labelme</w:t>
-      </w:r>
-      <w:proofErr w:type="spellEnd"/>
-      <w:r>
-        <w:rPr>
-          <w:rFonts w:ascii="Times New Roman" w:eastAsia="新細明體" w:hAnsi="Times New Roman"/>
-          <w:sz w:val="19"/>
-          <w:szCs w:val="19"/>
-        </w:rPr>
-        <w:t xml:space="preserve"> labelme2yolo</w:t>
+      <w:r>
+        <w:rPr>
+          <w:rFonts w:ascii="Times New Roman" w:eastAsia="新細明體" w:hAnsi="Times New Roman"/>
+          <w:color w:val="4472C4" w:themeColor="accent1"/>
+          <w:sz w:val="19"/>
+          <w:szCs w:val="19"/>
+        </w:rPr>
+        <w:t>labelme2yolo</w:t>
       </w:r>
     </w:p>
     <w:p>
@@ -1928,35 +1741,31 @@
           <w:rFonts w:ascii="Times New Roman" w:eastAsia="新細明體" w:hAnsi="Times New Roman"/>
         </w:rPr>
       </w:pPr>
-      <w:proofErr w:type="spellStart"/>
-      <w:r>
-        <w:rPr>
-          <w:rFonts w:ascii="Times New Roman" w:eastAsia="新細明體" w:hAnsi="Times New Roman"/>
-        </w:rPr>
-        <w:t>ultralytics</w:t>
-      </w:r>
-      <w:proofErr w:type="spellEnd"/>
-      <w:r>
-        <w:rPr>
-          <w:rFonts w:ascii="Times New Roman" w:eastAsia="新細明體" w:hAnsi="Times New Roman"/>
-        </w:rPr>
-        <w:t xml:space="preserve"> </w:t>
-      </w:r>
-      <w:r>
-        <w:rPr>
-          <w:rFonts w:ascii="Times New Roman" w:eastAsia="新細明體" w:hAnsi="Times New Roman" w:hint="eastAsia"/>
+      <w:r>
+        <w:rPr>
+          <w:rFonts w:ascii="Times New Roman" w:eastAsia="新細明體" w:hAnsi="Times New Roman"/>
+          <w:color w:val="FF0000"/>
+        </w:rPr>
+        <w:t xml:space="preserve">ultralytics </w:t>
+      </w:r>
+      <w:r>
+        <w:rPr>
+          <w:rFonts w:ascii="Times New Roman" w:eastAsia="新細明體" w:hAnsi="Times New Roman" w:hint="eastAsia"/>
+          <w:color w:val="FF0000"/>
         </w:rPr>
         <w:t>(YOLO</w:t>
       </w:r>
       <w:r>
         <w:rPr>
           <w:rFonts w:ascii="Times New Roman" w:eastAsia="新細明體" w:hAnsi="Times New Roman" w:hint="eastAsia"/>
+          <w:color w:val="FF0000"/>
         </w:rPr>
         <w:t>主程式</w:t>
       </w:r>
       <w:r>
         <w:rPr>
           <w:rFonts w:ascii="Times New Roman" w:eastAsia="新細明體" w:hAnsi="Times New Roman" w:hint="eastAsia"/>
+          <w:color w:val="FF0000"/>
         </w:rPr>
         <w:t>)</w:t>
       </w:r>
@@ -1970,16 +1779,8 @@
         <w:rPr>
           <w:rFonts w:ascii="Times New Roman" w:eastAsia="新細明體" w:hAnsi="Times New Roman"/>
         </w:rPr>
-        <w:t xml:space="preserve"> </w:t>
-      </w:r>
-      <w:proofErr w:type="spellStart"/>
-      <w:r>
-        <w:rPr>
-          <w:rFonts w:ascii="Times New Roman" w:eastAsia="新細明體" w:hAnsi="Times New Roman"/>
-        </w:rPr>
-        <w:t>PyTorch</w:t>
-      </w:r>
-      <w:proofErr w:type="spellEnd"/>
+        <w:t xml:space="preserve"> PyTorch</w:t>
+      </w:r>
       <w:r>
         <w:rPr>
           <w:rFonts w:ascii="Times New Roman" w:eastAsia="新細明體" w:hAnsi="Times New Roman"/>
@@ -2012,7 +1813,6 @@
         </w:rPr>
         <w:t>使用</w:t>
       </w:r>
-      <w:proofErr w:type="spellStart"/>
       <w:r>
         <w:rPr>
           <w:rFonts w:ascii="Times New Roman" w:eastAsia="新細明體" w:hAnsi="Times New Roman" w:hint="eastAsia"/>
@@ -2025,7 +1825,6 @@
         </w:rPr>
         <w:t>abelme</w:t>
       </w:r>
-      <w:proofErr w:type="spellEnd"/>
       <w:r>
         <w:rPr>
           <w:rFonts w:ascii="Times New Roman" w:eastAsia="新細明體" w:hAnsi="Times New Roman" w:hint="eastAsia"/>
@@ -2181,23 +1980,13 @@
           <w:rFonts w:ascii="Times New Roman" w:eastAsia="新細明體" w:hAnsi="Times New Roman"/>
         </w:rPr>
       </w:pPr>
-      <w:proofErr w:type="spellStart"/>
-      <w:r>
-        <w:rPr>
-          <w:rFonts w:ascii="Times New Roman" w:eastAsia="新細明體" w:hAnsi="Times New Roman"/>
-          <w:sz w:val="19"/>
-          <w:szCs w:val="19"/>
-        </w:rPr>
-        <w:t>labelme</w:t>
-      </w:r>
-      <w:proofErr w:type="spellEnd"/>
-      <w:r>
-        <w:rPr>
-          <w:rFonts w:ascii="Times New Roman" w:eastAsia="新細明體" w:hAnsi="Times New Roman"/>
-          <w:sz w:val="19"/>
-          <w:szCs w:val="19"/>
-        </w:rPr>
-        <w:t xml:space="preserve"> --version</w:t>
+      <w:r>
+        <w:rPr>
+          <w:rFonts w:ascii="Times New Roman" w:eastAsia="新細明體" w:hAnsi="Times New Roman"/>
+          <w:sz w:val="19"/>
+          <w:szCs w:val="19"/>
+        </w:rPr>
+        <w:t>labelme --version</w:t>
       </w:r>
     </w:p>
     <w:p>
@@ -2254,16 +2043,8 @@
         <w:rPr>
           <w:rFonts w:ascii="Times New Roman" w:eastAsia="新細明體" w:hAnsi="Times New Roman"/>
         </w:rPr>
-        <w:t xml:space="preserve"> </w:t>
-      </w:r>
-      <w:proofErr w:type="spellStart"/>
-      <w:r>
-        <w:rPr>
-          <w:rFonts w:ascii="Times New Roman" w:eastAsia="新細明體" w:hAnsi="Times New Roman"/>
-        </w:rPr>
-        <w:t>Ultralytics</w:t>
-      </w:r>
-      <w:proofErr w:type="spellEnd"/>
+        <w:t xml:space="preserve"> Ultralytics</w:t>
+      </w:r>
       <w:r>
         <w:rPr>
           <w:rFonts w:ascii="Times New Roman" w:eastAsia="新細明體" w:hAnsi="Times New Roman"/>
@@ -2282,19 +2063,11 @@
         </w:rPr>
         <w:t>、</w:t>
       </w:r>
-      <w:proofErr w:type="spellStart"/>
-      <w:r>
-        <w:rPr>
-          <w:rFonts w:ascii="Times New Roman" w:eastAsia="新細明體" w:hAnsi="Times New Roman"/>
-        </w:rPr>
-        <w:t>PyTorch</w:t>
-      </w:r>
-      <w:proofErr w:type="spellEnd"/>
-      <w:r>
-        <w:rPr>
-          <w:rFonts w:ascii="Times New Roman" w:eastAsia="新細明體" w:hAnsi="Times New Roman"/>
-        </w:rPr>
-        <w:t xml:space="preserve"> </w:t>
+      <w:r>
+        <w:rPr>
+          <w:rFonts w:ascii="Times New Roman" w:eastAsia="新細明體" w:hAnsi="Times New Roman"/>
+        </w:rPr>
+        <w:t xml:space="preserve">PyTorch </w:t>
       </w:r>
       <w:r>
         <w:rPr>
@@ -2332,21 +2105,7 @@
         <w:rPr>
           <w:rFonts w:ascii="Times New Roman" w:eastAsia="新細明體" w:hAnsi="Times New Roman"/>
         </w:rPr>
-        <w:t xml:space="preserve"> </w:t>
-      </w:r>
-      <w:proofErr w:type="spellStart"/>
-      <w:r>
-        <w:rPr>
-          <w:rFonts w:ascii="Times New Roman" w:eastAsia="新細明體" w:hAnsi="Times New Roman"/>
-        </w:rPr>
-        <w:t>labelme</w:t>
-      </w:r>
-      <w:proofErr w:type="spellEnd"/>
-      <w:r>
-        <w:rPr>
-          <w:rFonts w:ascii="Times New Roman" w:eastAsia="新細明體" w:hAnsi="Times New Roman"/>
-        </w:rPr>
-        <w:t xml:space="preserve"> </w:t>
+        <w:t xml:space="preserve"> labelme </w:t>
       </w:r>
       <w:r>
         <w:rPr>
@@ -2449,39 +2208,63 @@
         <w:rPr>
           <w:rFonts w:ascii="Times New Roman" w:eastAsia="新細明體" w:hAnsi="Times New Roman"/>
         </w:rPr>
-        <w:t xml:space="preserve"> </w:t>
-      </w:r>
-      <w:proofErr w:type="spellStart"/>
+        <w:t xml:space="preserve"> PyTorch </w:t>
+      </w:r>
+      <w:r>
+        <w:rPr>
+          <w:rFonts w:ascii="Times New Roman" w:eastAsia="新細明體" w:hAnsi="Times New Roman"/>
+        </w:rPr>
+        <w:t>預設是</w:t>
+      </w:r>
+      <w:r>
+        <w:rPr>
+          <w:rFonts w:ascii="Times New Roman" w:eastAsia="新細明體" w:hAnsi="Times New Roman"/>
+        </w:rPr>
+        <w:t xml:space="preserve"> CPU </w:t>
+      </w:r>
+      <w:r>
+        <w:rPr>
+          <w:rFonts w:ascii="Times New Roman" w:eastAsia="新細明體" w:hAnsi="Times New Roman"/>
+        </w:rPr>
+        <w:t>版。</w:t>
+      </w:r>
+    </w:p>
+    <w:p>
+      <w:pPr>
+        <w:spacing w:before="60" w:after="120"/>
+        <w:rPr>
+          <w:rFonts w:ascii="Times New Roman" w:eastAsia="新細明體" w:hAnsi="Times New Roman"/>
+        </w:rPr>
+      </w:pPr>
+      <w:r>
+        <w:rPr>
+          <w:rFonts w:ascii="Times New Roman" w:eastAsia="新細明體" w:hAnsi="Times New Roman" w:hint="eastAsia"/>
+        </w:rPr>
+        <w:t>以下指令檢查</w:t>
+      </w:r>
       <w:r>
         <w:rPr>
           <w:rFonts w:ascii="Times New Roman" w:eastAsia="新細明體" w:hAnsi="Times New Roman"/>
         </w:rPr>
         <w:t>PyTorch</w:t>
       </w:r>
-      <w:proofErr w:type="spellEnd"/>
-      <w:r>
-        <w:rPr>
-          <w:rFonts w:ascii="Times New Roman" w:eastAsia="新細明體" w:hAnsi="Times New Roman"/>
-        </w:rPr>
-        <w:t xml:space="preserve"> </w:t>
-      </w:r>
-      <w:r>
-        <w:rPr>
-          <w:rFonts w:ascii="Times New Roman" w:eastAsia="新細明體" w:hAnsi="Times New Roman"/>
-        </w:rPr>
-        <w:t>預設是</w:t>
-      </w:r>
-      <w:r>
-        <w:rPr>
-          <w:rFonts w:ascii="Times New Roman" w:eastAsia="新細明體" w:hAnsi="Times New Roman"/>
-        </w:rPr>
-        <w:t xml:space="preserve"> CPU </w:t>
-      </w:r>
-      <w:r>
-        <w:rPr>
-          <w:rFonts w:ascii="Times New Roman" w:eastAsia="新細明體" w:hAnsi="Times New Roman"/>
-        </w:rPr>
-        <w:t>版。</w:t>
+      <w:r>
+        <w:rPr>
+          <w:rFonts w:ascii="Times New Roman" w:eastAsia="新細明體" w:hAnsi="Times New Roman" w:hint="eastAsia"/>
+        </w:rPr>
+        <w:t>上面的</w:t>
+      </w:r>
+      <w:r>
+        <w:rPr>
+          <w:rFonts w:ascii="Times New Roman" w:eastAsia="新細明體" w:hAnsi="Times New Roman" w:hint="eastAsia"/>
+        </w:rPr>
+        <w:t>CUDA</w:t>
+      </w:r>
+      <w:r>
+        <w:rPr>
+          <w:rFonts w:ascii="Times New Roman" w:eastAsia="新細明體" w:hAnsi="Times New Roman" w:hint="eastAsia"/>
+        </w:rPr>
+        <w:t>是否有效</w:t>
       </w:r>
     </w:p>
     <w:p>
@@ -2495,56 +2278,6 @@
         <w:rPr>
           <w:rFonts w:ascii="Times New Roman" w:eastAsia="新細明體" w:hAnsi="Times New Roman" w:hint="eastAsia"/>
         </w:rPr>
-        <w:t>以下指令</w:t>
-      </w:r>
-      <w:r>
-        <w:rPr>
-          <w:rFonts w:ascii="Times New Roman" w:eastAsia="新細明體" w:hAnsi="Times New Roman" w:hint="eastAsia"/>
-        </w:rPr>
-        <w:t>檢查</w:t>
-      </w:r>
-      <w:r>
-        <w:rPr>
-          <w:rFonts w:ascii="Times New Roman" w:eastAsia="新細明體" w:hAnsi="Times New Roman" w:hint="eastAsia"/>
-        </w:rPr>
-        <w:t>t</w:t>
-      </w:r>
-      <w:r>
-        <w:rPr>
-          <w:rFonts w:ascii="Times New Roman" w:eastAsia="新細明體" w:hAnsi="Times New Roman"/>
-        </w:rPr>
-        <w:t>orch</w:t>
-      </w:r>
-      <w:r>
-        <w:rPr>
-          <w:rFonts w:ascii="Times New Roman" w:eastAsia="新細明體" w:hAnsi="Times New Roman" w:hint="eastAsia"/>
-        </w:rPr>
-        <w:t>上面的</w:t>
-      </w:r>
-      <w:r>
-        <w:rPr>
-          <w:rFonts w:ascii="Times New Roman" w:eastAsia="新細明體" w:hAnsi="Times New Roman" w:hint="eastAsia"/>
-        </w:rPr>
-        <w:t>CUDA</w:t>
-      </w:r>
-      <w:r>
-        <w:rPr>
-          <w:rFonts w:ascii="Times New Roman" w:eastAsia="新細明體" w:hAnsi="Times New Roman" w:hint="eastAsia"/>
-        </w:rPr>
-        <w:t>是否有效</w:t>
-      </w:r>
-    </w:p>
-    <w:p>
-      <w:pPr>
-        <w:spacing w:before="60" w:after="120"/>
-        <w:rPr>
-          <w:rFonts w:ascii="Times New Roman" w:eastAsia="新細明體" w:hAnsi="Times New Roman"/>
-        </w:rPr>
-      </w:pPr>
-      <w:r>
-        <w:rPr>
-          <w:rFonts w:ascii="Times New Roman" w:eastAsia="新細明體" w:hAnsi="Times New Roman" w:hint="eastAsia"/>
-        </w:rPr>
         <w:t>(</w:t>
       </w:r>
       <w:r>
@@ -2577,21 +2310,7 @@
         <w:rPr>
           <w:rFonts w:ascii="Times New Roman" w:eastAsia="新細明體" w:hAnsi="Times New Roman"/>
         </w:rPr>
-        <w:t xml:space="preserve"> </w:t>
-      </w:r>
-      <w:proofErr w:type="spellStart"/>
-      <w:r>
-        <w:rPr>
-          <w:rFonts w:ascii="Times New Roman" w:eastAsia="新細明體" w:hAnsi="Times New Roman"/>
-        </w:rPr>
-        <w:t>PyTorch</w:t>
-      </w:r>
-      <w:proofErr w:type="spellEnd"/>
-      <w:r>
-        <w:rPr>
-          <w:rFonts w:ascii="Times New Roman" w:eastAsia="新細明體" w:hAnsi="Times New Roman"/>
-        </w:rPr>
-        <w:t xml:space="preserve"> </w:t>
+        <w:t xml:space="preserve"> PyTorch </w:t>
       </w:r>
       <w:r>
         <w:rPr>
@@ -2603,13 +2322,7 @@
         <w:rPr>
           <w:rFonts w:ascii="Times New Roman" w:eastAsia="新細明體" w:hAnsi="Times New Roman"/>
         </w:rPr>
-        <w:t>NVIDIA</w:t>
-      </w:r>
-      <w:r>
-        <w:rPr>
-          <w:rFonts w:ascii="Times New Roman" w:eastAsia="新細明體" w:hAnsi="Times New Roman"/>
-        </w:rPr>
-        <w:t xml:space="preserve"> GPU</w:t>
+        <w:t>NVIDIA GPU</w:t>
       </w:r>
       <w:r>
         <w:rPr>
@@ -2637,16 +2350,7 @@
           <w:sz w:val="19"/>
           <w:szCs w:val="19"/>
         </w:rPr>
-        <w:t>python -c "import torch; print(</w:t>
-      </w:r>
-      <w:proofErr w:type="spellStart"/>
-      <w:r>
-        <w:rPr>
-          <w:rFonts w:ascii="Times New Roman" w:eastAsia="新細明體" w:hAnsi="Times New Roman"/>
-          <w:sz w:val="19"/>
-          <w:szCs w:val="19"/>
-        </w:rPr>
-        <w:t>torch.cuda.is_</w:t>
+        <w:t>python -c "import torch; print(torch.cuda.is_</w:t>
       </w:r>
       <w:proofErr w:type="gramStart"/>
       <w:r>
@@ -2655,126 +2359,117 @@
           <w:sz w:val="19"/>
           <w:szCs w:val="19"/>
         </w:rPr>
-        <w:t>available</w:t>
-      </w:r>
-      <w:proofErr w:type="spellEnd"/>
-      <w:r>
-        <w:rPr>
-          <w:rFonts w:ascii="Times New Roman" w:eastAsia="新細明體" w:hAnsi="Times New Roman"/>
-          <w:sz w:val="19"/>
-          <w:szCs w:val="19"/>
+        <w:t>available(</w:t>
+      </w:r>
+      <w:proofErr w:type="gramEnd"/>
+      <w:r>
+        <w:rPr>
+          <w:rFonts w:ascii="Times New Roman" w:eastAsia="新細明體" w:hAnsi="Times New Roman"/>
+          <w:sz w:val="19"/>
+          <w:szCs w:val="19"/>
+        </w:rPr>
+        <w:t>))"</w:t>
+      </w:r>
+    </w:p>
+    <w:p>
+      <w:pPr>
+        <w:spacing w:before="60" w:after="120"/>
+        <w:rPr>
+          <w:rFonts w:ascii="Times New Roman" w:eastAsia="新細明體" w:hAnsi="Times New Roman"/>
+        </w:rPr>
+      </w:pPr>
+    </w:p>
+    <w:p>
+      <w:pPr>
+        <w:spacing w:before="60" w:after="120"/>
+        <w:rPr>
+          <w:rFonts w:ascii="Times New Roman" w:eastAsia="新細明體" w:hAnsi="Times New Roman"/>
+        </w:rPr>
+      </w:pPr>
+      <w:r>
+        <w:rPr>
+          <w:rFonts w:ascii="Times New Roman" w:eastAsia="新細明體" w:hAnsi="Times New Roman"/>
+        </w:rPr>
+        <w:t>沒有</w:t>
+      </w:r>
+      <w:proofErr w:type="gramStart"/>
+      <w:r>
+        <w:rPr>
+          <w:rFonts w:ascii="Times New Roman" w:eastAsia="新細明體" w:hAnsi="Times New Roman"/>
+        </w:rPr>
+        <w:t>獨立顯卡</w:t>
+      </w:r>
+      <w:r>
+        <w:rPr>
+          <w:rFonts w:ascii="Times New Roman" w:eastAsia="新細明體" w:hAnsi="Times New Roman" w:hint="eastAsia"/>
+        </w:rPr>
+        <w:t>只</w:t>
+      </w:r>
+      <w:proofErr w:type="gramEnd"/>
+      <w:r>
+        <w:rPr>
+          <w:rFonts w:ascii="Times New Roman" w:eastAsia="新細明體" w:hAnsi="Times New Roman"/>
+        </w:rPr>
+        <w:t>能用</w:t>
+      </w:r>
+      <w:r>
+        <w:rPr>
+          <w:rFonts w:ascii="Times New Roman" w:eastAsia="新細明體" w:hAnsi="Times New Roman"/>
+        </w:rPr>
+        <w:t xml:space="preserve"> CPU </w:t>
+      </w:r>
+      <w:r>
+        <w:rPr>
+          <w:rFonts w:ascii="Times New Roman" w:eastAsia="新細明體" w:hAnsi="Times New Roman"/>
+        </w:rPr>
+        <w:t>訓練，速度較慢，小型示範資料集仍可完成。</w:t>
+      </w:r>
+    </w:p>
+    <w:p>
+      <w:pPr>
+        <w:spacing w:before="60" w:after="120"/>
+        <w:rPr>
+          <w:rFonts w:ascii="Times New Roman" w:eastAsia="新細明體" w:hAnsi="Times New Roman"/>
+        </w:rPr>
+      </w:pPr>
+      <w:r>
+        <w:rPr>
+          <w:rFonts w:ascii="Times New Roman" w:eastAsia="新細明體" w:hAnsi="Times New Roman" w:hint="eastAsia"/>
+        </w:rPr>
+        <w:t>若要</w:t>
+      </w:r>
+      <w:r>
+        <w:rPr>
+          <w:rFonts w:ascii="Times New Roman" w:eastAsia="新細明體" w:hAnsi="Times New Roman"/>
+        </w:rPr>
+        <w:t>使用</w:t>
+      </w:r>
+      <w:r>
+        <w:rPr>
+          <w:rFonts w:ascii="Times New Roman" w:eastAsia="新細明體" w:hAnsi="Times New Roman"/>
+        </w:rPr>
+        <w:t xml:space="preserve"> NVIDIA </w:t>
+      </w:r>
+      <w:proofErr w:type="gramStart"/>
+      <w:r>
+        <w:rPr>
+          <w:rFonts w:ascii="Times New Roman" w:eastAsia="新細明體" w:hAnsi="Times New Roman"/>
+        </w:rPr>
+        <w:t>顯卡訓練</w:t>
+      </w:r>
+      <w:proofErr w:type="gramEnd"/>
+      <w:r>
+        <w:rPr>
+          <w:rFonts w:ascii="Times New Roman" w:eastAsia="新細明體" w:hAnsi="Times New Roman" w:hint="eastAsia"/>
+        </w:rPr>
+        <w:t>就得先將</w:t>
+      </w:r>
+      <w:r>
+        <w:rPr>
+          <w:rFonts w:ascii="Times New Roman" w:eastAsia="新細明體" w:hAnsi="Times New Roman" w:hint="eastAsia"/>
         </w:rPr>
         <w:t>(</w:t>
       </w:r>
-      <w:proofErr w:type="gramEnd"/>
-      <w:r>
-        <w:rPr>
-          <w:rFonts w:ascii="Times New Roman" w:eastAsia="新細明體" w:hAnsi="Times New Roman"/>
-          <w:sz w:val="19"/>
-          <w:szCs w:val="19"/>
-        </w:rPr>
-        <w:t>))"</w:t>
-      </w:r>
-    </w:p>
-    <w:p>
-      <w:pPr>
-        <w:spacing w:before="60" w:after="120"/>
-        <w:rPr>
-          <w:rFonts w:ascii="Times New Roman" w:eastAsia="新細明體" w:hAnsi="Times New Roman"/>
-        </w:rPr>
-      </w:pPr>
-    </w:p>
-    <w:p>
-      <w:pPr>
-        <w:spacing w:before="60" w:after="120"/>
-        <w:rPr>
-          <w:rFonts w:ascii="Times New Roman" w:eastAsia="新細明體" w:hAnsi="Times New Roman"/>
-        </w:rPr>
-      </w:pPr>
-      <w:r>
-        <w:rPr>
-          <w:rFonts w:ascii="Times New Roman" w:eastAsia="新細明體" w:hAnsi="Times New Roman"/>
-        </w:rPr>
-        <w:t>沒有</w:t>
-      </w:r>
-      <w:proofErr w:type="gramStart"/>
-      <w:r>
-        <w:rPr>
-          <w:rFonts w:ascii="Times New Roman" w:eastAsia="新細明體" w:hAnsi="Times New Roman"/>
-        </w:rPr>
-        <w:t>獨立顯卡</w:t>
-      </w:r>
-      <w:r>
-        <w:rPr>
-          <w:rFonts w:ascii="Times New Roman" w:eastAsia="新細明體" w:hAnsi="Times New Roman" w:hint="eastAsia"/>
-        </w:rPr>
-        <w:t>只</w:t>
-      </w:r>
-      <w:proofErr w:type="gramEnd"/>
-      <w:r>
-        <w:rPr>
-          <w:rFonts w:ascii="Times New Roman" w:eastAsia="新細明體" w:hAnsi="Times New Roman"/>
-        </w:rPr>
-        <w:t>能用</w:t>
-      </w:r>
-      <w:r>
-        <w:rPr>
-          <w:rFonts w:ascii="Times New Roman" w:eastAsia="新細明體" w:hAnsi="Times New Roman"/>
-        </w:rPr>
-        <w:t xml:space="preserve"> CPU </w:t>
-      </w:r>
-      <w:r>
-        <w:rPr>
-          <w:rFonts w:ascii="Times New Roman" w:eastAsia="新細明體" w:hAnsi="Times New Roman"/>
-        </w:rPr>
-        <w:t>訓練，速度較慢，小型示範資料集仍可完成。</w:t>
-      </w:r>
-    </w:p>
-    <w:p>
-      <w:pPr>
-        <w:spacing w:before="60" w:after="120"/>
-        <w:rPr>
-          <w:rFonts w:ascii="Times New Roman" w:eastAsia="新細明體" w:hAnsi="Times New Roman"/>
-        </w:rPr>
-      </w:pPr>
-      <w:r>
-        <w:rPr>
-          <w:rFonts w:ascii="Times New Roman" w:eastAsia="新細明體" w:hAnsi="Times New Roman" w:hint="eastAsia"/>
-        </w:rPr>
-        <w:t>若要</w:t>
-      </w:r>
-      <w:r>
-        <w:rPr>
-          <w:rFonts w:ascii="Times New Roman" w:eastAsia="新細明體" w:hAnsi="Times New Roman"/>
-        </w:rPr>
-        <w:t>使用</w:t>
-      </w:r>
-      <w:r>
-        <w:rPr>
-          <w:rFonts w:ascii="Times New Roman" w:eastAsia="新細明體" w:hAnsi="Times New Roman"/>
-        </w:rPr>
-        <w:t xml:space="preserve"> NVIDIA </w:t>
-      </w:r>
-      <w:proofErr w:type="gramStart"/>
-      <w:r>
-        <w:rPr>
-          <w:rFonts w:ascii="Times New Roman" w:eastAsia="新細明體" w:hAnsi="Times New Roman"/>
-        </w:rPr>
-        <w:t>顯卡訓練</w:t>
-      </w:r>
-      <w:proofErr w:type="gramEnd"/>
-      <w:r>
-        <w:rPr>
-          <w:rFonts w:ascii="Times New Roman" w:eastAsia="新細明體" w:hAnsi="Times New Roman" w:hint="eastAsia"/>
-        </w:rPr>
-        <w:t>就得先將</w:t>
-      </w:r>
-      <w:r>
-        <w:rPr>
-          <w:rFonts w:ascii="Times New Roman" w:eastAsia="新細明體" w:hAnsi="Times New Roman" w:hint="eastAsia"/>
-        </w:rPr>
-        <w:t>(</w:t>
-      </w:r>
       <w:r>
         <w:rPr>
           <w:rFonts w:ascii="Times New Roman" w:eastAsia="新細明體" w:hAnsi="Times New Roman" w:hint="eastAsia"/>
@@ -2805,28 +2500,24 @@
         </w:rPr>
         <w:t>、</w:t>
       </w:r>
-      <w:proofErr w:type="spellStart"/>
       <w:r>
         <w:rPr>
           <w:rFonts w:ascii="Times New Roman" w:eastAsia="新細明體" w:hAnsi="Times New Roman"/>
         </w:rPr>
         <w:t>torchvision</w:t>
       </w:r>
-      <w:proofErr w:type="spellEnd"/>
       <w:r>
         <w:rPr>
           <w:rFonts w:ascii="Times New Roman" w:eastAsia="新細明體" w:hAnsi="Times New Roman" w:hint="eastAsia"/>
         </w:rPr>
         <w:t>、</w:t>
       </w:r>
-      <w:proofErr w:type="spellStart"/>
       <w:r>
         <w:rPr>
           <w:rFonts w:ascii="Times New Roman" w:eastAsia="新細明體" w:hAnsi="Times New Roman"/>
         </w:rPr>
         <w:t>torchaudio</w:t>
       </w:r>
-      <w:proofErr w:type="spellEnd"/>
       <w:r>
         <w:rPr>
           <w:rFonts w:ascii="Times New Roman" w:eastAsia="新細明體" w:hAnsi="Times New Roman" w:hint="eastAsia"/>
@@ -2873,43 +2564,7 @@
           <w:sz w:val="19"/>
           <w:szCs w:val="19"/>
         </w:rPr>
-        <w:t xml:space="preserve">pip uninstall torch </w:t>
-      </w:r>
-      <w:proofErr w:type="spellStart"/>
-      <w:r>
-        <w:rPr>
-          <w:rFonts w:ascii="Times New Roman" w:eastAsia="新細明體" w:hAnsi="Times New Roman"/>
-          <w:sz w:val="19"/>
-          <w:szCs w:val="19"/>
-        </w:rPr>
-        <w:t>torchvision</w:t>
-      </w:r>
-      <w:proofErr w:type="spellEnd"/>
-      <w:r>
-        <w:rPr>
-          <w:rFonts w:ascii="Times New Roman" w:eastAsia="新細明體" w:hAnsi="Times New Roman"/>
-          <w:sz w:val="19"/>
-          <w:szCs w:val="19"/>
-        </w:rPr>
-        <w:t xml:space="preserve"> </w:t>
-      </w:r>
-      <w:proofErr w:type="spellStart"/>
-      <w:r>
-        <w:rPr>
-          <w:rFonts w:ascii="Times New Roman" w:eastAsia="新細明體" w:hAnsi="Times New Roman"/>
-          <w:sz w:val="19"/>
-          <w:szCs w:val="19"/>
-        </w:rPr>
-        <w:t>torchaudio</w:t>
-      </w:r>
-      <w:proofErr w:type="spellEnd"/>
-      <w:r>
-        <w:rPr>
-          <w:rFonts w:ascii="Times New Roman" w:eastAsia="新細明體" w:hAnsi="Times New Roman"/>
-          <w:sz w:val="19"/>
-          <w:szCs w:val="19"/>
-        </w:rPr>
-        <w:t xml:space="preserve"> -y</w:t>
+        <w:t>pip uninstall torch torchvision torchaudio -y</w:t>
       </w:r>
     </w:p>
     <w:p>
@@ -3086,134 +2741,103 @@
         <w:rPr>
           <w:rFonts w:ascii="Times New Roman" w:eastAsia="新細明體" w:hAnsi="Times New Roman"/>
         </w:rPr>
+        <w:t xml:space="preserve"> torchvision</w:t>
+      </w:r>
+      <w:r>
+        <w:rPr>
+          <w:rFonts w:ascii="Times New Roman" w:eastAsia="新細明體" w:hAnsi="Times New Roman"/>
+        </w:rPr>
+        <w:t>。</w:t>
+      </w:r>
+    </w:p>
+    <w:p>
+      <w:pPr>
+        <w:pStyle w:val="1"/>
+        <w:rPr>
+          <w:rFonts w:ascii="Times New Roman" w:eastAsia="新細明體" w:hAnsi="Times New Roman"/>
+          <w:color w:val="auto"/>
+        </w:rPr>
+      </w:pPr>
+      <w:r>
+        <w:rPr>
+          <w:rFonts w:ascii="Times New Roman" w:eastAsia="新細明體" w:hAnsi="Times New Roman"/>
+          <w:color w:val="auto"/>
+        </w:rPr>
+        <w:t>步驟</w:t>
+      </w:r>
+      <w:r>
+        <w:rPr>
+          <w:rFonts w:ascii="Times New Roman" w:eastAsia="新細明體" w:hAnsi="Times New Roman"/>
+          <w:color w:val="auto"/>
+        </w:rPr>
+        <w:t xml:space="preserve"> 4</w:t>
+      </w:r>
+      <w:r>
+        <w:rPr>
+          <w:rFonts w:ascii="Times New Roman" w:eastAsia="新細明體" w:hAnsi="Times New Roman"/>
+          <w:color w:val="auto"/>
+        </w:rPr>
+        <w:t xml:space="preserve">　從</w:t>
+      </w:r>
+      <w:r>
+        <w:rPr>
+          <w:rFonts w:ascii="Times New Roman" w:eastAsia="新細明體" w:hAnsi="Times New Roman"/>
+          <w:color w:val="auto"/>
+        </w:rPr>
+        <w:t xml:space="preserve"> GitHub </w:t>
+      </w:r>
+      <w:r>
+        <w:rPr>
+          <w:rFonts w:ascii="Times New Roman" w:eastAsia="新細明體" w:hAnsi="Times New Roman"/>
+          <w:color w:val="auto"/>
+        </w:rPr>
+        <w:t>下載專案</w:t>
+      </w:r>
+    </w:p>
+    <w:p>
+      <w:pPr>
+        <w:spacing w:before="60" w:after="120"/>
+        <w:rPr>
+          <w:rFonts w:ascii="Times New Roman" w:eastAsia="新細明體" w:hAnsi="Times New Roman"/>
+        </w:rPr>
+      </w:pPr>
+      <w:r>
+        <w:rPr>
+          <w:rFonts w:ascii="Times New Roman" w:eastAsia="新細明體" w:hAnsi="Times New Roman"/>
+        </w:rPr>
+        <w:t>本教材使用的專案放在</w:t>
+      </w:r>
+      <w:r>
+        <w:rPr>
+          <w:rFonts w:ascii="Times New Roman" w:eastAsia="新細明體" w:hAnsi="Times New Roman"/>
+        </w:rPr>
+        <w:t xml:space="preserve"> GitHub </w:t>
+      </w:r>
+      <w:r>
+        <w:rPr>
+          <w:rFonts w:ascii="Times New Roman" w:eastAsia="新細明體" w:hAnsi="Times New Roman"/>
+        </w:rPr>
+        <w:t>上。先把專案下載到電腦，後面標</w:t>
+      </w:r>
+      <w:proofErr w:type="gramStart"/>
+      <w:r>
+        <w:rPr>
+          <w:rFonts w:ascii="Times New Roman" w:eastAsia="新細明體" w:hAnsi="Times New Roman"/>
+        </w:rPr>
+        <w:t>註</w:t>
+      </w:r>
+      <w:proofErr w:type="gramEnd"/>
+      <w:r>
+        <w:rPr>
+          <w:rFonts w:ascii="Times New Roman" w:eastAsia="新細明體" w:hAnsi="Times New Roman"/>
+        </w:rPr>
+        <w:t>與訓練的步驟才有檔案可以使用。專案內的</w:t>
+      </w:r>
+      <w:r>
+        <w:rPr>
+          <w:rFonts w:ascii="Times New Roman" w:eastAsia="新細明體" w:hAnsi="Times New Roman"/>
+        </w:rPr>
         <w:t xml:space="preserve"> </w:t>
-      </w:r>
-      <w:proofErr w:type="spellStart"/>
-      <w:r>
-        <w:rPr>
-          <w:rFonts w:ascii="Times New Roman" w:eastAsia="新細明體" w:hAnsi="Times New Roman"/>
-        </w:rPr>
-        <w:t>torchvision</w:t>
-      </w:r>
-      <w:proofErr w:type="spellEnd"/>
-      <w:r>
-        <w:rPr>
-          <w:rFonts w:ascii="Times New Roman" w:eastAsia="新細明體" w:hAnsi="Times New Roman"/>
-        </w:rPr>
-        <w:t>。</w:t>
-      </w:r>
-    </w:p>
-    <w:p>
-      <w:pPr>
-        <w:pStyle w:val="1"/>
-        <w:rPr>
-          <w:rFonts w:ascii="Times New Roman" w:eastAsia="新細明體" w:hAnsi="Times New Roman"/>
-          <w:color w:val="auto"/>
-        </w:rPr>
-      </w:pPr>
-      <w:r>
-        <w:rPr>
-          <w:rFonts w:ascii="Times New Roman" w:eastAsia="新細明體" w:hAnsi="Times New Roman"/>
-          <w:color w:val="auto"/>
-        </w:rPr>
-        <w:t>步驟</w:t>
-      </w:r>
-      <w:r>
-        <w:rPr>
-          <w:rFonts w:ascii="Times New Roman" w:eastAsia="新細明體" w:hAnsi="Times New Roman"/>
-          <w:color w:val="auto"/>
-        </w:rPr>
-        <w:t xml:space="preserve"> 4</w:t>
-      </w:r>
-      <w:r>
-        <w:rPr>
-          <w:rFonts w:ascii="Times New Roman" w:eastAsia="新細明體" w:hAnsi="Times New Roman"/>
-          <w:color w:val="auto"/>
-        </w:rPr>
-        <w:t xml:space="preserve">　使用</w:t>
-      </w:r>
-      <w:r>
-        <w:rPr>
-          <w:rFonts w:ascii="Times New Roman" w:eastAsia="新細明體" w:hAnsi="Times New Roman"/>
-          <w:color w:val="auto"/>
-        </w:rPr>
-        <w:t xml:space="preserve"> </w:t>
-      </w:r>
-      <w:proofErr w:type="spellStart"/>
-      <w:r>
-        <w:rPr>
-          <w:rFonts w:ascii="Times New Roman" w:eastAsia="新細明體" w:hAnsi="Times New Roman"/>
-          <w:color w:val="auto"/>
-        </w:rPr>
-        <w:t>Labelme</w:t>
-      </w:r>
-      <w:proofErr w:type="spellEnd"/>
-      <w:r>
-        <w:rPr>
-          <w:rFonts w:ascii="Times New Roman" w:eastAsia="新細明體" w:hAnsi="Times New Roman"/>
-          <w:color w:val="auto"/>
-        </w:rPr>
-        <w:t xml:space="preserve"> </w:t>
-      </w:r>
-      <w:r>
-        <w:rPr>
-          <w:rFonts w:ascii="Times New Roman" w:eastAsia="新細明體" w:hAnsi="Times New Roman"/>
-          <w:color w:val="auto"/>
-        </w:rPr>
-        <w:t>標</w:t>
-      </w:r>
-      <w:proofErr w:type="gramStart"/>
-      <w:r>
-        <w:rPr>
-          <w:rFonts w:ascii="Times New Roman" w:eastAsia="新細明體" w:hAnsi="Times New Roman"/>
-          <w:color w:val="auto"/>
-        </w:rPr>
-        <w:t>註</w:t>
-      </w:r>
-      <w:proofErr w:type="gramEnd"/>
-      <w:r>
-        <w:rPr>
-          <w:rFonts w:ascii="Times New Roman" w:eastAsia="新細明體" w:hAnsi="Times New Roman"/>
-          <w:color w:val="auto"/>
-        </w:rPr>
-        <w:t>資料</w:t>
-      </w:r>
-    </w:p>
-    <w:p>
-      <w:pPr>
-        <w:pStyle w:val="2"/>
-        <w:rPr>
-          <w:rFonts w:ascii="Times New Roman" w:eastAsia="新細明體" w:hAnsi="Times New Roman"/>
-          <w:color w:val="auto"/>
-        </w:rPr>
-      </w:pPr>
-      <w:r>
-        <w:rPr>
-          <w:rFonts w:ascii="Times New Roman" w:eastAsia="新細明體" w:hAnsi="Times New Roman"/>
-          <w:color w:val="auto"/>
-        </w:rPr>
-        <w:t>4-1</w:t>
-      </w:r>
-      <w:r>
-        <w:rPr>
-          <w:rFonts w:ascii="Times New Roman" w:eastAsia="新細明體" w:hAnsi="Times New Roman"/>
-          <w:color w:val="auto"/>
-        </w:rPr>
-        <w:t xml:space="preserve">　準備圖片</w:t>
-      </w:r>
-    </w:p>
-    <w:p>
-      <w:pPr>
-        <w:spacing w:before="60" w:after="120"/>
-        <w:rPr>
-          <w:rFonts w:ascii="Times New Roman" w:eastAsia="新細明體" w:hAnsi="Times New Roman"/>
-        </w:rPr>
-      </w:pPr>
-      <w:r>
-        <w:rPr>
-          <w:rFonts w:ascii="Times New Roman" w:eastAsia="新細明體" w:hAnsi="Times New Roman"/>
-        </w:rPr>
-        <w:t>在專案資料夾內建立</w:t>
       </w:r>
       <w:r>
         <w:rPr>
@@ -3228,7 +2852,25 @@
         <w:rPr>
           <w:rFonts w:ascii="Times New Roman" w:eastAsia="新細明體" w:hAnsi="Times New Roman"/>
         </w:rPr>
-        <w:t>資料夾，放入要標</w:t>
+        <w:t xml:space="preserve"> </w:t>
+      </w:r>
+      <w:r>
+        <w:rPr>
+          <w:rFonts w:ascii="Times New Roman" w:eastAsia="新細明體" w:hAnsi="Times New Roman"/>
+        </w:rPr>
+        <w:t>資料夾，會在步驟</w:t>
+      </w:r>
+      <w:r>
+        <w:rPr>
+          <w:rFonts w:ascii="Times New Roman" w:eastAsia="新細明體" w:hAnsi="Times New Roman"/>
+        </w:rPr>
+        <w:t xml:space="preserve"> 5 </w:t>
+      </w:r>
+      <w:r>
+        <w:rPr>
+          <w:rFonts w:ascii="Times New Roman" w:eastAsia="新細明體" w:hAnsi="Times New Roman"/>
+        </w:rPr>
+        <w:t>用來存放要標</w:t>
       </w:r>
       <w:proofErr w:type="gramStart"/>
       <w:r>
@@ -3242,39 +2884,7 @@
         <w:rPr>
           <w:rFonts w:ascii="Times New Roman" w:eastAsia="新細明體" w:hAnsi="Times New Roman"/>
         </w:rPr>
-        <w:t>的圖片（</w:t>
-      </w:r>
-      <w:r>
-        <w:rPr>
-          <w:rFonts w:ascii="Times New Roman" w:eastAsia="新細明體" w:hAnsi="Times New Roman"/>
-        </w:rPr>
-        <w:t xml:space="preserve">jpg </w:t>
-      </w:r>
-      <w:r>
-        <w:rPr>
-          <w:rFonts w:ascii="Times New Roman" w:eastAsia="新細明體" w:hAnsi="Times New Roman"/>
-        </w:rPr>
-        <w:t>或</w:t>
-      </w:r>
-      <w:r>
-        <w:rPr>
-          <w:rFonts w:ascii="Times New Roman" w:eastAsia="新細明體" w:hAnsi="Times New Roman"/>
-        </w:rPr>
-        <w:t xml:space="preserve"> </w:t>
-      </w:r>
-      <w:proofErr w:type="spellStart"/>
-      <w:r>
-        <w:rPr>
-          <w:rFonts w:ascii="Times New Roman" w:eastAsia="新細明體" w:hAnsi="Times New Roman"/>
-        </w:rPr>
-        <w:t>png</w:t>
-      </w:r>
-      <w:proofErr w:type="spellEnd"/>
-      <w:r>
-        <w:rPr>
-          <w:rFonts w:ascii="Times New Roman" w:eastAsia="新細明體" w:hAnsi="Times New Roman"/>
-        </w:rPr>
-        <w:t>）。檔名建議只用英文與數字，避免空白與特殊符號。</w:t>
+        <w:t>的圖片。</w:t>
       </w:r>
     </w:p>
     <w:p>
@@ -3290,99 +2900,40 @@
           <w:rFonts w:ascii="Times New Roman" w:eastAsia="新細明體" w:hAnsi="Times New Roman"/>
           <w:color w:val="auto"/>
         </w:rPr>
-        <w:t>4-2</w:t>
-      </w:r>
-      <w:r>
-        <w:rPr>
-          <w:rFonts w:ascii="Times New Roman" w:eastAsia="新細明體" w:hAnsi="Times New Roman"/>
-          <w:color w:val="auto"/>
-        </w:rPr>
-        <w:t xml:space="preserve">　開啟</w:t>
-      </w:r>
-      <w:r>
-        <w:rPr>
-          <w:rFonts w:ascii="Times New Roman" w:eastAsia="新細明體" w:hAnsi="Times New Roman"/>
-          <w:color w:val="auto"/>
-        </w:rPr>
-        <w:t xml:space="preserve"> </w:t>
-      </w:r>
-      <w:proofErr w:type="spellStart"/>
-      <w:r>
-        <w:rPr>
-          <w:rFonts w:ascii="Times New Roman" w:eastAsia="新細明體" w:hAnsi="Times New Roman"/>
-          <w:color w:val="auto"/>
-        </w:rPr>
-        <w:t>Labelme</w:t>
-      </w:r>
-      <w:proofErr w:type="spellEnd"/>
-      <w:r>
-        <w:rPr>
-          <w:rFonts w:ascii="Times New Roman" w:eastAsia="新細明體" w:hAnsi="Times New Roman"/>
-          <w:color w:val="auto"/>
-        </w:rPr>
-        <w:t xml:space="preserve"> </w:t>
-      </w:r>
-      <w:r>
-        <w:rPr>
-          <w:rFonts w:ascii="Times New Roman" w:eastAsia="新細明體" w:hAnsi="Times New Roman"/>
-          <w:color w:val="auto"/>
-        </w:rPr>
-        <w:t>並</w:t>
-      </w:r>
-      <w:r>
-        <w:rPr>
-          <w:rFonts w:ascii="Times New Roman" w:eastAsia="新細明體" w:hAnsi="Times New Roman" w:hint="eastAsia"/>
-          <w:color w:val="auto"/>
-        </w:rPr>
-        <w:t>指定</w:t>
-      </w:r>
-      <w:r>
-        <w:rPr>
-          <w:rFonts w:ascii="Times New Roman" w:eastAsia="新細明體" w:hAnsi="Times New Roman" w:hint="eastAsia"/>
-          <w:color w:val="auto"/>
-        </w:rPr>
-        <w:t>(</w:t>
-      </w:r>
-      <w:r>
-        <w:rPr>
-          <w:rFonts w:ascii="Times New Roman" w:eastAsia="新細明體" w:hAnsi="Times New Roman" w:hint="eastAsia"/>
-          <w:color w:val="auto"/>
-        </w:rPr>
-        <w:t>載入</w:t>
-      </w:r>
-      <w:r>
-        <w:rPr>
-          <w:rFonts w:ascii="Times New Roman" w:eastAsia="新細明體" w:hAnsi="Times New Roman" w:hint="eastAsia"/>
-          <w:color w:val="auto"/>
-        </w:rPr>
-        <w:t>)</w:t>
-      </w:r>
-      <w:r>
-        <w:rPr>
-          <w:rFonts w:ascii="Times New Roman" w:eastAsia="新細明體" w:hAnsi="Times New Roman"/>
-          <w:color w:val="auto"/>
-        </w:rPr>
-        <w:t>資料夾</w:t>
-      </w:r>
-    </w:p>
-    <w:p>
-      <w:pPr>
-        <w:pStyle w:val="a4"/>
-        <w:keepNext/>
-        <w:numPr>
-          <w:ilvl w:val="0"/>
-          <w:numId w:val="3"/>
-        </w:numPr>
-        <w:spacing w:before="60" w:after="100"/>
-        <w:rPr>
-          <w:rFonts w:ascii="Times New Roman" w:eastAsia="新細明體" w:hAnsi="Times New Roman"/>
-        </w:rPr>
-      </w:pPr>
-      <w:r>
-        <w:rPr>
-          <w:rFonts w:ascii="Times New Roman" w:eastAsia="新細明體" w:hAnsi="Times New Roman"/>
-        </w:rPr>
-        <w:t>在已啟動虛擬環境的命令列執行：</w:t>
+        <w:t>4-1</w:t>
+      </w:r>
+      <w:r>
+        <w:rPr>
+          <w:rFonts w:ascii="Times New Roman" w:eastAsia="新細明體" w:hAnsi="Times New Roman"/>
+          <w:color w:val="auto"/>
+        </w:rPr>
+        <w:t xml:space="preserve">　開啟專案頁面</w:t>
+      </w:r>
+    </w:p>
+    <w:p>
+      <w:pPr>
+        <w:spacing w:before="60" w:after="120"/>
+        <w:rPr>
+          <w:rFonts w:ascii="Times New Roman" w:eastAsia="新細明體" w:hAnsi="Times New Roman"/>
+        </w:rPr>
+      </w:pPr>
+      <w:r>
+        <w:rPr>
+          <w:rFonts w:ascii="Times New Roman" w:eastAsia="新細明體" w:hAnsi="Times New Roman"/>
+        </w:rPr>
+        <w:t>用瀏覽器開啟專案的</w:t>
+      </w:r>
+      <w:r>
+        <w:rPr>
+          <w:rFonts w:ascii="Times New Roman" w:eastAsia="新細明體" w:hAnsi="Times New Roman"/>
+        </w:rPr>
+        <w:t xml:space="preserve"> GitHub </w:t>
+      </w:r>
+      <w:r>
+        <w:rPr>
+          <w:rFonts w:ascii="Times New Roman" w:eastAsia="新細明體" w:hAnsi="Times New Roman"/>
+        </w:rPr>
+        <w:t>網址：</w:t>
       </w:r>
     </w:p>
     <w:p>
@@ -3395,26 +2946,71 @@
         <w:spacing w:after="160" w:line="264" w:lineRule="auto"/>
         <w:ind w:left="200" w:right="100"/>
         <w:rPr>
-          <w:rFonts w:ascii="Times New Roman" w:eastAsia="新細明體" w:hAnsi="Times New Roman"/>
-        </w:rPr>
-      </w:pPr>
-      <w:proofErr w:type="spellStart"/>
-      <w:r>
-        <w:rPr>
-          <w:rFonts w:ascii="Times New Roman" w:eastAsia="新細明體" w:hAnsi="Times New Roman"/>
-          <w:sz w:val="19"/>
-          <w:szCs w:val="19"/>
-        </w:rPr>
-        <w:t>labelme</w:t>
-      </w:r>
-      <w:proofErr w:type="spellEnd"/>
+          <w:rFonts w:ascii="Times New Roman" w:eastAsia="新細明體" w:hAnsi="Times New Roman" w:hint="eastAsia"/>
+        </w:rPr>
+      </w:pPr>
+      <w:r>
+        <w:rPr>
+          <w:rFonts w:ascii="Times New Roman" w:eastAsia="新細明體" w:hAnsi="Times New Roman"/>
+          <w:color w:val="FF0000"/>
+          <w:sz w:val="19"/>
+          <w:szCs w:val="19"/>
+        </w:rPr>
+        <w:t>https://github.com/Terryaji133/bread</w:t>
+      </w:r>
+    </w:p>
+    <w:p>
+      <w:pPr>
+        <w:pStyle w:val="2"/>
+        <w:rPr>
+          <w:rFonts w:ascii="Times New Roman" w:eastAsia="新細明體" w:hAnsi="Times New Roman"/>
+          <w:color w:val="auto"/>
+        </w:rPr>
+      </w:pPr>
+      <w:r>
+        <w:rPr>
+          <w:rFonts w:ascii="Times New Roman" w:eastAsia="新細明體" w:hAnsi="Times New Roman"/>
+          <w:color w:val="auto"/>
+        </w:rPr>
+        <w:t>4-2</w:t>
+      </w:r>
+      <w:r>
+        <w:rPr>
+          <w:rFonts w:ascii="Times New Roman" w:eastAsia="新細明體" w:hAnsi="Times New Roman"/>
+          <w:color w:val="auto"/>
+        </w:rPr>
+        <w:t xml:space="preserve">　下載</w:t>
+      </w:r>
+      <w:r>
+        <w:rPr>
+          <w:rFonts w:ascii="Times New Roman" w:eastAsia="新細明體" w:hAnsi="Times New Roman"/>
+          <w:color w:val="auto"/>
+        </w:rPr>
+        <w:t xml:space="preserve"> ZIP </w:t>
+      </w:r>
+      <w:r>
+        <w:rPr>
+          <w:rFonts w:ascii="Times New Roman" w:eastAsia="新細明體" w:hAnsi="Times New Roman"/>
+          <w:color w:val="auto"/>
+        </w:rPr>
+        <w:t>壓縮</w:t>
+      </w:r>
+      <w:proofErr w:type="gramStart"/>
+      <w:r>
+        <w:rPr>
+          <w:rFonts w:ascii="Times New Roman" w:eastAsia="新細明體" w:hAnsi="Times New Roman"/>
+          <w:color w:val="auto"/>
+        </w:rPr>
+        <w:t>檔</w:t>
+      </w:r>
+      <w:proofErr w:type="gramEnd"/>
     </w:p>
     <w:p>
       <w:pPr>
         <w:pStyle w:val="a4"/>
         <w:numPr>
           <w:ilvl w:val="0"/>
-          <w:numId w:val="3"/>
+          <w:numId w:val="5"/>
         </w:numPr>
         <w:spacing w:before="60" w:after="100"/>
         <w:rPr>
@@ -3425,7 +3021,7 @@
         <w:rPr>
           <w:rFonts w:ascii="Times New Roman" w:eastAsia="新細明體" w:hAnsi="Times New Roman"/>
         </w:rPr>
-        <w:t>點選左上角</w:t>
+        <w:t>在專案頁面右上方，點選綠色的</w:t>
       </w:r>
       <w:r>
         <w:rPr>
@@ -3440,13 +3036,38 @@
           <w:szCs w:val="20"/>
           <w:shd w:val="clear" w:color="auto" w:fill="EEEEEE"/>
         </w:rPr>
-        <w:t>Open Dir</w:t>
-      </w:r>
-      <w:r>
-        <w:rPr>
-          <w:rFonts w:ascii="Times New Roman" w:eastAsia="新細明體" w:hAnsi="Times New Roman"/>
-        </w:rPr>
-        <w:t>，選擇</w:t>
+        <w:t>Code</w:t>
+      </w:r>
+      <w:r>
+        <w:rPr>
+          <w:rFonts w:ascii="Times New Roman" w:eastAsia="新細明體" w:hAnsi="Times New Roman"/>
+        </w:rPr>
+        <w:t xml:space="preserve"> </w:t>
+      </w:r>
+      <w:r>
+        <w:rPr>
+          <w:rFonts w:ascii="Times New Roman" w:eastAsia="新細明體" w:hAnsi="Times New Roman"/>
+        </w:rPr>
+        <w:t>按鈕。</w:t>
+      </w:r>
+    </w:p>
+    <w:p>
+      <w:pPr>
+        <w:pStyle w:val="a4"/>
+        <w:numPr>
+          <w:ilvl w:val="0"/>
+          <w:numId w:val="5"/>
+        </w:numPr>
+        <w:spacing w:before="60" w:after="100"/>
+        <w:rPr>
+          <w:rFonts w:ascii="Times New Roman" w:eastAsia="新細明體" w:hAnsi="Times New Roman"/>
+        </w:rPr>
+      </w:pPr>
+      <w:r>
+        <w:rPr>
+          <w:rFonts w:ascii="Times New Roman" w:eastAsia="新細明體" w:hAnsi="Times New Roman"/>
+        </w:rPr>
+        <w:t>在展開的選單中點選</w:t>
       </w:r>
       <w:r>
         <w:rPr>
@@ -3461,19 +3082,13 @@
           <w:szCs w:val="20"/>
           <w:shd w:val="clear" w:color="auto" w:fill="EEEEEE"/>
         </w:rPr>
-        <w:t>dataset</w:t>
-      </w:r>
-      <w:r>
-        <w:rPr>
-          <w:rFonts w:ascii="Times New Roman" w:eastAsia="新細明體" w:hAnsi="Times New Roman"/>
-        </w:rPr>
-        <w:t xml:space="preserve"> </w:t>
-      </w:r>
-      <w:r>
-        <w:rPr>
-          <w:rFonts w:ascii="Times New Roman" w:eastAsia="新細明體" w:hAnsi="Times New Roman"/>
-        </w:rPr>
-        <w:t>資料夾。</w:t>
+        <w:t>Download ZIP</w:t>
+      </w:r>
+      <w:r>
+        <w:rPr>
+          <w:rFonts w:ascii="Times New Roman" w:eastAsia="新細明體" w:hAnsi="Times New Roman"/>
+        </w:rPr>
+        <w:t>。</w:t>
       </w:r>
     </w:p>
     <w:p>
@@ -3481,7 +3096,7 @@
         <w:pStyle w:val="a4"/>
         <w:numPr>
           <w:ilvl w:val="0"/>
-          <w:numId w:val="3"/>
+          <w:numId w:val="5"/>
         </w:numPr>
         <w:spacing w:before="60" w:after="100"/>
         <w:rPr>
@@ -3492,7 +3107,112 @@
         <w:rPr>
           <w:rFonts w:ascii="Times New Roman" w:eastAsia="新細明體" w:hAnsi="Times New Roman"/>
         </w:rPr>
-        <w:t>開啟</w:t>
+        <w:t>瀏覽器會下載一個</w:t>
+      </w:r>
+      <w:r>
+        <w:rPr>
+          <w:rFonts w:ascii="Times New Roman" w:eastAsia="新細明體" w:hAnsi="Times New Roman"/>
+        </w:rPr>
+        <w:t xml:space="preserve"> .zip </w:t>
+      </w:r>
+      <w:r>
+        <w:rPr>
+          <w:rFonts w:ascii="Times New Roman" w:eastAsia="新細明體" w:hAnsi="Times New Roman"/>
+        </w:rPr>
+        <w:t>檔，通常會放在「下載」資料夾。檔名通常是「專案名稱</w:t>
+      </w:r>
+      <w:r>
+        <w:rPr>
+          <w:rFonts w:ascii="Times New Roman" w:eastAsia="新細明體" w:hAnsi="Times New Roman"/>
+        </w:rPr>
+        <w:t>-main.zip</w:t>
+      </w:r>
+      <w:r>
+        <w:rPr>
+          <w:rFonts w:ascii="Times New Roman" w:eastAsia="新細明體" w:hAnsi="Times New Roman"/>
+        </w:rPr>
+        <w:t>」。</w:t>
+      </w:r>
+    </w:p>
+    <w:p>
+      <w:pPr>
+        <w:pStyle w:val="2"/>
+        <w:rPr>
+          <w:rFonts w:ascii="Times New Roman" w:eastAsia="新細明體" w:hAnsi="Times New Roman"/>
+          <w:color w:val="auto"/>
+        </w:rPr>
+      </w:pPr>
+      <w:r>
+        <w:rPr>
+          <w:rFonts w:ascii="Times New Roman" w:eastAsia="新細明體" w:hAnsi="Times New Roman"/>
+          <w:color w:val="auto"/>
+        </w:rPr>
+        <w:t>4-3</w:t>
+      </w:r>
+      <w:r>
+        <w:rPr>
+          <w:rFonts w:ascii="Times New Roman" w:eastAsia="新細明體" w:hAnsi="Times New Roman"/>
+          <w:color w:val="auto"/>
+        </w:rPr>
+        <w:t xml:space="preserve">　解壓縮並放入專案資料夾</w:t>
+      </w:r>
+    </w:p>
+    <w:p>
+      <w:pPr>
+        <w:pStyle w:val="a4"/>
+        <w:numPr>
+          <w:ilvl w:val="0"/>
+          <w:numId w:val="6"/>
+        </w:numPr>
+        <w:spacing w:before="60" w:after="100"/>
+        <w:rPr>
+          <w:rFonts w:ascii="Times New Roman" w:eastAsia="新細明體" w:hAnsi="Times New Roman"/>
+        </w:rPr>
+      </w:pPr>
+      <w:r>
+        <w:rPr>
+          <w:rFonts w:ascii="Times New Roman" w:eastAsia="新細明體" w:hAnsi="Times New Roman"/>
+        </w:rPr>
+        <w:t>對下載的</w:t>
+      </w:r>
+      <w:r>
+        <w:rPr>
+          <w:rFonts w:ascii="Times New Roman" w:eastAsia="新細明體" w:hAnsi="Times New Roman"/>
+        </w:rPr>
+        <w:t xml:space="preserve"> ZIP </w:t>
+      </w:r>
+      <w:proofErr w:type="gramStart"/>
+      <w:r>
+        <w:rPr>
+          <w:rFonts w:ascii="Times New Roman" w:eastAsia="新細明體" w:hAnsi="Times New Roman"/>
+        </w:rPr>
+        <w:t>檔按右</w:t>
+      </w:r>
+      <w:proofErr w:type="gramEnd"/>
+      <w:r>
+        <w:rPr>
+          <w:rFonts w:ascii="Times New Roman" w:eastAsia="新細明體" w:hAnsi="Times New Roman"/>
+        </w:rPr>
+        <w:t>鍵，選擇「全部解壓縮」。</w:t>
+      </w:r>
+    </w:p>
+    <w:p>
+      <w:pPr>
+        <w:pStyle w:val="a4"/>
+        <w:numPr>
+          <w:ilvl w:val="0"/>
+          <w:numId w:val="6"/>
+        </w:numPr>
+        <w:spacing w:before="60" w:after="100"/>
+        <w:rPr>
+          <w:rFonts w:ascii="Times New Roman" w:eastAsia="新細明體" w:hAnsi="Times New Roman"/>
+        </w:rPr>
+      </w:pPr>
+      <w:r>
+        <w:rPr>
+          <w:rFonts w:ascii="Times New Roman" w:eastAsia="新細明體" w:hAnsi="Times New Roman"/>
+        </w:rPr>
+        <w:t>解壓縮後會得到一個資料夾，裡面有</w:t>
       </w:r>
       <w:r>
         <w:rPr>
@@ -3507,7 +3227,7 @@
           <w:szCs w:val="20"/>
           <w:shd w:val="clear" w:color="auto" w:fill="EEEEEE"/>
         </w:rPr>
-        <w:t>File</w:t>
+        <w:t>dataset</w:t>
       </w:r>
       <w:r>
         <w:rPr>
@@ -3519,7 +3239,39 @@
         <w:rPr>
           <w:rFonts w:ascii="Times New Roman" w:eastAsia="新細明體" w:hAnsi="Times New Roman"/>
         </w:rPr>
-        <w:t>選單，勾選</w:t>
+        <w:t>資料夾與其他專案檔案。</w:t>
+      </w:r>
+    </w:p>
+    <w:p>
+      <w:pPr>
+        <w:pStyle w:val="a4"/>
+        <w:numPr>
+          <w:ilvl w:val="0"/>
+          <w:numId w:val="6"/>
+        </w:numPr>
+        <w:spacing w:before="60" w:after="100"/>
+        <w:rPr>
+          <w:rFonts w:ascii="Times New Roman" w:eastAsia="新細明體" w:hAnsi="Times New Roman"/>
+        </w:rPr>
+      </w:pPr>
+      <w:r>
+        <w:rPr>
+          <w:rFonts w:ascii="Times New Roman" w:eastAsia="新細明體" w:hAnsi="Times New Roman"/>
+        </w:rPr>
+        <w:lastRenderedPageBreak/>
+        <w:t>把裡面的檔案與資料夾，全部複製到步驟</w:t>
+      </w:r>
+      <w:r>
+        <w:rPr>
+          <w:rFonts w:ascii="Times New Roman" w:eastAsia="新細明體" w:hAnsi="Times New Roman"/>
+        </w:rPr>
+        <w:t xml:space="preserve"> 2 </w:t>
+      </w:r>
+      <w:r>
+        <w:rPr>
+          <w:rFonts w:ascii="Times New Roman" w:eastAsia="新細明體" w:hAnsi="Times New Roman"/>
+        </w:rPr>
+        <w:t>建立的專案資料夾（也就是</w:t>
       </w:r>
       <w:r>
         <w:rPr>
@@ -3534,13 +3286,7 @@
           <w:szCs w:val="20"/>
           <w:shd w:val="clear" w:color="auto" w:fill="EEEEEE"/>
         </w:rPr>
-        <w:t>Save Automatically</w:t>
-      </w:r>
-      <w:r>
-        <w:rPr>
-          <w:rFonts w:ascii="Times New Roman" w:eastAsia="新細明體" w:hAnsi="Times New Roman" w:hint="eastAsia"/>
-        </w:rPr>
-        <w:t>。</w:t>
+        <w:t>venv</w:t>
       </w:r>
       <w:r>
         <w:rPr>
@@ -3548,747 +3294,12 @@
         </w:rPr>
         <w:t xml:space="preserve"> </w:t>
       </w:r>
-    </w:p>
-    <w:p>
-      <w:pPr>
-        <w:pStyle w:val="a4"/>
-        <w:numPr>
-          <w:ilvl w:val="0"/>
-          <w:numId w:val="3"/>
-        </w:numPr>
-        <w:spacing w:before="60" w:after="100"/>
-        <w:rPr>
-          <w:rFonts w:ascii="Times New Roman" w:eastAsia="新細明體" w:hAnsi="Times New Roman"/>
-        </w:rPr>
-      </w:pPr>
-      <w:r>
-        <w:rPr>
-          <w:rFonts w:ascii="Times New Roman" w:eastAsia="新細明體" w:hAnsi="Times New Roman"/>
-        </w:rPr>
-        <w:t>之後切換圖片時會自動存檔</w:t>
-      </w:r>
-      <w:r>
-        <w:rPr>
-          <w:rFonts w:ascii="Times New Roman" w:eastAsia="新細明體" w:hAnsi="Times New Roman" w:hint="eastAsia"/>
-        </w:rPr>
-        <w:t xml:space="preserve"> </w:t>
-      </w:r>
-      <w:r>
-        <w:rPr>
-          <w:rFonts w:ascii="Times New Roman" w:eastAsia="新細明體" w:hAnsi="Times New Roman" w:hint="eastAsia"/>
-        </w:rPr>
-        <w:t>(</w:t>
-      </w:r>
-      <w:r>
-        <w:rPr>
-          <w:rFonts w:ascii="Times New Roman" w:eastAsia="新細明體" w:hAnsi="Times New Roman" w:hint="eastAsia"/>
-        </w:rPr>
-        <w:t>會自動存成</w:t>
-      </w:r>
-      <w:r>
-        <w:rPr>
-          <w:rFonts w:ascii="Times New Roman" w:eastAsia="新細明體" w:hAnsi="Times New Roman" w:hint="eastAsia"/>
-        </w:rPr>
-        <w:t>json</w:t>
-      </w:r>
-      <w:r>
-        <w:rPr>
-          <w:rFonts w:ascii="Times New Roman" w:eastAsia="新細明體" w:hAnsi="Times New Roman" w:hint="eastAsia"/>
-        </w:rPr>
-        <w:t>檔</w:t>
-      </w:r>
-      <w:r>
-        <w:rPr>
-          <w:rFonts w:ascii="Times New Roman" w:eastAsia="新細明體" w:hAnsi="Times New Roman" w:hint="eastAsia"/>
-        </w:rPr>
-        <w:t>)</w:t>
-      </w:r>
-      <w:r>
-        <w:rPr>
-          <w:rFonts w:ascii="Times New Roman" w:eastAsia="新細明體" w:hAnsi="Times New Roman"/>
-        </w:rPr>
-        <w:t xml:space="preserve"> </w:t>
-      </w:r>
-      <w:r>
-        <w:rPr>
-          <w:rFonts w:ascii="Times New Roman" w:eastAsia="新細明體" w:hAnsi="Times New Roman"/>
-        </w:rPr>
-        <w:t>。</w:t>
-      </w:r>
-    </w:p>
-    <w:p>
-      <w:pPr>
-        <w:pStyle w:val="2"/>
-        <w:rPr>
-          <w:rFonts w:ascii="Times New Roman" w:eastAsia="新細明體" w:hAnsi="Times New Roman"/>
-          <w:color w:val="auto"/>
-        </w:rPr>
-      </w:pPr>
-      <w:r>
-        <w:rPr>
-          <w:rFonts w:ascii="Times New Roman" w:eastAsia="新細明體" w:hAnsi="Times New Roman"/>
-          <w:color w:val="auto"/>
-        </w:rPr>
-        <w:t>4-3</w:t>
-      </w:r>
-      <w:r>
-        <w:rPr>
-          <w:rFonts w:ascii="Times New Roman" w:eastAsia="新細明體" w:hAnsi="Times New Roman"/>
-          <w:color w:val="auto"/>
-        </w:rPr>
-        <w:t xml:space="preserve">　繪製多邊形標</w:t>
-      </w:r>
-      <w:proofErr w:type="gramStart"/>
-      <w:r>
-        <w:rPr>
-          <w:rFonts w:ascii="Times New Roman" w:eastAsia="新細明體" w:hAnsi="Times New Roman"/>
-          <w:color w:val="auto"/>
-        </w:rPr>
-        <w:t>註</w:t>
-      </w:r>
-      <w:proofErr w:type="gramEnd"/>
-    </w:p>
-    <w:p>
-      <w:pPr>
-        <w:pStyle w:val="a4"/>
-        <w:numPr>
-          <w:ilvl w:val="0"/>
-          <w:numId w:val="4"/>
-        </w:numPr>
-        <w:spacing w:before="60" w:after="100"/>
-        <w:rPr>
-          <w:rFonts w:ascii="Times New Roman" w:eastAsia="新細明體" w:hAnsi="Times New Roman"/>
-        </w:rPr>
-      </w:pPr>
-      <w:r>
-        <w:rPr>
-          <w:rFonts w:ascii="Times New Roman" w:eastAsia="新細明體" w:hAnsi="Times New Roman" w:hint="eastAsia"/>
-        </w:rPr>
-        <w:t>開始標記影像資料。</w:t>
-      </w:r>
-    </w:p>
-    <w:p>
-      <w:pPr>
-        <w:pStyle w:val="a4"/>
-        <w:numPr>
-          <w:ilvl w:val="0"/>
-          <w:numId w:val="4"/>
-        </w:numPr>
-        <w:spacing w:before="60" w:after="100"/>
-        <w:rPr>
-          <w:rFonts w:ascii="Times New Roman" w:eastAsia="新細明體" w:hAnsi="Times New Roman"/>
-        </w:rPr>
-      </w:pPr>
-      <w:r>
-        <w:rPr>
-          <w:rFonts w:ascii="Times New Roman" w:eastAsia="新細明體" w:hAnsi="Times New Roman"/>
-        </w:rPr>
-        <w:t>點選左側工具列的</w:t>
-      </w:r>
-      <w:r>
-        <w:rPr>
-          <w:rFonts w:ascii="Times New Roman" w:eastAsia="新細明體" w:hAnsi="Times New Roman"/>
-        </w:rPr>
-        <w:t xml:space="preserve"> </w:t>
-      </w:r>
-      <w:r>
-        <w:rPr>
-          <w:rFonts w:ascii="Times New Roman" w:eastAsia="新細明體" w:hAnsi="Times New Roman"/>
-          <w:sz w:val="20"/>
-          <w:szCs w:val="20"/>
-          <w:shd w:val="clear" w:color="auto" w:fill="EEEEEE"/>
-        </w:rPr>
-        <w:t>Create Polygons</w:t>
-      </w:r>
-      <w:r>
-        <w:rPr>
-          <w:rFonts w:ascii="Times New Roman" w:eastAsia="新細明體" w:hAnsi="Times New Roman"/>
-        </w:rPr>
-        <w:t>（快捷鍵</w:t>
-      </w:r>
-      <w:r>
-        <w:rPr>
-          <w:rFonts w:ascii="Times New Roman" w:eastAsia="新細明體" w:hAnsi="Times New Roman"/>
-        </w:rPr>
-        <w:t xml:space="preserve"> Ctrl + N</w:t>
-      </w:r>
-      <w:r>
-        <w:rPr>
-          <w:rFonts w:ascii="Times New Roman" w:eastAsia="新細明體" w:hAnsi="Times New Roman"/>
-        </w:rPr>
-        <w:t>）。</w:t>
-      </w:r>
-    </w:p>
-    <w:p>
-      <w:pPr>
-        <w:pStyle w:val="a4"/>
-        <w:numPr>
-          <w:ilvl w:val="0"/>
-          <w:numId w:val="4"/>
-        </w:numPr>
-        <w:spacing w:before="60" w:after="100"/>
-        <w:rPr>
-          <w:rFonts w:ascii="Times New Roman" w:eastAsia="新細明體" w:hAnsi="Times New Roman"/>
-        </w:rPr>
-      </w:pPr>
-      <w:r>
-        <w:rPr>
-          <w:rFonts w:ascii="Times New Roman" w:eastAsia="新細明體" w:hAnsi="Times New Roman"/>
-        </w:rPr>
-        <w:t>沿著物件邊緣依序點擊，點回第一個點即完成閉合。</w:t>
-      </w:r>
-    </w:p>
-    <w:p>
-      <w:pPr>
-        <w:pStyle w:val="a4"/>
-        <w:numPr>
-          <w:ilvl w:val="0"/>
-          <w:numId w:val="4"/>
-        </w:numPr>
-        <w:spacing w:before="60" w:after="100"/>
-        <w:rPr>
-          <w:rFonts w:ascii="Times New Roman" w:eastAsia="新細明體" w:hAnsi="Times New Roman"/>
-        </w:rPr>
-      </w:pPr>
-      <w:r>
-        <w:rPr>
-          <w:rFonts w:ascii="Times New Roman" w:eastAsia="新細明體" w:hAnsi="Times New Roman"/>
-        </w:rPr>
-        <w:lastRenderedPageBreak/>
-        <w:t>在彈出的視窗輸入類別名稱，按</w:t>
-      </w:r>
-      <w:r>
-        <w:rPr>
-          <w:rFonts w:ascii="Times New Roman" w:eastAsia="新細明體" w:hAnsi="Times New Roman"/>
-        </w:rPr>
-        <w:t xml:space="preserve"> </w:t>
-      </w:r>
-      <w:r>
-        <w:rPr>
-          <w:rFonts w:ascii="Times New Roman" w:eastAsia="新細明體" w:hAnsi="Times New Roman"/>
-          <w:sz w:val="20"/>
-          <w:szCs w:val="20"/>
-          <w:shd w:val="clear" w:color="auto" w:fill="EEEEEE"/>
-        </w:rPr>
-        <w:t>OK</w:t>
-      </w:r>
-      <w:r>
-        <w:rPr>
-          <w:rFonts w:ascii="Times New Roman" w:eastAsia="新細明體" w:hAnsi="Times New Roman"/>
-        </w:rPr>
-        <w:t>。</w:t>
-      </w:r>
-    </w:p>
-    <w:p>
-      <w:pPr>
-        <w:pStyle w:val="a4"/>
-        <w:numPr>
-          <w:ilvl w:val="0"/>
-          <w:numId w:val="4"/>
-        </w:numPr>
-        <w:spacing w:before="60" w:after="100"/>
-        <w:rPr>
-          <w:rFonts w:ascii="Times New Roman" w:eastAsia="新細明體" w:hAnsi="Times New Roman"/>
-        </w:rPr>
-      </w:pPr>
-      <w:r>
-        <w:rPr>
-          <w:rFonts w:ascii="Times New Roman" w:eastAsia="新細明體" w:hAnsi="Times New Roman"/>
-        </w:rPr>
-        <w:t>按鍵盤</w:t>
-      </w:r>
-      <w:r>
-        <w:rPr>
-          <w:rFonts w:ascii="Times New Roman" w:eastAsia="新細明體" w:hAnsi="Times New Roman"/>
-        </w:rPr>
-        <w:t xml:space="preserve"> D </w:t>
-      </w:r>
-      <w:r>
-        <w:rPr>
-          <w:rFonts w:ascii="Times New Roman" w:eastAsia="新細明體" w:hAnsi="Times New Roman"/>
-        </w:rPr>
-        <w:t>切換到下一張，按</w:t>
-      </w:r>
-      <w:r>
-        <w:rPr>
-          <w:rFonts w:ascii="Times New Roman" w:eastAsia="新細明體" w:hAnsi="Times New Roman"/>
-        </w:rPr>
-        <w:t xml:space="preserve"> A </w:t>
-      </w:r>
-      <w:r>
-        <w:rPr>
-          <w:rFonts w:ascii="Times New Roman" w:eastAsia="新細明體" w:hAnsi="Times New Roman"/>
-        </w:rPr>
-        <w:t>回到上一張。</w:t>
-      </w:r>
-    </w:p>
-    <w:p>
-      <w:pPr>
-        <w:spacing w:before="60" w:after="120"/>
-        <w:rPr>
-          <w:rFonts w:ascii="Times New Roman" w:eastAsia="新細明體" w:hAnsi="Times New Roman"/>
-        </w:rPr>
-      </w:pPr>
-      <w:r>
-        <w:rPr>
-          <w:rFonts w:ascii="Times New Roman" w:eastAsia="新細明體" w:hAnsi="Times New Roman"/>
-        </w:rPr>
-        <w:t>同一張圖片有多個物件時，每</w:t>
-      </w:r>
-      <w:proofErr w:type="gramStart"/>
-      <w:r>
-        <w:rPr>
-          <w:rFonts w:ascii="Times New Roman" w:eastAsia="新細明體" w:hAnsi="Times New Roman"/>
-        </w:rPr>
-        <w:t>個</w:t>
-      </w:r>
-      <w:proofErr w:type="gramEnd"/>
-      <w:r>
-        <w:rPr>
-          <w:rFonts w:ascii="Times New Roman" w:eastAsia="新細明體" w:hAnsi="Times New Roman"/>
-        </w:rPr>
-        <w:t>物件各畫一個多邊形。物件被遮擋時，只</w:t>
-      </w:r>
-      <w:proofErr w:type="gramStart"/>
-      <w:r>
-        <w:rPr>
-          <w:rFonts w:ascii="Times New Roman" w:eastAsia="新細明體" w:hAnsi="Times New Roman"/>
-        </w:rPr>
-        <w:t>標出看得到</w:t>
-      </w:r>
-      <w:proofErr w:type="gramEnd"/>
-      <w:r>
-        <w:rPr>
-          <w:rFonts w:ascii="Times New Roman" w:eastAsia="新細明體" w:hAnsi="Times New Roman"/>
-        </w:rPr>
-        <w:t>的部分。類別名稱在所有圖片中必須完全相同，包含大小寫，建議使用英文小寫，例如</w:t>
-      </w:r>
-      <w:r>
-        <w:rPr>
-          <w:rFonts w:ascii="Times New Roman" w:eastAsia="新細明體" w:hAnsi="Times New Roman"/>
-        </w:rPr>
-        <w:t xml:space="preserve"> </w:t>
-      </w:r>
-      <w:r>
-        <w:rPr>
-          <w:rFonts w:ascii="Times New Roman" w:eastAsia="新細明體" w:hAnsi="Times New Roman"/>
-          <w:sz w:val="20"/>
-          <w:szCs w:val="20"/>
-          <w:shd w:val="clear" w:color="auto" w:fill="EEEEEE"/>
-        </w:rPr>
-        <w:t>cat</w:t>
-      </w:r>
-      <w:r>
-        <w:rPr>
-          <w:rFonts w:ascii="Times New Roman" w:eastAsia="新細明體" w:hAnsi="Times New Roman"/>
-        </w:rPr>
-        <w:t>。</w:t>
-      </w:r>
-    </w:p>
-    <w:p>
-      <w:pPr>
-        <w:pStyle w:val="2"/>
-        <w:rPr>
-          <w:rFonts w:ascii="Times New Roman" w:eastAsia="新細明體" w:hAnsi="Times New Roman"/>
-          <w:color w:val="auto"/>
-        </w:rPr>
-      </w:pPr>
-      <w:r>
-        <w:rPr>
-          <w:rFonts w:ascii="Times New Roman" w:eastAsia="新細明體" w:hAnsi="Times New Roman"/>
-          <w:color w:val="auto"/>
-        </w:rPr>
-        <w:t>4-4</w:t>
-      </w:r>
-      <w:r>
-        <w:rPr>
-          <w:rFonts w:ascii="Times New Roman" w:eastAsia="新細明體" w:hAnsi="Times New Roman"/>
-          <w:color w:val="auto"/>
-        </w:rPr>
-        <w:t xml:space="preserve">　確認標</w:t>
-      </w:r>
-      <w:proofErr w:type="gramStart"/>
-      <w:r>
-        <w:rPr>
-          <w:rFonts w:ascii="Times New Roman" w:eastAsia="新細明體" w:hAnsi="Times New Roman"/>
-          <w:color w:val="auto"/>
-        </w:rPr>
-        <w:t>註</w:t>
-      </w:r>
-      <w:proofErr w:type="gramEnd"/>
-      <w:r>
-        <w:rPr>
-          <w:rFonts w:ascii="Times New Roman" w:eastAsia="新細明體" w:hAnsi="Times New Roman"/>
-          <w:color w:val="auto"/>
-        </w:rPr>
-        <w:t>結果</w:t>
-      </w:r>
-    </w:p>
-    <w:p>
-      <w:pPr>
-        <w:spacing w:before="60" w:after="120"/>
-        <w:rPr>
-          <w:rFonts w:ascii="Times New Roman" w:eastAsia="新細明體" w:hAnsi="Times New Roman"/>
-        </w:rPr>
-      </w:pPr>
-      <w:r>
-        <w:rPr>
-          <w:rFonts w:ascii="Times New Roman" w:eastAsia="新細明體" w:hAnsi="Times New Roman"/>
-        </w:rPr>
-        <w:t>全部標完後，開啟</w:t>
-      </w:r>
-      <w:r>
-        <w:rPr>
-          <w:rFonts w:ascii="Times New Roman" w:eastAsia="新細明體" w:hAnsi="Times New Roman"/>
-        </w:rPr>
-        <w:t xml:space="preserve"> </w:t>
-      </w:r>
-      <w:r>
-        <w:rPr>
-          <w:rFonts w:ascii="Times New Roman" w:eastAsia="新細明體" w:hAnsi="Times New Roman"/>
-          <w:sz w:val="20"/>
-          <w:szCs w:val="20"/>
-          <w:shd w:val="clear" w:color="auto" w:fill="EEEEEE"/>
-        </w:rPr>
-        <w:t>dataset</w:t>
-      </w:r>
-      <w:r>
-        <w:rPr>
-          <w:rFonts w:ascii="Times New Roman" w:eastAsia="新細明體" w:hAnsi="Times New Roman"/>
-        </w:rPr>
-        <w:t xml:space="preserve"> </w:t>
-      </w:r>
-      <w:r>
-        <w:rPr>
-          <w:rFonts w:ascii="Times New Roman" w:eastAsia="新細明體" w:hAnsi="Times New Roman"/>
-        </w:rPr>
-        <w:t>資料夾，每張圖片旁邊都應該有一個同名的</w:t>
-      </w:r>
-      <w:r>
-        <w:rPr>
-          <w:rFonts w:ascii="Times New Roman" w:eastAsia="新細明體" w:hAnsi="Times New Roman"/>
-        </w:rPr>
-        <w:t xml:space="preserve"> </w:t>
-      </w:r>
-      <w:r>
-        <w:rPr>
-          <w:rFonts w:ascii="Times New Roman" w:eastAsia="新細明體" w:hAnsi="Times New Roman"/>
-          <w:sz w:val="20"/>
-          <w:szCs w:val="20"/>
-          <w:shd w:val="clear" w:color="auto" w:fill="EEEEEE"/>
-        </w:rPr>
-        <w:t>.json</w:t>
-      </w:r>
-      <w:r>
-        <w:rPr>
-          <w:rFonts w:ascii="Times New Roman" w:eastAsia="新細明體" w:hAnsi="Times New Roman"/>
-        </w:rPr>
-        <w:t xml:space="preserve"> </w:t>
-      </w:r>
-      <w:r>
-        <w:rPr>
-          <w:rFonts w:ascii="Times New Roman" w:eastAsia="新細明體" w:hAnsi="Times New Roman"/>
-        </w:rPr>
-        <w:t>檔，例如</w:t>
-      </w:r>
-      <w:r>
-        <w:rPr>
-          <w:rFonts w:ascii="Times New Roman" w:eastAsia="新細明體" w:hAnsi="Times New Roman"/>
-        </w:rPr>
-        <w:t xml:space="preserve"> </w:t>
-      </w:r>
-      <w:r>
-        <w:rPr>
-          <w:rFonts w:ascii="Times New Roman" w:eastAsia="新細明體" w:hAnsi="Times New Roman"/>
-          <w:sz w:val="20"/>
-          <w:szCs w:val="20"/>
-          <w:shd w:val="clear" w:color="auto" w:fill="EEEEEE"/>
-        </w:rPr>
-        <w:t>img001.jpg</w:t>
-      </w:r>
-      <w:r>
-        <w:rPr>
-          <w:rFonts w:ascii="Times New Roman" w:eastAsia="新細明體" w:hAnsi="Times New Roman"/>
-        </w:rPr>
-        <w:t xml:space="preserve"> </w:t>
-      </w:r>
-      <w:r>
-        <w:rPr>
-          <w:rFonts w:ascii="Times New Roman" w:eastAsia="新細明體" w:hAnsi="Times New Roman"/>
-        </w:rPr>
-        <w:t>對應</w:t>
-      </w:r>
-      <w:r>
-        <w:rPr>
-          <w:rFonts w:ascii="Times New Roman" w:eastAsia="新細明體" w:hAnsi="Times New Roman"/>
-        </w:rPr>
-        <w:t xml:space="preserve"> </w:t>
-      </w:r>
-      <w:r>
-        <w:rPr>
-          <w:rFonts w:ascii="Times New Roman" w:eastAsia="新細明體" w:hAnsi="Times New Roman"/>
-          <w:sz w:val="20"/>
-          <w:szCs w:val="20"/>
-          <w:shd w:val="clear" w:color="auto" w:fill="EEEEEE"/>
-        </w:rPr>
-        <w:t>img001.json</w:t>
-      </w:r>
-      <w:r>
-        <w:rPr>
-          <w:rFonts w:ascii="Times New Roman" w:eastAsia="新細明體" w:hAnsi="Times New Roman"/>
-        </w:rPr>
-        <w:t>。缺少</w:t>
-      </w:r>
-      <w:r>
-        <w:rPr>
-          <w:rFonts w:ascii="Times New Roman" w:eastAsia="新細明體" w:hAnsi="Times New Roman"/>
-        </w:rPr>
-        <w:t xml:space="preserve"> json </w:t>
-      </w:r>
-      <w:r>
-        <w:rPr>
-          <w:rFonts w:ascii="Times New Roman" w:eastAsia="新細明體" w:hAnsi="Times New Roman"/>
-        </w:rPr>
-        <w:t>的圖片</w:t>
-      </w:r>
-      <w:proofErr w:type="gramStart"/>
-      <w:r>
-        <w:rPr>
-          <w:rFonts w:ascii="Times New Roman" w:eastAsia="新細明體" w:hAnsi="Times New Roman"/>
-        </w:rPr>
-        <w:t>代表漏標</w:t>
-      </w:r>
-      <w:proofErr w:type="gramEnd"/>
-      <w:r>
-        <w:rPr>
-          <w:rFonts w:ascii="Times New Roman" w:eastAsia="新細明體" w:hAnsi="Times New Roman"/>
-        </w:rPr>
-        <w:t>。</w:t>
-      </w:r>
-    </w:p>
-    <w:p>
-      <w:pPr>
-        <w:pStyle w:val="1"/>
-        <w:rPr>
-          <w:rFonts w:ascii="Times New Roman" w:eastAsia="新細明體" w:hAnsi="Times New Roman"/>
-          <w:color w:val="auto"/>
-        </w:rPr>
-      </w:pPr>
-      <w:r>
-        <w:rPr>
-          <w:rFonts w:ascii="Times New Roman" w:eastAsia="新細明體" w:hAnsi="Times New Roman"/>
-          <w:color w:val="auto"/>
-        </w:rPr>
-        <w:t>步驟</w:t>
-      </w:r>
-      <w:r>
-        <w:rPr>
-          <w:rFonts w:ascii="Times New Roman" w:eastAsia="新細明體" w:hAnsi="Times New Roman"/>
-          <w:color w:val="auto"/>
-        </w:rPr>
-        <w:t xml:space="preserve"> 5</w:t>
-      </w:r>
-      <w:r>
-        <w:rPr>
-          <w:rFonts w:ascii="Times New Roman" w:eastAsia="新細明體" w:hAnsi="Times New Roman"/>
-          <w:color w:val="auto"/>
-        </w:rPr>
-        <w:t xml:space="preserve">　將</w:t>
-      </w:r>
-      <w:r>
-        <w:rPr>
-          <w:rFonts w:ascii="Times New Roman" w:eastAsia="新細明體" w:hAnsi="Times New Roman"/>
-          <w:color w:val="auto"/>
-        </w:rPr>
-        <w:t xml:space="preserve"> JSON </w:t>
-      </w:r>
-      <w:r>
-        <w:rPr>
-          <w:rFonts w:ascii="Times New Roman" w:eastAsia="新細明體" w:hAnsi="Times New Roman"/>
-          <w:color w:val="auto"/>
-        </w:rPr>
-        <w:t>轉成</w:t>
-      </w:r>
-      <w:r>
-        <w:rPr>
-          <w:rFonts w:ascii="Times New Roman" w:eastAsia="新細明體" w:hAnsi="Times New Roman"/>
-          <w:color w:val="auto"/>
-        </w:rPr>
-        <w:t xml:space="preserve"> YOLO </w:t>
-      </w:r>
-      <w:r>
-        <w:rPr>
-          <w:rFonts w:ascii="Times New Roman" w:eastAsia="新細明體" w:hAnsi="Times New Roman"/>
-          <w:color w:val="auto"/>
-        </w:rPr>
-        <w:t>的</w:t>
-      </w:r>
-      <w:r>
-        <w:rPr>
-          <w:rFonts w:ascii="Times New Roman" w:eastAsia="新細明體" w:hAnsi="Times New Roman"/>
-          <w:color w:val="auto"/>
-        </w:rPr>
-        <w:t xml:space="preserve"> txt</w:t>
-      </w:r>
-    </w:p>
-    <w:p>
-      <w:pPr>
-        <w:pStyle w:val="2"/>
-        <w:rPr>
-          <w:rFonts w:ascii="Times New Roman" w:eastAsia="新細明體" w:hAnsi="Times New Roman"/>
-          <w:color w:val="auto"/>
-        </w:rPr>
-      </w:pPr>
-      <w:r>
-        <w:rPr>
-          <w:rFonts w:ascii="Times New Roman" w:eastAsia="新細明體" w:hAnsi="Times New Roman"/>
-          <w:color w:val="auto"/>
-        </w:rPr>
-        <w:t>5-1</w:t>
-      </w:r>
-      <w:r>
-        <w:rPr>
-          <w:rFonts w:ascii="Times New Roman" w:eastAsia="新細明體" w:hAnsi="Times New Roman"/>
-          <w:color w:val="auto"/>
-        </w:rPr>
-        <w:t xml:space="preserve">　執行轉換</w:t>
-      </w:r>
-    </w:p>
-    <w:p>
-      <w:pPr>
-        <w:spacing w:before="60" w:after="120"/>
-        <w:rPr>
-          <w:rFonts w:ascii="Times New Roman" w:eastAsia="新細明體" w:hAnsi="Times New Roman"/>
-        </w:rPr>
-      </w:pPr>
-      <w:r>
-        <w:rPr>
-          <w:rFonts w:ascii="Times New Roman" w:eastAsia="新細明體" w:hAnsi="Times New Roman"/>
-        </w:rPr>
-        <w:t>回到命令列（虛擬環境已啟動，位置在專案資料夾），執行：</w:t>
-      </w:r>
-    </w:p>
-    <w:p>
-      <w:pPr>
-        <w:keepLines/>
-        <w:pBdr>
-          <w:left w:val="single" w:sz="18" w:space="6" w:color="8A94A6"/>
-        </w:pBdr>
-        <w:shd w:val="clear" w:color="auto" w:fill="F3F4F6"/>
-        <w:spacing w:after="160" w:line="264" w:lineRule="auto"/>
-        <w:ind w:left="200" w:right="100"/>
-        <w:rPr>
-          <w:rFonts w:ascii="Times New Roman" w:eastAsia="新細明體" w:hAnsi="Times New Roman"/>
-        </w:rPr>
-      </w:pPr>
-      <w:r>
-        <w:rPr>
-          <w:rFonts w:ascii="Times New Roman" w:eastAsia="新細明體" w:hAnsi="Times New Roman"/>
-          <w:sz w:val="19"/>
-          <w:szCs w:val="19"/>
-        </w:rPr>
-        <w:t>labelme2yolo --</w:t>
-      </w:r>
-      <w:proofErr w:type="spellStart"/>
-      <w:r>
-        <w:rPr>
-          <w:rFonts w:ascii="Times New Roman" w:eastAsia="新細明體" w:hAnsi="Times New Roman"/>
-          <w:sz w:val="19"/>
-          <w:szCs w:val="19"/>
-        </w:rPr>
-        <w:t>json_dir</w:t>
-      </w:r>
-      <w:proofErr w:type="spellEnd"/>
-      <w:r>
-        <w:rPr>
-          <w:rFonts w:ascii="Times New Roman" w:eastAsia="新細明體" w:hAnsi="Times New Roman"/>
-          <w:sz w:val="19"/>
-          <w:szCs w:val="19"/>
-        </w:rPr>
-        <w:t xml:space="preserve"> dataset --</w:t>
-      </w:r>
-      <w:proofErr w:type="spellStart"/>
-      <w:r>
-        <w:rPr>
-          <w:rFonts w:ascii="Times New Roman" w:eastAsia="新細明體" w:hAnsi="Times New Roman"/>
-          <w:sz w:val="19"/>
-          <w:szCs w:val="19"/>
-        </w:rPr>
-        <w:t>val_size</w:t>
-      </w:r>
-      <w:proofErr w:type="spellEnd"/>
-      <w:r>
-        <w:rPr>
-          <w:rFonts w:ascii="Times New Roman" w:eastAsia="新細明體" w:hAnsi="Times New Roman"/>
-          <w:sz w:val="19"/>
-          <w:szCs w:val="19"/>
-        </w:rPr>
-        <w:t xml:space="preserve"> 0.2 --</w:t>
-      </w:r>
-      <w:proofErr w:type="spellStart"/>
-      <w:r>
-        <w:rPr>
-          <w:rFonts w:ascii="Times New Roman" w:eastAsia="新細明體" w:hAnsi="Times New Roman"/>
-          <w:sz w:val="19"/>
-          <w:szCs w:val="19"/>
-        </w:rPr>
-        <w:t>test_size</w:t>
-      </w:r>
-      <w:proofErr w:type="spellEnd"/>
-      <w:r>
-        <w:rPr>
-          <w:rFonts w:ascii="Times New Roman" w:eastAsia="新細明體" w:hAnsi="Times New Roman"/>
-          <w:sz w:val="19"/>
-          <w:szCs w:val="19"/>
-        </w:rPr>
-        <w:t xml:space="preserve"> 0.1 --</w:t>
-      </w:r>
-      <w:proofErr w:type="spellStart"/>
-      <w:r>
-        <w:rPr>
-          <w:rFonts w:ascii="Times New Roman" w:eastAsia="新細明體" w:hAnsi="Times New Roman"/>
-          <w:sz w:val="19"/>
-          <w:szCs w:val="19"/>
-        </w:rPr>
-        <w:t>output_format</w:t>
-      </w:r>
-      <w:proofErr w:type="spellEnd"/>
-      <w:r>
-        <w:rPr>
-          <w:rFonts w:ascii="Times New Roman" w:eastAsia="新細明體" w:hAnsi="Times New Roman"/>
-          <w:sz w:val="19"/>
-          <w:szCs w:val="19"/>
-        </w:rPr>
-        <w:t xml:space="preserve"> polygon --</w:t>
-      </w:r>
-      <w:proofErr w:type="spellStart"/>
-      <w:r>
-        <w:rPr>
-          <w:rFonts w:ascii="Times New Roman" w:eastAsia="新細明體" w:hAnsi="Times New Roman"/>
-          <w:sz w:val="19"/>
-          <w:szCs w:val="19"/>
-        </w:rPr>
-        <w:t>output_dir</w:t>
-      </w:r>
-      <w:proofErr w:type="spellEnd"/>
-      <w:r>
-        <w:rPr>
-          <w:rFonts w:ascii="Times New Roman" w:eastAsia="新細明體" w:hAnsi="Times New Roman"/>
-          <w:sz w:val="19"/>
-          <w:szCs w:val="19"/>
-        </w:rPr>
-        <w:t xml:space="preserve"> </w:t>
-      </w:r>
-      <w:proofErr w:type="spellStart"/>
-      <w:r>
-        <w:rPr>
-          <w:rFonts w:ascii="Times New Roman" w:eastAsia="新細明體" w:hAnsi="Times New Roman"/>
-          <w:sz w:val="19"/>
-          <w:szCs w:val="19"/>
-        </w:rPr>
-        <w:t>YOLODataset</w:t>
-      </w:r>
-      <w:proofErr w:type="spellEnd"/>
+      <w:r>
+        <w:rPr>
+          <w:rFonts w:ascii="Times New Roman" w:eastAsia="新細明體" w:hAnsi="Times New Roman"/>
+        </w:rPr>
+        <w:t>所在的位置）。</w:t>
+      </w:r>
     </w:p>
     <w:p>
       <w:pPr>
@@ -4306,49 +3317,7 @@
         <w:rPr>
           <w:rFonts w:ascii="Times New Roman" w:eastAsia="新細明體" w:hAnsi="Times New Roman"/>
         </w:rPr>
-        <w:t>需要重新轉換時，先刪除</w:t>
-      </w:r>
-      <w:r>
-        <w:rPr>
-          <w:rFonts w:ascii="Times New Roman" w:eastAsia="新細明體" w:hAnsi="Times New Roman" w:hint="eastAsia"/>
-        </w:rPr>
-        <w:t>以下</w:t>
-      </w:r>
-      <w:r>
-        <w:rPr>
-          <w:rFonts w:ascii="Times New Roman" w:eastAsia="新細明體" w:hAnsi="Times New Roman" w:hint="eastAsia"/>
-        </w:rPr>
-        <w:t>5-2</w:t>
-      </w:r>
-      <w:r>
-        <w:rPr>
-          <w:rFonts w:ascii="Times New Roman" w:eastAsia="新細明體" w:hAnsi="Times New Roman" w:hint="eastAsia"/>
-        </w:rPr>
-        <w:t>圖上的</w:t>
-      </w:r>
-      <w:r>
-        <w:rPr>
-          <w:rFonts w:ascii="Times New Roman" w:eastAsia="新細明體" w:hAnsi="Times New Roman"/>
-        </w:rPr>
-        <w:t>7</w:t>
-      </w:r>
-      <w:r>
-        <w:rPr>
-          <w:rFonts w:ascii="Times New Roman" w:eastAsia="新細明體" w:hAnsi="Times New Roman" w:hint="eastAsia"/>
-        </w:rPr>
-        <w:t>個</w:t>
-      </w:r>
-      <w:r>
-        <w:rPr>
-          <w:rFonts w:ascii="Times New Roman" w:eastAsia="新細明體" w:hAnsi="Times New Roman"/>
-        </w:rPr>
-        <w:t>資料夾</w:t>
-      </w:r>
-      <w:r>
-        <w:rPr>
-          <w:rFonts w:ascii="Times New Roman" w:eastAsia="新細明體" w:hAnsi="Times New Roman" w:hint="eastAsia"/>
-        </w:rPr>
-        <w:t>。</w:t>
+        <w:t>請先完整解壓縮再使用，不要在壓縮檔的預覽視窗內直接開啟檔案，否則後面的指令會找不到檔案。</w:t>
       </w:r>
     </w:p>
     <w:p>
@@ -4364,14 +3333,14 @@
           <w:rFonts w:ascii="Times New Roman" w:eastAsia="新細明體" w:hAnsi="Times New Roman"/>
           <w:color w:val="auto"/>
         </w:rPr>
-        <w:t>5-2</w:t>
-      </w:r>
-      <w:r>
-        <w:rPr>
-          <w:rFonts w:ascii="Times New Roman" w:eastAsia="新細明體" w:hAnsi="Times New Roman"/>
-          <w:color w:val="auto"/>
-        </w:rPr>
-        <w:t xml:space="preserve">　檢查輸出結構</w:t>
+        <w:t>4-4</w:t>
+      </w:r>
+      <w:r>
+        <w:rPr>
+          <w:rFonts w:ascii="Times New Roman" w:eastAsia="新細明體" w:hAnsi="Times New Roman"/>
+          <w:color w:val="auto"/>
+        </w:rPr>
+        <w:t xml:space="preserve">　確認資料夾結構</w:t>
       </w:r>
     </w:p>
     <w:p>
@@ -4385,7 +3354,13 @@
         <w:rPr>
           <w:rFonts w:ascii="Times New Roman" w:eastAsia="新細明體" w:hAnsi="Times New Roman"/>
         </w:rPr>
-        <w:t>轉換完成後，</w:t>
+        <w:t>開啟專案資料夾，確認</w:t>
+      </w:r>
+      <w:r>
+        <w:rPr>
+          <w:rFonts w:ascii="Times New Roman" w:eastAsia="新細明體" w:hAnsi="Times New Roman"/>
+        </w:rPr>
+        <w:t xml:space="preserve"> </w:t>
       </w:r>
       <w:r>
         <w:rPr>
@@ -4394,7 +3369,7 @@
           <w:szCs w:val="20"/>
           <w:shd w:val="clear" w:color="auto" w:fill="EEEEEE"/>
         </w:rPr>
-        <w:t>bread</w:t>
+        <w:t>dataset</w:t>
       </w:r>
       <w:r>
         <w:rPr>
@@ -4406,7 +3381,7 @@
         <w:rPr>
           <w:rFonts w:ascii="Times New Roman" w:eastAsia="新細明體" w:hAnsi="Times New Roman"/>
         </w:rPr>
-        <w:t>內會多出</w:t>
+        <w:t>與</w:t>
       </w:r>
       <w:r>
         <w:rPr>
@@ -4414,7 +3389,6 @@
         </w:rPr>
         <w:t xml:space="preserve"> </w:t>
       </w:r>
-      <w:proofErr w:type="spellStart"/>
       <w:r>
         <w:rPr>
           <w:rFonts w:ascii="Times New Roman" w:eastAsia="新細明體" w:hAnsi="Times New Roman"/>
@@ -4422,9 +3396,8 @@
           <w:szCs w:val="20"/>
           <w:shd w:val="clear" w:color="auto" w:fill="EEEEEE"/>
         </w:rPr>
-        <w:t>YOLODataset</w:t>
-      </w:r>
-      <w:proofErr w:type="spellEnd"/>
+        <w:t>venv</w:t>
+      </w:r>
       <w:r>
         <w:rPr>
           <w:rFonts w:ascii="Times New Roman" w:eastAsia="新細明體" w:hAnsi="Times New Roman"/>
@@ -4435,7 +3408,7 @@
         <w:rPr>
           <w:rFonts w:ascii="Times New Roman" w:eastAsia="新細明體" w:hAnsi="Times New Roman"/>
         </w:rPr>
-        <w:t>資料夾：</w:t>
+        <w:t>在同一層：</w:t>
       </w:r>
     </w:p>
     <w:p>
@@ -4452,25 +3425,13 @@
           <w:rFonts w:ascii="Times New Roman" w:eastAsia="新細明體" w:hAnsi="Times New Roman"/>
         </w:rPr>
       </w:pPr>
-      <w:proofErr w:type="spellStart"/>
-      <w:r>
-        <w:rPr>
-          <w:rFonts w:ascii="Times New Roman" w:eastAsia="新細明體" w:hAnsi="Times New Roman"/>
-          <w:sz w:val="20"/>
-          <w:szCs w:val="20"/>
-          <w:shd w:val="clear" w:color="auto" w:fill="EEEEEE"/>
-        </w:rPr>
-        <w:t>YOLODataset</w:t>
-      </w:r>
-      <w:proofErr w:type="spellEnd"/>
-      <w:r>
-        <w:rPr>
-          <w:rFonts w:ascii="Times New Roman" w:eastAsia="新細明體" w:hAnsi="Times New Roman" w:hint="eastAsia"/>
-          <w:sz w:val="20"/>
-          <w:szCs w:val="20"/>
-          <w:shd w:val="clear" w:color="auto" w:fill="EEEEEE"/>
-        </w:rPr>
-        <w:t>/</w:t>
+      <w:r>
+        <w:rPr>
+          <w:rFonts w:ascii="Times New Roman" w:eastAsia="新細明體" w:hAnsi="Times New Roman"/>
+          <w:sz w:val="19"/>
+          <w:szCs w:val="19"/>
+        </w:rPr>
+        <w:t>bread/</w:t>
       </w:r>
     </w:p>
     <w:p>
@@ -4502,14 +3463,7 @@
           <w:szCs w:val="19"/>
         </w:rPr>
         <w:tab/>
-      </w:r>
-      <w:r>
-        <w:rPr>
-          <w:rFonts w:ascii="Times New Roman" w:eastAsia="新細明體" w:hAnsi="Times New Roman"/>
-          <w:sz w:val="19"/>
-          <w:szCs w:val="19"/>
-        </w:rPr>
-        <w:t>├── images/train/</w:t>
+        <w:t>├── venv/</w:t>
       </w:r>
     </w:p>
     <w:p>
@@ -4524,8 +3478,6 @@
         <w:ind w:left="200" w:right="100"/>
         <w:rPr>
           <w:rFonts w:ascii="Times New Roman" w:eastAsia="新細明體" w:hAnsi="Times New Roman"/>
-          <w:sz w:val="19"/>
-          <w:szCs w:val="19"/>
         </w:rPr>
       </w:pPr>
       <w:r>
@@ -4543,32 +3495,1385 @@
           <w:szCs w:val="19"/>
         </w:rPr>
         <w:tab/>
-      </w:r>
-      <w:r>
-        <w:rPr>
-          <w:rFonts w:ascii="Times New Roman" w:eastAsia="新細明體" w:hAnsi="Times New Roman"/>
-          <w:sz w:val="19"/>
-          <w:szCs w:val="19"/>
-        </w:rPr>
-        <w:t>├── images/</w:t>
-      </w:r>
-      <w:proofErr w:type="spellStart"/>
-      <w:r>
-        <w:rPr>
-          <w:rFonts w:ascii="Times New Roman" w:eastAsia="新細明體" w:hAnsi="Times New Roman"/>
-          <w:sz w:val="19"/>
-          <w:szCs w:val="19"/>
-        </w:rPr>
-        <w:t>val</w:t>
-      </w:r>
-      <w:proofErr w:type="spellEnd"/>
-      <w:r>
-        <w:rPr>
-          <w:rFonts w:ascii="Times New Roman" w:eastAsia="新細明體" w:hAnsi="Times New Roman"/>
-          <w:sz w:val="19"/>
-          <w:szCs w:val="19"/>
-        </w:rPr>
-        <w:t>/</w:t>
+        <w:t>├── dataset/</w:t>
+      </w:r>
+    </w:p>
+    <w:p>
+      <w:pPr>
+        <w:keepLines/>
+        <w:pBdr>
+          <w:left w:val="single" w:sz="18" w:space="6" w:color="8A94A6"/>
+        </w:pBdr>
+        <w:shd w:val="clear" w:color="auto" w:fill="F3F4F6"/>
+        <w:spacing w:after="160" w:line="264" w:lineRule="auto"/>
+        <w:ind w:left="200" w:right="100"/>
+        <w:rPr>
+          <w:rFonts w:ascii="Times New Roman" w:eastAsia="新細明體" w:hAnsi="Times New Roman"/>
+        </w:rPr>
+      </w:pPr>
+      <w:r>
+        <w:rPr>
+          <w:rFonts w:ascii="Times New Roman" w:eastAsia="新細明體" w:hAnsi="Times New Roman"/>
+          <w:sz w:val="19"/>
+          <w:szCs w:val="19"/>
+        </w:rPr>
+        <w:tab/>
+      </w:r>
+      <w:r>
+        <w:rPr>
+          <w:rFonts w:ascii="Times New Roman" w:eastAsia="新細明體" w:hAnsi="Times New Roman"/>
+          <w:sz w:val="19"/>
+          <w:szCs w:val="19"/>
+        </w:rPr>
+        <w:tab/>
+      </w:r>
+      <w:proofErr w:type="gramStart"/>
+      <w:r>
+        <w:rPr>
+          <w:rFonts w:ascii="Times New Roman" w:eastAsia="新細明體" w:hAnsi="Times New Roman"/>
+          <w:sz w:val="19"/>
+          <w:szCs w:val="19"/>
+        </w:rPr>
+        <w:t>└──</w:t>
+      </w:r>
+      <w:proofErr w:type="gramEnd"/>
+      <w:r>
+        <w:rPr>
+          <w:rFonts w:ascii="Times New Roman" w:eastAsia="新細明體" w:hAnsi="Times New Roman"/>
+          <w:sz w:val="19"/>
+          <w:szCs w:val="19"/>
+        </w:rPr>
+        <w:t xml:space="preserve"> </w:t>
+      </w:r>
+      <w:r>
+        <w:rPr>
+          <w:rFonts w:ascii="Times New Roman" w:eastAsia="新細明體" w:hAnsi="Times New Roman"/>
+          <w:sz w:val="19"/>
+          <w:szCs w:val="19"/>
+        </w:rPr>
+        <w:t>（其他從</w:t>
+      </w:r>
+      <w:r>
+        <w:rPr>
+          <w:rFonts w:ascii="Times New Roman" w:eastAsia="新細明體" w:hAnsi="Times New Roman"/>
+          <w:sz w:val="19"/>
+          <w:szCs w:val="19"/>
+        </w:rPr>
+        <w:t xml:space="preserve"> GitHub </w:t>
+      </w:r>
+      <w:r>
+        <w:rPr>
+          <w:rFonts w:ascii="Times New Roman" w:eastAsia="新細明體" w:hAnsi="Times New Roman"/>
+          <w:sz w:val="19"/>
+          <w:szCs w:val="19"/>
+        </w:rPr>
+        <w:t>下載的檔案）</w:t>
+      </w:r>
+    </w:p>
+    <w:p>
+      <w:pPr>
+        <w:spacing w:before="60" w:after="120"/>
+        <w:rPr>
+          <w:rFonts w:ascii="Times New Roman" w:eastAsia="新細明體" w:hAnsi="Times New Roman"/>
+        </w:rPr>
+      </w:pPr>
+      <w:r>
+        <w:rPr>
+          <w:rFonts w:ascii="Times New Roman" w:eastAsia="新細明體" w:hAnsi="Times New Roman"/>
+        </w:rPr>
+        <w:t>後面步驟的指令，都是在這個專案資料夾內執行。如果</w:t>
+      </w:r>
+      <w:r>
+        <w:rPr>
+          <w:rFonts w:ascii="Times New Roman" w:eastAsia="新細明體" w:hAnsi="Times New Roman"/>
+        </w:rPr>
+        <w:t xml:space="preserve"> </w:t>
+      </w:r>
+      <w:r>
+        <w:rPr>
+          <w:rFonts w:ascii="Times New Roman" w:eastAsia="新細明體" w:hAnsi="Times New Roman"/>
+          <w:sz w:val="20"/>
+          <w:szCs w:val="20"/>
+          <w:shd w:val="clear" w:color="auto" w:fill="EEEEEE"/>
+        </w:rPr>
+        <w:t>dataset</w:t>
+      </w:r>
+      <w:r>
+        <w:rPr>
+          <w:rFonts w:ascii="Times New Roman" w:eastAsia="新細明體" w:hAnsi="Times New Roman"/>
+        </w:rPr>
+        <w:t xml:space="preserve"> </w:t>
+      </w:r>
+      <w:r>
+        <w:rPr>
+          <w:rFonts w:ascii="Times New Roman" w:eastAsia="新細明體" w:hAnsi="Times New Roman"/>
+        </w:rPr>
+        <w:t>資料夾多包了一層（例如</w:t>
+      </w:r>
+      <w:r>
+        <w:rPr>
+          <w:rFonts w:ascii="Times New Roman" w:eastAsia="新細明體" w:hAnsi="Times New Roman"/>
+        </w:rPr>
+        <w:t xml:space="preserve"> </w:t>
+      </w:r>
+      <w:r>
+        <w:rPr>
+          <w:rFonts w:ascii="Times New Roman" w:eastAsia="新細明體" w:hAnsi="Times New Roman"/>
+          <w:sz w:val="20"/>
+          <w:szCs w:val="20"/>
+          <w:shd w:val="clear" w:color="auto" w:fill="EEEEEE"/>
+        </w:rPr>
+        <w:t>bread/</w:t>
+      </w:r>
+      <w:r>
+        <w:rPr>
+          <w:rFonts w:ascii="Times New Roman" w:eastAsia="新細明體" w:hAnsi="Times New Roman"/>
+          <w:sz w:val="20"/>
+          <w:szCs w:val="20"/>
+          <w:shd w:val="clear" w:color="auto" w:fill="EEEEEE"/>
+        </w:rPr>
+        <w:t>專案名稱</w:t>
+      </w:r>
+      <w:r>
+        <w:rPr>
+          <w:rFonts w:ascii="Times New Roman" w:eastAsia="新細明體" w:hAnsi="Times New Roman"/>
+          <w:sz w:val="20"/>
+          <w:szCs w:val="20"/>
+          <w:shd w:val="clear" w:color="auto" w:fill="EEEEEE"/>
+        </w:rPr>
+        <w:t>-main/dataset</w:t>
+      </w:r>
+      <w:r>
+        <w:rPr>
+          <w:rFonts w:ascii="Times New Roman" w:eastAsia="新細明體" w:hAnsi="Times New Roman"/>
+        </w:rPr>
+        <w:t>），請把它移到專案資料夾的第一層。</w:t>
+      </w:r>
+    </w:p>
+    <w:p>
+      <w:pPr>
+        <w:pStyle w:val="1"/>
+        <w:rPr>
+          <w:rFonts w:ascii="Times New Roman" w:eastAsia="新細明體" w:hAnsi="Times New Roman"/>
+          <w:color w:val="auto"/>
+        </w:rPr>
+      </w:pPr>
+      <w:r>
+        <w:rPr>
+          <w:rFonts w:ascii="Times New Roman" w:eastAsia="新細明體" w:hAnsi="Times New Roman"/>
+          <w:color w:val="auto"/>
+        </w:rPr>
+        <w:t>步驟</w:t>
+      </w:r>
+      <w:r>
+        <w:rPr>
+          <w:rFonts w:ascii="Times New Roman" w:eastAsia="新細明體" w:hAnsi="Times New Roman"/>
+          <w:color w:val="auto"/>
+        </w:rPr>
+        <w:t xml:space="preserve"> 5</w:t>
+      </w:r>
+      <w:r>
+        <w:rPr>
+          <w:rFonts w:ascii="Times New Roman" w:eastAsia="新細明體" w:hAnsi="Times New Roman"/>
+          <w:color w:val="auto"/>
+        </w:rPr>
+        <w:t xml:space="preserve">　使用</w:t>
+      </w:r>
+      <w:r>
+        <w:rPr>
+          <w:rFonts w:ascii="Times New Roman" w:eastAsia="新細明體" w:hAnsi="Times New Roman"/>
+          <w:color w:val="auto"/>
+        </w:rPr>
+        <w:t xml:space="preserve"> Labelme </w:t>
+      </w:r>
+      <w:r>
+        <w:rPr>
+          <w:rFonts w:ascii="Times New Roman" w:eastAsia="新細明體" w:hAnsi="Times New Roman"/>
+          <w:color w:val="auto"/>
+        </w:rPr>
+        <w:t>標</w:t>
+      </w:r>
+      <w:proofErr w:type="gramStart"/>
+      <w:r>
+        <w:rPr>
+          <w:rFonts w:ascii="Times New Roman" w:eastAsia="新細明體" w:hAnsi="Times New Roman"/>
+          <w:color w:val="auto"/>
+        </w:rPr>
+        <w:t>註</w:t>
+      </w:r>
+      <w:proofErr w:type="gramEnd"/>
+      <w:r>
+        <w:rPr>
+          <w:rFonts w:ascii="Times New Roman" w:eastAsia="新細明體" w:hAnsi="Times New Roman"/>
+          <w:color w:val="auto"/>
+        </w:rPr>
+        <w:t>資料</w:t>
+      </w:r>
+    </w:p>
+    <w:p>
+      <w:pPr>
+        <w:pStyle w:val="2"/>
+        <w:rPr>
+          <w:rFonts w:ascii="Times New Roman" w:eastAsia="新細明體" w:hAnsi="Times New Roman"/>
+          <w:color w:val="auto"/>
+        </w:rPr>
+      </w:pPr>
+      <w:r>
+        <w:rPr>
+          <w:rFonts w:ascii="Times New Roman" w:eastAsia="新細明體" w:hAnsi="Times New Roman"/>
+          <w:color w:val="auto"/>
+        </w:rPr>
+        <w:t>5-1</w:t>
+      </w:r>
+      <w:r>
+        <w:rPr>
+          <w:rFonts w:ascii="Times New Roman" w:eastAsia="新細明體" w:hAnsi="Times New Roman"/>
+          <w:color w:val="auto"/>
+        </w:rPr>
+        <w:t xml:space="preserve">　準備圖片</w:t>
+      </w:r>
+    </w:p>
+    <w:p>
+      <w:pPr>
+        <w:spacing w:before="60" w:after="120"/>
+        <w:rPr>
+          <w:rFonts w:ascii="Times New Roman" w:eastAsia="新細明體" w:hAnsi="Times New Roman"/>
+        </w:rPr>
+      </w:pPr>
+      <w:r>
+        <w:rPr>
+          <w:rFonts w:ascii="Times New Roman" w:eastAsia="新細明體" w:hAnsi="Times New Roman"/>
+        </w:rPr>
+        <w:t>在</w:t>
+      </w:r>
+      <w:r>
+        <w:rPr>
+          <w:rFonts w:ascii="Times New Roman" w:eastAsia="新細明體" w:hAnsi="Times New Roman" w:hint="eastAsia"/>
+        </w:rPr>
+        <w:t>解壓縮後的</w:t>
+      </w:r>
+      <w:r>
+        <w:rPr>
+          <w:rFonts w:ascii="Times New Roman" w:eastAsia="新細明體" w:hAnsi="Times New Roman" w:hint="eastAsia"/>
+        </w:rPr>
+        <w:t>d</w:t>
+      </w:r>
+      <w:r>
+        <w:rPr>
+          <w:rFonts w:ascii="Times New Roman" w:eastAsia="新細明體" w:hAnsi="Times New Roman"/>
+          <w:sz w:val="20"/>
+          <w:szCs w:val="20"/>
+          <w:shd w:val="clear" w:color="auto" w:fill="EEEEEE"/>
+        </w:rPr>
+        <w:t>ataset</w:t>
+      </w:r>
+      <w:r>
+        <w:rPr>
+          <w:rFonts w:ascii="Times New Roman" w:eastAsia="新細明體" w:hAnsi="Times New Roman"/>
+        </w:rPr>
+        <w:t>資料夾，放入要標</w:t>
+      </w:r>
+      <w:proofErr w:type="gramStart"/>
+      <w:r>
+        <w:rPr>
+          <w:rFonts w:ascii="Times New Roman" w:eastAsia="新細明體" w:hAnsi="Times New Roman"/>
+        </w:rPr>
+        <w:t>註</w:t>
+      </w:r>
+      <w:proofErr w:type="gramEnd"/>
+      <w:r>
+        <w:rPr>
+          <w:rFonts w:ascii="Times New Roman" w:eastAsia="新細明體" w:hAnsi="Times New Roman"/>
+        </w:rPr>
+        <w:t>的圖片（</w:t>
+      </w:r>
+      <w:r>
+        <w:rPr>
+          <w:rFonts w:ascii="Times New Roman" w:eastAsia="新細明體" w:hAnsi="Times New Roman"/>
+        </w:rPr>
+        <w:t xml:space="preserve">jpg </w:t>
+      </w:r>
+      <w:r>
+        <w:rPr>
+          <w:rFonts w:ascii="Times New Roman" w:eastAsia="新細明體" w:hAnsi="Times New Roman"/>
+        </w:rPr>
+        <w:t>或</w:t>
+      </w:r>
+      <w:r>
+        <w:rPr>
+          <w:rFonts w:ascii="Times New Roman" w:eastAsia="新細明體" w:hAnsi="Times New Roman"/>
+        </w:rPr>
+        <w:t xml:space="preserve"> png</w:t>
+      </w:r>
+      <w:r>
+        <w:rPr>
+          <w:rFonts w:ascii="Times New Roman" w:eastAsia="新細明體" w:hAnsi="Times New Roman"/>
+        </w:rPr>
+        <w:t>）。檔名建議只用英文與數字，避免空白與特殊符號。</w:t>
+      </w:r>
+    </w:p>
+    <w:p>
+      <w:pPr>
+        <w:pStyle w:val="2"/>
+        <w:rPr>
+          <w:rFonts w:ascii="Times New Roman" w:eastAsia="新細明體" w:hAnsi="Times New Roman"/>
+          <w:color w:val="auto"/>
+        </w:rPr>
+      </w:pPr>
+      <w:r>
+        <w:rPr>
+          <w:rFonts w:ascii="Times New Roman" w:eastAsia="新細明體" w:hAnsi="Times New Roman"/>
+          <w:color w:val="auto"/>
+        </w:rPr>
+        <w:t>5-2</w:t>
+      </w:r>
+      <w:r>
+        <w:rPr>
+          <w:rFonts w:ascii="Times New Roman" w:eastAsia="新細明體" w:hAnsi="Times New Roman"/>
+          <w:color w:val="auto"/>
+        </w:rPr>
+        <w:t xml:space="preserve">　開啟</w:t>
+      </w:r>
+      <w:r>
+        <w:rPr>
+          <w:rFonts w:ascii="Times New Roman" w:eastAsia="新細明體" w:hAnsi="Times New Roman"/>
+          <w:color w:val="auto"/>
+        </w:rPr>
+        <w:t xml:space="preserve"> Labelme </w:t>
+      </w:r>
+      <w:r>
+        <w:rPr>
+          <w:rFonts w:ascii="Times New Roman" w:eastAsia="新細明體" w:hAnsi="Times New Roman"/>
+          <w:color w:val="auto"/>
+        </w:rPr>
+        <w:t>並</w:t>
+      </w:r>
+      <w:r>
+        <w:rPr>
+          <w:rFonts w:ascii="Times New Roman" w:eastAsia="新細明體" w:hAnsi="Times New Roman" w:hint="eastAsia"/>
+          <w:color w:val="auto"/>
+        </w:rPr>
+        <w:t>指定</w:t>
+      </w:r>
+      <w:r>
+        <w:rPr>
+          <w:rFonts w:ascii="Times New Roman" w:eastAsia="新細明體" w:hAnsi="Times New Roman" w:hint="eastAsia"/>
+          <w:color w:val="auto"/>
+        </w:rPr>
+        <w:t>(</w:t>
+      </w:r>
+      <w:r>
+        <w:rPr>
+          <w:rFonts w:ascii="Times New Roman" w:eastAsia="新細明體" w:hAnsi="Times New Roman" w:hint="eastAsia"/>
+          <w:color w:val="auto"/>
+        </w:rPr>
+        <w:t>載入</w:t>
+      </w:r>
+      <w:r>
+        <w:rPr>
+          <w:rFonts w:ascii="Times New Roman" w:eastAsia="新細明體" w:hAnsi="Times New Roman" w:hint="eastAsia"/>
+          <w:color w:val="auto"/>
+        </w:rPr>
+        <w:t>)</w:t>
+      </w:r>
+      <w:r>
+        <w:rPr>
+          <w:rFonts w:ascii="Times New Roman" w:eastAsia="新細明體" w:hAnsi="Times New Roman"/>
+          <w:color w:val="auto"/>
+        </w:rPr>
+        <w:t>資料夾</w:t>
+      </w:r>
+    </w:p>
+    <w:p>
+      <w:pPr>
+        <w:pStyle w:val="a4"/>
+        <w:keepNext/>
+        <w:numPr>
+          <w:ilvl w:val="0"/>
+          <w:numId w:val="3"/>
+        </w:numPr>
+        <w:spacing w:before="60" w:after="100"/>
+        <w:rPr>
+          <w:rFonts w:ascii="Times New Roman" w:eastAsia="新細明體" w:hAnsi="Times New Roman"/>
+        </w:rPr>
+      </w:pPr>
+      <w:r>
+        <w:rPr>
+          <w:rFonts w:ascii="Times New Roman" w:eastAsia="新細明體" w:hAnsi="Times New Roman"/>
+        </w:rPr>
+        <w:t>在已啟動虛擬環境的命令列執行：</w:t>
+      </w:r>
+    </w:p>
+    <w:p>
+      <w:pPr>
+        <w:keepLines/>
+        <w:pBdr>
+          <w:left w:val="single" w:sz="18" w:space="6" w:color="8A94A6"/>
+        </w:pBdr>
+        <w:shd w:val="clear" w:color="auto" w:fill="F3F4F6"/>
+        <w:spacing w:after="160" w:line="264" w:lineRule="auto"/>
+        <w:ind w:left="200" w:right="100"/>
+        <w:rPr>
+          <w:rFonts w:ascii="Times New Roman" w:eastAsia="新細明體" w:hAnsi="Times New Roman"/>
+        </w:rPr>
+      </w:pPr>
+      <w:r>
+        <w:rPr>
+          <w:rFonts w:ascii="Times New Roman" w:eastAsia="新細明體" w:hAnsi="Times New Roman"/>
+          <w:sz w:val="19"/>
+          <w:szCs w:val="19"/>
+        </w:rPr>
+        <w:t>labelme</w:t>
+      </w:r>
+    </w:p>
+    <w:p>
+      <w:pPr>
+        <w:pStyle w:val="a4"/>
+        <w:numPr>
+          <w:ilvl w:val="0"/>
+          <w:numId w:val="3"/>
+        </w:numPr>
+        <w:spacing w:before="60" w:after="100"/>
+        <w:rPr>
+          <w:rFonts w:ascii="Times New Roman" w:eastAsia="新細明體" w:hAnsi="Times New Roman"/>
+        </w:rPr>
+      </w:pPr>
+      <w:r>
+        <w:rPr>
+          <w:rFonts w:ascii="Times New Roman" w:eastAsia="新細明體" w:hAnsi="Times New Roman"/>
+        </w:rPr>
+        <w:t>點選左上角</w:t>
+      </w:r>
+      <w:r>
+        <w:rPr>
+          <w:rFonts w:ascii="Times New Roman" w:eastAsia="新細明體" w:hAnsi="Times New Roman"/>
+        </w:rPr>
+        <w:t xml:space="preserve"> </w:t>
+      </w:r>
+      <w:r>
+        <w:rPr>
+          <w:rFonts w:ascii="Times New Roman" w:eastAsia="新細明體" w:hAnsi="Times New Roman"/>
+          <w:sz w:val="20"/>
+          <w:szCs w:val="20"/>
+          <w:shd w:val="clear" w:color="auto" w:fill="EEEEEE"/>
+        </w:rPr>
+        <w:t>Open Dir</w:t>
+      </w:r>
+      <w:r>
+        <w:rPr>
+          <w:rFonts w:ascii="Times New Roman" w:eastAsia="新細明體" w:hAnsi="Times New Roman"/>
+        </w:rPr>
+        <w:t>，選擇</w:t>
+      </w:r>
+      <w:r>
+        <w:rPr>
+          <w:rFonts w:ascii="Times New Roman" w:eastAsia="新細明體" w:hAnsi="Times New Roman"/>
+        </w:rPr>
+        <w:t xml:space="preserve"> </w:t>
+      </w:r>
+      <w:r>
+        <w:rPr>
+          <w:rFonts w:ascii="Times New Roman" w:eastAsia="新細明體" w:hAnsi="Times New Roman"/>
+          <w:sz w:val="20"/>
+          <w:szCs w:val="20"/>
+          <w:shd w:val="clear" w:color="auto" w:fill="EEEEEE"/>
+        </w:rPr>
+        <w:t>dataset</w:t>
+      </w:r>
+      <w:r>
+        <w:rPr>
+          <w:rFonts w:ascii="Times New Roman" w:eastAsia="新細明體" w:hAnsi="Times New Roman"/>
+        </w:rPr>
+        <w:t xml:space="preserve"> </w:t>
+      </w:r>
+      <w:r>
+        <w:rPr>
+          <w:rFonts w:ascii="Times New Roman" w:eastAsia="新細明體" w:hAnsi="Times New Roman"/>
+        </w:rPr>
+        <w:t>資料夾。</w:t>
+      </w:r>
+    </w:p>
+    <w:p>
+      <w:pPr>
+        <w:pStyle w:val="a4"/>
+        <w:numPr>
+          <w:ilvl w:val="0"/>
+          <w:numId w:val="3"/>
+        </w:numPr>
+        <w:spacing w:before="60" w:after="100"/>
+        <w:rPr>
+          <w:rFonts w:ascii="Times New Roman" w:eastAsia="新細明體" w:hAnsi="Times New Roman"/>
+        </w:rPr>
+      </w:pPr>
+      <w:r>
+        <w:rPr>
+          <w:rFonts w:ascii="Times New Roman" w:eastAsia="新細明體" w:hAnsi="Times New Roman"/>
+        </w:rPr>
+        <w:t>開啟</w:t>
+      </w:r>
+      <w:r>
+        <w:rPr>
+          <w:rFonts w:ascii="Times New Roman" w:eastAsia="新細明體" w:hAnsi="Times New Roman"/>
+        </w:rPr>
+        <w:t xml:space="preserve"> </w:t>
+      </w:r>
+      <w:r>
+        <w:rPr>
+          <w:rFonts w:ascii="Times New Roman" w:eastAsia="新細明體" w:hAnsi="Times New Roman"/>
+          <w:sz w:val="20"/>
+          <w:szCs w:val="20"/>
+          <w:shd w:val="clear" w:color="auto" w:fill="EEEEEE"/>
+        </w:rPr>
+        <w:t>File</w:t>
+      </w:r>
+      <w:r>
+        <w:rPr>
+          <w:rFonts w:ascii="Times New Roman" w:eastAsia="新細明體" w:hAnsi="Times New Roman"/>
+        </w:rPr>
+        <w:t xml:space="preserve"> </w:t>
+      </w:r>
+      <w:r>
+        <w:rPr>
+          <w:rFonts w:ascii="Times New Roman" w:eastAsia="新細明體" w:hAnsi="Times New Roman"/>
+        </w:rPr>
+        <w:t>選單，勾選</w:t>
+      </w:r>
+      <w:r>
+        <w:rPr>
+          <w:rFonts w:ascii="Times New Roman" w:eastAsia="新細明體" w:hAnsi="Times New Roman"/>
+        </w:rPr>
+        <w:t xml:space="preserve"> </w:t>
+      </w:r>
+      <w:r>
+        <w:rPr>
+          <w:rFonts w:ascii="Times New Roman" w:eastAsia="新細明體" w:hAnsi="Times New Roman"/>
+          <w:sz w:val="20"/>
+          <w:szCs w:val="20"/>
+          <w:shd w:val="clear" w:color="auto" w:fill="EEEEEE"/>
+        </w:rPr>
+        <w:t>Save Automatically</w:t>
+      </w:r>
+      <w:r>
+        <w:rPr>
+          <w:rFonts w:ascii="Times New Roman" w:eastAsia="新細明體" w:hAnsi="Times New Roman" w:hint="eastAsia"/>
+        </w:rPr>
+        <w:t>。</w:t>
+      </w:r>
+      <w:r>
+        <w:rPr>
+          <w:rFonts w:ascii="Times New Roman" w:eastAsia="新細明體" w:hAnsi="Times New Roman"/>
+        </w:rPr>
+        <w:t xml:space="preserve"> </w:t>
+      </w:r>
+    </w:p>
+    <w:p>
+      <w:pPr>
+        <w:pStyle w:val="a4"/>
+        <w:numPr>
+          <w:ilvl w:val="0"/>
+          <w:numId w:val="3"/>
+        </w:numPr>
+        <w:spacing w:before="60" w:after="100"/>
+        <w:rPr>
+          <w:rFonts w:ascii="Times New Roman" w:eastAsia="新細明體" w:hAnsi="Times New Roman"/>
+        </w:rPr>
+      </w:pPr>
+      <w:r>
+        <w:rPr>
+          <w:rFonts w:ascii="Times New Roman" w:eastAsia="新細明體" w:hAnsi="Times New Roman"/>
+        </w:rPr>
+        <w:t>之後切換圖片時會自動存檔</w:t>
+      </w:r>
+      <w:r>
+        <w:rPr>
+          <w:rFonts w:ascii="Times New Roman" w:eastAsia="新細明體" w:hAnsi="Times New Roman" w:hint="eastAsia"/>
+        </w:rPr>
+        <w:t xml:space="preserve"> (</w:t>
+      </w:r>
+      <w:r>
+        <w:rPr>
+          <w:rFonts w:ascii="Times New Roman" w:eastAsia="新細明體" w:hAnsi="Times New Roman" w:hint="eastAsia"/>
+        </w:rPr>
+        <w:t>會自動存成</w:t>
+      </w:r>
+      <w:r>
+        <w:rPr>
+          <w:rFonts w:ascii="Times New Roman" w:eastAsia="新細明體" w:hAnsi="Times New Roman" w:hint="eastAsia"/>
+        </w:rPr>
+        <w:t>json</w:t>
+      </w:r>
+      <w:r>
+        <w:rPr>
+          <w:rFonts w:ascii="Times New Roman" w:eastAsia="新細明體" w:hAnsi="Times New Roman" w:hint="eastAsia"/>
+        </w:rPr>
+        <w:t>檔</w:t>
+      </w:r>
+      <w:r>
+        <w:rPr>
+          <w:rFonts w:ascii="Times New Roman" w:eastAsia="新細明體" w:hAnsi="Times New Roman" w:hint="eastAsia"/>
+        </w:rPr>
+        <w:t>)</w:t>
+      </w:r>
+      <w:r>
+        <w:rPr>
+          <w:rFonts w:ascii="Times New Roman" w:eastAsia="新細明體" w:hAnsi="Times New Roman"/>
+        </w:rPr>
+        <w:t xml:space="preserve"> </w:t>
+      </w:r>
+      <w:r>
+        <w:rPr>
+          <w:rFonts w:ascii="Times New Roman" w:eastAsia="新細明體" w:hAnsi="Times New Roman"/>
+        </w:rPr>
+        <w:t>。</w:t>
+      </w:r>
+    </w:p>
+    <w:p>
+      <w:pPr>
+        <w:pStyle w:val="2"/>
+        <w:rPr>
+          <w:rFonts w:ascii="Times New Roman" w:eastAsia="新細明體" w:hAnsi="Times New Roman"/>
+          <w:color w:val="auto"/>
+        </w:rPr>
+      </w:pPr>
+      <w:r>
+        <w:rPr>
+          <w:rFonts w:ascii="Times New Roman" w:eastAsia="新細明體" w:hAnsi="Times New Roman"/>
+          <w:color w:val="auto"/>
+        </w:rPr>
+        <w:t>5-3</w:t>
+      </w:r>
+      <w:r>
+        <w:rPr>
+          <w:rFonts w:ascii="Times New Roman" w:eastAsia="新細明體" w:hAnsi="Times New Roman"/>
+          <w:color w:val="auto"/>
+        </w:rPr>
+        <w:t xml:space="preserve">　繪製多邊形標</w:t>
+      </w:r>
+      <w:proofErr w:type="gramStart"/>
+      <w:r>
+        <w:rPr>
+          <w:rFonts w:ascii="Times New Roman" w:eastAsia="新細明體" w:hAnsi="Times New Roman"/>
+          <w:color w:val="auto"/>
+        </w:rPr>
+        <w:t>註</w:t>
+      </w:r>
+      <w:proofErr w:type="gramEnd"/>
+    </w:p>
+    <w:p>
+      <w:pPr>
+        <w:pStyle w:val="a4"/>
+        <w:numPr>
+          <w:ilvl w:val="0"/>
+          <w:numId w:val="4"/>
+        </w:numPr>
+        <w:spacing w:before="60" w:after="100"/>
+        <w:rPr>
+          <w:rFonts w:ascii="Times New Roman" w:eastAsia="新細明體" w:hAnsi="Times New Roman"/>
+        </w:rPr>
+      </w:pPr>
+      <w:r>
+        <w:rPr>
+          <w:rFonts w:ascii="Times New Roman" w:eastAsia="新細明體" w:hAnsi="Times New Roman" w:hint="eastAsia"/>
+        </w:rPr>
+        <w:t>開始標記影像資料。</w:t>
+      </w:r>
+    </w:p>
+    <w:p>
+      <w:pPr>
+        <w:pStyle w:val="a4"/>
+        <w:numPr>
+          <w:ilvl w:val="0"/>
+          <w:numId w:val="4"/>
+        </w:numPr>
+        <w:spacing w:before="60" w:after="100"/>
+        <w:rPr>
+          <w:rFonts w:ascii="Times New Roman" w:eastAsia="新細明體" w:hAnsi="Times New Roman"/>
+        </w:rPr>
+      </w:pPr>
+      <w:r>
+        <w:rPr>
+          <w:rFonts w:ascii="Times New Roman" w:eastAsia="新細明體" w:hAnsi="Times New Roman"/>
+        </w:rPr>
+        <w:t>點選左側工具列的</w:t>
+      </w:r>
+      <w:r>
+        <w:rPr>
+          <w:rFonts w:ascii="Times New Roman" w:eastAsia="新細明體" w:hAnsi="Times New Roman"/>
+        </w:rPr>
+        <w:t xml:space="preserve"> </w:t>
+      </w:r>
+      <w:r>
+        <w:rPr>
+          <w:rFonts w:ascii="Times New Roman" w:eastAsia="新細明體" w:hAnsi="Times New Roman"/>
+          <w:sz w:val="20"/>
+          <w:szCs w:val="20"/>
+          <w:shd w:val="clear" w:color="auto" w:fill="EEEEEE"/>
+        </w:rPr>
+        <w:t>Create Polygons</w:t>
+      </w:r>
+      <w:r>
+        <w:rPr>
+          <w:rFonts w:ascii="Times New Roman" w:eastAsia="新細明體" w:hAnsi="Times New Roman"/>
+        </w:rPr>
+        <w:t>（快捷鍵</w:t>
+      </w:r>
+      <w:r>
+        <w:rPr>
+          <w:rFonts w:ascii="Times New Roman" w:eastAsia="新細明體" w:hAnsi="Times New Roman"/>
+        </w:rPr>
+        <w:t xml:space="preserve"> Ctrl + N</w:t>
+      </w:r>
+      <w:r>
+        <w:rPr>
+          <w:rFonts w:ascii="Times New Roman" w:eastAsia="新細明體" w:hAnsi="Times New Roman"/>
+        </w:rPr>
+        <w:t>）。</w:t>
+      </w:r>
+    </w:p>
+    <w:p>
+      <w:pPr>
+        <w:pStyle w:val="a4"/>
+        <w:numPr>
+          <w:ilvl w:val="0"/>
+          <w:numId w:val="4"/>
+        </w:numPr>
+        <w:spacing w:before="60" w:after="100"/>
+        <w:rPr>
+          <w:rFonts w:ascii="Times New Roman" w:eastAsia="新細明體" w:hAnsi="Times New Roman"/>
+        </w:rPr>
+      </w:pPr>
+      <w:r>
+        <w:rPr>
+          <w:rFonts w:ascii="Times New Roman" w:eastAsia="新細明體" w:hAnsi="Times New Roman"/>
+        </w:rPr>
+        <w:t>沿著物件邊緣依序點擊，點回第一個點即完成閉合。</w:t>
+      </w:r>
+    </w:p>
+    <w:p>
+      <w:pPr>
+        <w:pStyle w:val="a4"/>
+        <w:numPr>
+          <w:ilvl w:val="0"/>
+          <w:numId w:val="4"/>
+        </w:numPr>
+        <w:spacing w:before="60" w:after="100"/>
+        <w:rPr>
+          <w:rFonts w:ascii="Times New Roman" w:eastAsia="新細明體" w:hAnsi="Times New Roman"/>
+        </w:rPr>
+      </w:pPr>
+      <w:r>
+        <w:rPr>
+          <w:rFonts w:ascii="Times New Roman" w:eastAsia="新細明體" w:hAnsi="Times New Roman"/>
+        </w:rPr>
+        <w:t>在彈出的視窗輸入類別名稱，按</w:t>
+      </w:r>
+      <w:r>
+        <w:rPr>
+          <w:rFonts w:ascii="Times New Roman" w:eastAsia="新細明體" w:hAnsi="Times New Roman"/>
+        </w:rPr>
+        <w:t xml:space="preserve"> </w:t>
+      </w:r>
+      <w:r>
+        <w:rPr>
+          <w:rFonts w:ascii="Times New Roman" w:eastAsia="新細明體" w:hAnsi="Times New Roman"/>
+          <w:sz w:val="20"/>
+          <w:szCs w:val="20"/>
+          <w:shd w:val="clear" w:color="auto" w:fill="EEEEEE"/>
+        </w:rPr>
+        <w:t>OK</w:t>
+      </w:r>
+      <w:r>
+        <w:rPr>
+          <w:rFonts w:ascii="Times New Roman" w:eastAsia="新細明體" w:hAnsi="Times New Roman"/>
+        </w:rPr>
+        <w:t>。</w:t>
+      </w:r>
+    </w:p>
+    <w:p>
+      <w:pPr>
+        <w:pStyle w:val="a4"/>
+        <w:numPr>
+          <w:ilvl w:val="0"/>
+          <w:numId w:val="4"/>
+        </w:numPr>
+        <w:spacing w:before="60" w:after="100"/>
+        <w:rPr>
+          <w:rFonts w:ascii="Times New Roman" w:eastAsia="新細明體" w:hAnsi="Times New Roman"/>
+        </w:rPr>
+      </w:pPr>
+      <w:r>
+        <w:rPr>
+          <w:rFonts w:ascii="Times New Roman" w:eastAsia="新細明體" w:hAnsi="Times New Roman"/>
+        </w:rPr>
+        <w:t>按鍵盤</w:t>
+      </w:r>
+      <w:r>
+        <w:rPr>
+          <w:rFonts w:ascii="Times New Roman" w:eastAsia="新細明體" w:hAnsi="Times New Roman"/>
+        </w:rPr>
+        <w:t xml:space="preserve"> D </w:t>
+      </w:r>
+      <w:r>
+        <w:rPr>
+          <w:rFonts w:ascii="Times New Roman" w:eastAsia="新細明體" w:hAnsi="Times New Roman"/>
+        </w:rPr>
+        <w:t>切換到下一張，按</w:t>
+      </w:r>
+      <w:r>
+        <w:rPr>
+          <w:rFonts w:ascii="Times New Roman" w:eastAsia="新細明體" w:hAnsi="Times New Roman"/>
+        </w:rPr>
+        <w:t xml:space="preserve"> A </w:t>
+      </w:r>
+      <w:r>
+        <w:rPr>
+          <w:rFonts w:ascii="Times New Roman" w:eastAsia="新細明體" w:hAnsi="Times New Roman"/>
+        </w:rPr>
+        <w:t>回到上一張。</w:t>
+      </w:r>
+    </w:p>
+    <w:p>
+      <w:pPr>
+        <w:spacing w:before="60" w:after="120"/>
+        <w:rPr>
+          <w:rFonts w:ascii="Times New Roman" w:eastAsia="新細明體" w:hAnsi="Times New Roman"/>
+        </w:rPr>
+      </w:pPr>
+      <w:r>
+        <w:rPr>
+          <w:rFonts w:ascii="Times New Roman" w:eastAsia="新細明體" w:hAnsi="Times New Roman"/>
+        </w:rPr>
+        <w:t>同一張圖片有多個物件時，每</w:t>
+      </w:r>
+      <w:proofErr w:type="gramStart"/>
+      <w:r>
+        <w:rPr>
+          <w:rFonts w:ascii="Times New Roman" w:eastAsia="新細明體" w:hAnsi="Times New Roman"/>
+        </w:rPr>
+        <w:t>個</w:t>
+      </w:r>
+      <w:proofErr w:type="gramEnd"/>
+      <w:r>
+        <w:rPr>
+          <w:rFonts w:ascii="Times New Roman" w:eastAsia="新細明體" w:hAnsi="Times New Roman"/>
+        </w:rPr>
+        <w:t>物件各畫一個多邊形。</w:t>
+      </w:r>
+      <w:r>
+        <w:rPr>
+          <w:rFonts w:ascii="Times New Roman" w:eastAsia="新細明體" w:hAnsi="Times New Roman" w:hint="eastAsia"/>
+        </w:rPr>
+        <w:t>請特別注意類別名稱的命名，同一物件</w:t>
+      </w:r>
+      <w:r>
+        <w:rPr>
+          <w:rFonts w:ascii="Times New Roman" w:eastAsia="新細明體" w:hAnsi="Times New Roman" w:hint="eastAsia"/>
+        </w:rPr>
+        <w:lastRenderedPageBreak/>
+        <w:t>它的</w:t>
+      </w:r>
+      <w:r>
+        <w:rPr>
+          <w:rFonts w:ascii="Times New Roman" w:eastAsia="新細明體" w:hAnsi="Times New Roman"/>
+        </w:rPr>
+        <w:t>類別名稱在所有圖片中必須完全相同，包含大小寫，例如</w:t>
+      </w:r>
+      <w:r>
+        <w:rPr>
+          <w:rFonts w:ascii="Times New Roman" w:eastAsia="新細明體" w:hAnsi="Times New Roman"/>
+        </w:rPr>
+        <w:t xml:space="preserve"> </w:t>
+      </w:r>
+      <w:r>
+        <w:rPr>
+          <w:rFonts w:ascii="Times New Roman" w:eastAsia="新細明體" w:hAnsi="Times New Roman"/>
+          <w:sz w:val="20"/>
+          <w:szCs w:val="20"/>
+          <w:shd w:val="clear" w:color="auto" w:fill="EEEEEE"/>
+        </w:rPr>
+        <w:t>cat</w:t>
+      </w:r>
+      <w:r>
+        <w:rPr>
+          <w:rFonts w:ascii="Times New Roman" w:eastAsia="新細明體" w:hAnsi="Times New Roman"/>
+        </w:rPr>
+        <w:t>。</w:t>
+      </w:r>
+    </w:p>
+    <w:p>
+      <w:pPr>
+        <w:pStyle w:val="2"/>
+        <w:rPr>
+          <w:rFonts w:ascii="Times New Roman" w:eastAsia="新細明體" w:hAnsi="Times New Roman"/>
+          <w:color w:val="auto"/>
+        </w:rPr>
+      </w:pPr>
+      <w:r>
+        <w:rPr>
+          <w:rFonts w:ascii="Times New Roman" w:eastAsia="新細明體" w:hAnsi="Times New Roman" w:hint="eastAsia"/>
+          <w:color w:val="auto"/>
+        </w:rPr>
+        <w:t>5</w:t>
+      </w:r>
+      <w:r>
+        <w:rPr>
+          <w:rFonts w:ascii="Times New Roman" w:eastAsia="新細明體" w:hAnsi="Times New Roman"/>
+          <w:color w:val="auto"/>
+        </w:rPr>
+        <w:t>-4</w:t>
+      </w:r>
+      <w:r>
+        <w:rPr>
+          <w:rFonts w:ascii="Times New Roman" w:eastAsia="新細明體" w:hAnsi="Times New Roman"/>
+          <w:color w:val="auto"/>
+        </w:rPr>
+        <w:t xml:space="preserve">　確認標</w:t>
+      </w:r>
+      <w:proofErr w:type="gramStart"/>
+      <w:r>
+        <w:rPr>
+          <w:rFonts w:ascii="Times New Roman" w:eastAsia="新細明體" w:hAnsi="Times New Roman"/>
+          <w:color w:val="auto"/>
+        </w:rPr>
+        <w:t>註</w:t>
+      </w:r>
+      <w:proofErr w:type="gramEnd"/>
+      <w:r>
+        <w:rPr>
+          <w:rFonts w:ascii="Times New Roman" w:eastAsia="新細明體" w:hAnsi="Times New Roman"/>
+          <w:color w:val="auto"/>
+        </w:rPr>
+        <w:t>結果</w:t>
+      </w:r>
+    </w:p>
+    <w:p>
+      <w:pPr>
+        <w:spacing w:before="60" w:after="120"/>
+        <w:rPr>
+          <w:rFonts w:ascii="Times New Roman" w:eastAsia="新細明體" w:hAnsi="Times New Roman"/>
+        </w:rPr>
+      </w:pPr>
+      <w:r>
+        <w:rPr>
+          <w:rFonts w:ascii="Times New Roman" w:eastAsia="新細明體" w:hAnsi="Times New Roman"/>
+        </w:rPr>
+        <w:t>全部標完後，開啟</w:t>
+      </w:r>
+      <w:r>
+        <w:rPr>
+          <w:rFonts w:ascii="Times New Roman" w:eastAsia="新細明體" w:hAnsi="Times New Roman"/>
+        </w:rPr>
+        <w:t xml:space="preserve"> </w:t>
+      </w:r>
+      <w:r>
+        <w:rPr>
+          <w:rFonts w:ascii="Times New Roman" w:eastAsia="新細明體" w:hAnsi="Times New Roman"/>
+          <w:sz w:val="20"/>
+          <w:szCs w:val="20"/>
+          <w:shd w:val="clear" w:color="auto" w:fill="EEEEEE"/>
+        </w:rPr>
+        <w:t>dataset</w:t>
+      </w:r>
+      <w:r>
+        <w:rPr>
+          <w:rFonts w:ascii="Times New Roman" w:eastAsia="新細明體" w:hAnsi="Times New Roman"/>
+        </w:rPr>
+        <w:t xml:space="preserve"> </w:t>
+      </w:r>
+      <w:r>
+        <w:rPr>
+          <w:rFonts w:ascii="Times New Roman" w:eastAsia="新細明體" w:hAnsi="Times New Roman"/>
+        </w:rPr>
+        <w:t>資料夾，每張圖片旁邊都應該有一個同名的</w:t>
+      </w:r>
+      <w:r>
+        <w:rPr>
+          <w:rFonts w:ascii="Times New Roman" w:eastAsia="新細明體" w:hAnsi="Times New Roman"/>
+        </w:rPr>
+        <w:t xml:space="preserve"> </w:t>
+      </w:r>
+      <w:r>
+        <w:rPr>
+          <w:rFonts w:ascii="Times New Roman" w:eastAsia="新細明體" w:hAnsi="Times New Roman"/>
+          <w:sz w:val="20"/>
+          <w:szCs w:val="20"/>
+          <w:shd w:val="clear" w:color="auto" w:fill="EEEEEE"/>
+        </w:rPr>
+        <w:t>.json</w:t>
+      </w:r>
+      <w:r>
+        <w:rPr>
+          <w:rFonts w:ascii="Times New Roman" w:eastAsia="新細明體" w:hAnsi="Times New Roman"/>
+        </w:rPr>
+        <w:t xml:space="preserve"> </w:t>
+      </w:r>
+      <w:r>
+        <w:rPr>
+          <w:rFonts w:ascii="Times New Roman" w:eastAsia="新細明體" w:hAnsi="Times New Roman"/>
+        </w:rPr>
+        <w:t>檔，例如</w:t>
+      </w:r>
+      <w:r>
+        <w:rPr>
+          <w:rFonts w:ascii="Times New Roman" w:eastAsia="新細明體" w:hAnsi="Times New Roman"/>
+        </w:rPr>
+        <w:t xml:space="preserve"> </w:t>
+      </w:r>
+      <w:r>
+        <w:rPr>
+          <w:rFonts w:ascii="Times New Roman" w:eastAsia="新細明體" w:hAnsi="Times New Roman"/>
+          <w:sz w:val="20"/>
+          <w:szCs w:val="20"/>
+          <w:shd w:val="clear" w:color="auto" w:fill="EEEEEE"/>
+        </w:rPr>
+        <w:t>img001.jpg</w:t>
+      </w:r>
+      <w:r>
+        <w:rPr>
+          <w:rFonts w:ascii="Times New Roman" w:eastAsia="新細明體" w:hAnsi="Times New Roman"/>
+        </w:rPr>
+        <w:t xml:space="preserve"> </w:t>
+      </w:r>
+      <w:r>
+        <w:rPr>
+          <w:rFonts w:ascii="Times New Roman" w:eastAsia="新細明體" w:hAnsi="Times New Roman"/>
+        </w:rPr>
+        <w:t>對應</w:t>
+      </w:r>
+      <w:r>
+        <w:rPr>
+          <w:rFonts w:ascii="Times New Roman" w:eastAsia="新細明體" w:hAnsi="Times New Roman"/>
+        </w:rPr>
+        <w:t xml:space="preserve"> </w:t>
+      </w:r>
+      <w:r>
+        <w:rPr>
+          <w:rFonts w:ascii="Times New Roman" w:eastAsia="新細明體" w:hAnsi="Times New Roman"/>
+          <w:sz w:val="20"/>
+          <w:szCs w:val="20"/>
+          <w:shd w:val="clear" w:color="auto" w:fill="EEEEEE"/>
+        </w:rPr>
+        <w:t>img001.json</w:t>
+      </w:r>
+      <w:r>
+        <w:rPr>
+          <w:rFonts w:ascii="Times New Roman" w:eastAsia="新細明體" w:hAnsi="Times New Roman"/>
+        </w:rPr>
+        <w:t>。缺少</w:t>
+      </w:r>
+      <w:r>
+        <w:rPr>
+          <w:rFonts w:ascii="Times New Roman" w:eastAsia="新細明體" w:hAnsi="Times New Roman"/>
+        </w:rPr>
+        <w:t xml:space="preserve"> json </w:t>
+      </w:r>
+      <w:r>
+        <w:rPr>
+          <w:rFonts w:ascii="Times New Roman" w:eastAsia="新細明體" w:hAnsi="Times New Roman"/>
+        </w:rPr>
+        <w:t>的圖片</w:t>
+      </w:r>
+      <w:proofErr w:type="gramStart"/>
+      <w:r>
+        <w:rPr>
+          <w:rFonts w:ascii="Times New Roman" w:eastAsia="新細明體" w:hAnsi="Times New Roman"/>
+        </w:rPr>
+        <w:t>代表漏標</w:t>
+      </w:r>
+      <w:proofErr w:type="gramEnd"/>
+      <w:r>
+        <w:rPr>
+          <w:rFonts w:ascii="Times New Roman" w:eastAsia="新細明體" w:hAnsi="Times New Roman"/>
+        </w:rPr>
+        <w:t>。</w:t>
+      </w:r>
+    </w:p>
+    <w:p>
+      <w:pPr>
+        <w:pStyle w:val="1"/>
+        <w:rPr>
+          <w:rFonts w:ascii="Times New Roman" w:eastAsia="新細明體" w:hAnsi="Times New Roman"/>
+          <w:color w:val="auto"/>
+        </w:rPr>
+      </w:pPr>
+      <w:r>
+        <w:rPr>
+          <w:rFonts w:ascii="Times New Roman" w:eastAsia="新細明體" w:hAnsi="Times New Roman"/>
+          <w:color w:val="auto"/>
+        </w:rPr>
+        <w:t>步驟</w:t>
+      </w:r>
+      <w:r>
+        <w:rPr>
+          <w:rFonts w:ascii="Times New Roman" w:eastAsia="新細明體" w:hAnsi="Times New Roman"/>
+          <w:color w:val="auto"/>
+        </w:rPr>
+        <w:t xml:space="preserve"> 6</w:t>
+      </w:r>
+      <w:r>
+        <w:rPr>
+          <w:rFonts w:ascii="Times New Roman" w:eastAsia="新細明體" w:hAnsi="Times New Roman"/>
+          <w:color w:val="auto"/>
+        </w:rPr>
+        <w:t xml:space="preserve">　將</w:t>
+      </w:r>
+      <w:r>
+        <w:rPr>
+          <w:rFonts w:ascii="Times New Roman" w:eastAsia="新細明體" w:hAnsi="Times New Roman"/>
+          <w:color w:val="auto"/>
+        </w:rPr>
+        <w:t xml:space="preserve"> JSON </w:t>
+      </w:r>
+      <w:r>
+        <w:rPr>
+          <w:rFonts w:ascii="Times New Roman" w:eastAsia="新細明體" w:hAnsi="Times New Roman"/>
+          <w:color w:val="auto"/>
+        </w:rPr>
+        <w:t>轉成</w:t>
+      </w:r>
+      <w:r>
+        <w:rPr>
+          <w:rFonts w:ascii="Times New Roman" w:eastAsia="新細明體" w:hAnsi="Times New Roman"/>
+          <w:color w:val="auto"/>
+        </w:rPr>
+        <w:t xml:space="preserve"> YOLO </w:t>
+      </w:r>
+      <w:r>
+        <w:rPr>
+          <w:rFonts w:ascii="Times New Roman" w:eastAsia="新細明體" w:hAnsi="Times New Roman"/>
+          <w:color w:val="auto"/>
+        </w:rPr>
+        <w:t>的</w:t>
+      </w:r>
+      <w:r>
+        <w:rPr>
+          <w:rFonts w:ascii="Times New Roman" w:eastAsia="新細明體" w:hAnsi="Times New Roman"/>
+          <w:color w:val="auto"/>
+        </w:rPr>
+        <w:t xml:space="preserve"> txt</w:t>
+      </w:r>
+    </w:p>
+    <w:p>
+      <w:pPr>
+        <w:pStyle w:val="2"/>
+        <w:rPr>
+          <w:rFonts w:ascii="Times New Roman" w:eastAsia="新細明體" w:hAnsi="Times New Roman"/>
+          <w:color w:val="auto"/>
+        </w:rPr>
+      </w:pPr>
+      <w:r>
+        <w:rPr>
+          <w:rFonts w:ascii="Times New Roman" w:eastAsia="新細明體" w:hAnsi="Times New Roman"/>
+          <w:color w:val="auto"/>
+        </w:rPr>
+        <w:t>6-1</w:t>
+      </w:r>
+      <w:r>
+        <w:rPr>
+          <w:rFonts w:ascii="Times New Roman" w:eastAsia="新細明體" w:hAnsi="Times New Roman"/>
+          <w:color w:val="auto"/>
+        </w:rPr>
+        <w:t xml:space="preserve">　執行轉換</w:t>
+      </w:r>
+    </w:p>
+    <w:p>
+      <w:pPr>
+        <w:spacing w:before="60" w:after="120"/>
+        <w:rPr>
+          <w:rFonts w:ascii="Times New Roman" w:eastAsia="新細明體" w:hAnsi="Times New Roman"/>
+        </w:rPr>
+      </w:pPr>
+      <w:r>
+        <w:rPr>
+          <w:rFonts w:ascii="Times New Roman" w:eastAsia="新細明體" w:hAnsi="Times New Roman"/>
+        </w:rPr>
+        <w:t>回到命令列（虛擬環境已啟動，位置在專案資料夾），執行：</w:t>
+      </w:r>
+    </w:p>
+    <w:p>
+      <w:pPr>
+        <w:keepLines/>
+        <w:pBdr>
+          <w:left w:val="single" w:sz="18" w:space="6" w:color="8A94A6"/>
+        </w:pBdr>
+        <w:shd w:val="clear" w:color="auto" w:fill="F3F4F6"/>
+        <w:spacing w:after="160" w:line="264" w:lineRule="auto"/>
+        <w:ind w:left="200" w:right="100"/>
+        <w:rPr>
+          <w:rFonts w:ascii="Times New Roman" w:eastAsia="新細明體" w:hAnsi="Times New Roman"/>
+        </w:rPr>
+      </w:pPr>
+      <w:r>
+        <w:rPr>
+          <w:rFonts w:ascii="Times New Roman" w:eastAsia="新細明體" w:hAnsi="Times New Roman"/>
+          <w:sz w:val="19"/>
+          <w:szCs w:val="19"/>
+        </w:rPr>
+        <w:t>labelme2yolo --json_dir dataset --val_size 0.2 --test_size 0.1 --output_format polygon --output_dir YOLODataset</w:t>
+      </w:r>
+    </w:p>
+    <w:p>
+      <w:pPr>
+        <w:pBdr>
+          <w:left w:val="single" w:sz="18" w:space="6" w:color="E0A100"/>
+        </w:pBdr>
+        <w:shd w:val="clear" w:color="auto" w:fill="FFF4D6"/>
+        <w:spacing w:before="80" w:after="160"/>
+        <w:ind w:left="200" w:right="100"/>
+        <w:rPr>
+          <w:rFonts w:ascii="Times New Roman" w:eastAsia="新細明體" w:hAnsi="Times New Roman"/>
+        </w:rPr>
+      </w:pPr>
+      <w:r>
+        <w:rPr>
+          <w:rFonts w:ascii="Times New Roman" w:eastAsia="新細明體" w:hAnsi="Times New Roman" w:hint="eastAsia"/>
+        </w:rPr>
+        <w:t>若再次執行以上指令</w:t>
+      </w:r>
+      <w:r>
+        <w:rPr>
+          <w:rFonts w:ascii="Times New Roman" w:eastAsia="新細明體" w:hAnsi="Times New Roman"/>
+        </w:rPr>
+        <w:t>時，</w:t>
+      </w:r>
+      <w:r>
+        <w:rPr>
+          <w:rFonts w:ascii="Times New Roman" w:eastAsia="新細明體" w:hAnsi="Times New Roman" w:hint="eastAsia"/>
+        </w:rPr>
+        <w:t>需</w:t>
+      </w:r>
+      <w:r>
+        <w:rPr>
+          <w:rFonts w:ascii="Times New Roman" w:eastAsia="新細明體" w:hAnsi="Times New Roman"/>
+        </w:rPr>
+        <w:t>先刪除</w:t>
+      </w:r>
+      <w:r>
+        <w:rPr>
+          <w:rFonts w:ascii="Times New Roman" w:eastAsia="新細明體" w:hAnsi="Times New Roman" w:hint="eastAsia"/>
+        </w:rPr>
+        <w:t>以下</w:t>
+      </w:r>
+      <w:r>
+        <w:rPr>
+          <w:rFonts w:ascii="Times New Roman" w:eastAsia="新細明體" w:hAnsi="Times New Roman" w:hint="eastAsia"/>
+        </w:rPr>
+        <w:t>5-2</w:t>
+      </w:r>
+      <w:r>
+        <w:rPr>
+          <w:rFonts w:ascii="Times New Roman" w:eastAsia="新細明體" w:hAnsi="Times New Roman" w:hint="eastAsia"/>
+        </w:rPr>
+        <w:t>圖上的</w:t>
+      </w:r>
+      <w:r>
+        <w:rPr>
+          <w:rFonts w:ascii="Times New Roman" w:eastAsia="新細明體" w:hAnsi="Times New Roman"/>
+        </w:rPr>
+        <w:t>7</w:t>
+      </w:r>
+      <w:r>
+        <w:rPr>
+          <w:rFonts w:ascii="Times New Roman" w:eastAsia="新細明體" w:hAnsi="Times New Roman" w:hint="eastAsia"/>
+        </w:rPr>
+        <w:t>個</w:t>
+      </w:r>
+      <w:r>
+        <w:rPr>
+          <w:rFonts w:ascii="Times New Roman" w:eastAsia="新細明體" w:hAnsi="Times New Roman"/>
+        </w:rPr>
+        <w:t>資料夾</w:t>
+      </w:r>
+      <w:r>
+        <w:rPr>
+          <w:rFonts w:ascii="Times New Roman" w:eastAsia="新細明體" w:hAnsi="Times New Roman" w:hint="eastAsia"/>
+        </w:rPr>
+        <w:t>。</w:t>
+      </w:r>
+    </w:p>
+    <w:p>
+      <w:pPr>
+        <w:pStyle w:val="2"/>
+        <w:rPr>
+          <w:rFonts w:ascii="Times New Roman" w:eastAsia="新細明體" w:hAnsi="Times New Roman"/>
+          <w:color w:val="auto"/>
+        </w:rPr>
+      </w:pPr>
+      <w:r>
+        <w:rPr>
+          <w:rFonts w:ascii="Times New Roman" w:eastAsia="新細明體" w:hAnsi="Times New Roman"/>
+          <w:color w:val="auto"/>
+        </w:rPr>
+        <w:t>6-2</w:t>
+      </w:r>
+      <w:r>
+        <w:rPr>
+          <w:rFonts w:ascii="Times New Roman" w:eastAsia="新細明體" w:hAnsi="Times New Roman"/>
+          <w:color w:val="auto"/>
+        </w:rPr>
+        <w:t xml:space="preserve">　檢查輸出結構</w:t>
+      </w:r>
+    </w:p>
+    <w:p>
+      <w:pPr>
+        <w:spacing w:before="60" w:after="120"/>
+        <w:rPr>
+          <w:rFonts w:ascii="Times New Roman" w:eastAsia="新細明體" w:hAnsi="Times New Roman"/>
+        </w:rPr>
+      </w:pPr>
+      <w:r>
+        <w:rPr>
+          <w:rFonts w:ascii="Times New Roman" w:eastAsia="新細明體" w:hAnsi="Times New Roman"/>
+        </w:rPr>
+        <w:t>轉換完成後，</w:t>
+      </w:r>
+      <w:r>
+        <w:rPr>
+          <w:rFonts w:ascii="Times New Roman" w:eastAsia="新細明體" w:hAnsi="Times New Roman"/>
+          <w:sz w:val="20"/>
+          <w:szCs w:val="20"/>
+          <w:shd w:val="clear" w:color="auto" w:fill="EEEEEE"/>
+        </w:rPr>
+        <w:t>bread</w:t>
+      </w:r>
+      <w:r>
+        <w:rPr>
+          <w:rFonts w:ascii="Times New Roman" w:eastAsia="新細明體" w:hAnsi="Times New Roman"/>
+        </w:rPr>
+        <w:t xml:space="preserve"> </w:t>
+      </w:r>
+      <w:r>
+        <w:rPr>
+          <w:rFonts w:ascii="Times New Roman" w:eastAsia="新細明體" w:hAnsi="Times New Roman"/>
+        </w:rPr>
+        <w:t>內會多出</w:t>
+      </w:r>
+      <w:r>
+        <w:rPr>
+          <w:rFonts w:ascii="Times New Roman" w:eastAsia="新細明體" w:hAnsi="Times New Roman"/>
+        </w:rPr>
+        <w:t xml:space="preserve"> </w:t>
+      </w:r>
+      <w:r>
+        <w:rPr>
+          <w:rFonts w:ascii="Times New Roman" w:eastAsia="新細明體" w:hAnsi="Times New Roman"/>
+          <w:sz w:val="20"/>
+          <w:szCs w:val="20"/>
+          <w:shd w:val="clear" w:color="auto" w:fill="EEEEEE"/>
+        </w:rPr>
+        <w:t>YOLODataset</w:t>
+      </w:r>
+      <w:r>
+        <w:rPr>
+          <w:rFonts w:ascii="Times New Roman" w:eastAsia="新細明體" w:hAnsi="Times New Roman"/>
+        </w:rPr>
+        <w:t xml:space="preserve"> </w:t>
+      </w:r>
+      <w:r>
+        <w:rPr>
+          <w:rFonts w:ascii="Times New Roman" w:eastAsia="新細明體" w:hAnsi="Times New Roman"/>
+        </w:rPr>
+        <w:t>資料夾：</w:t>
       </w:r>
     </w:p>
     <w:p>
@@ -4588,48 +4893,18 @@
       <w:r>
         <w:rPr>
           <w:rFonts w:ascii="Times New Roman" w:eastAsia="新細明體" w:hAnsi="Times New Roman"/>
-          <w:sz w:val="19"/>
-          <w:szCs w:val="19"/>
-        </w:rPr>
-        <w:tab/>
-      </w:r>
-      <w:r>
-        <w:rPr>
-          <w:rFonts w:ascii="Times New Roman" w:eastAsia="新細明體" w:hAnsi="Times New Roman"/>
-          <w:sz w:val="19"/>
-          <w:szCs w:val="19"/>
-        </w:rPr>
-        <w:tab/>
-      </w:r>
-      <w:r>
-        <w:rPr>
-          <w:rFonts w:ascii="Times New Roman" w:eastAsia="新細明體" w:hAnsi="Times New Roman"/>
-          <w:sz w:val="19"/>
-          <w:szCs w:val="19"/>
-        </w:rPr>
-        <w:t>├── images/</w:t>
-      </w:r>
-      <w:r>
-        <w:rPr>
-          <w:rFonts w:ascii="Times New Roman" w:eastAsia="新細明體" w:hAnsi="Times New Roman" w:hint="eastAsia"/>
-          <w:sz w:val="19"/>
-          <w:szCs w:val="19"/>
-        </w:rPr>
-        <w:t>t</w:t>
-      </w:r>
-      <w:r>
-        <w:rPr>
-          <w:rFonts w:ascii="Times New Roman" w:eastAsia="新細明體" w:hAnsi="Times New Roman"/>
-          <w:sz w:val="19"/>
-          <w:szCs w:val="19"/>
-        </w:rPr>
-        <w:t>est</w:t>
-      </w:r>
-      <w:r>
-        <w:rPr>
-          <w:rFonts w:ascii="Times New Roman" w:eastAsia="新細明體" w:hAnsi="Times New Roman"/>
-          <w:sz w:val="19"/>
-          <w:szCs w:val="19"/>
+          <w:sz w:val="20"/>
+          <w:szCs w:val="20"/>
+          <w:shd w:val="clear" w:color="auto" w:fill="EEEEEE"/>
+        </w:rPr>
+        <w:t>YOLODataset</w:t>
+      </w:r>
+      <w:r>
+        <w:rPr>
+          <w:rFonts w:ascii="Times New Roman" w:eastAsia="新細明體" w:hAnsi="Times New Roman" w:hint="eastAsia"/>
+          <w:sz w:val="20"/>
+          <w:szCs w:val="20"/>
+          <w:shd w:val="clear" w:color="auto" w:fill="EEEEEE"/>
         </w:rPr>
         <w:t>/</w:t>
       </w:r>
@@ -4663,30 +4938,7 @@
           <w:szCs w:val="19"/>
         </w:rPr>
         <w:tab/>
-      </w:r>
-      <w:r>
-        <w:rPr>
-          <w:rFonts w:ascii="Times New Roman" w:eastAsia="新細明體" w:hAnsi="Times New Roman"/>
-          <w:sz w:val="19"/>
-          <w:szCs w:val="19"/>
-        </w:rPr>
-        <w:t>├</w:t>
-      </w:r>
-      <w:r>
-        <w:rPr>
-          <w:rFonts w:ascii="Times New Roman" w:eastAsia="新細明體" w:hAnsi="Times New Roman"/>
-          <w:sz w:val="19"/>
-          <w:szCs w:val="19"/>
-        </w:rPr>
-        <w:t>──</w:t>
-      </w:r>
-      <w:r>
-        <w:rPr>
-          <w:rFonts w:ascii="Times New Roman" w:eastAsia="新細明體" w:hAnsi="Times New Roman"/>
-          <w:sz w:val="19"/>
-          <w:szCs w:val="19"/>
-        </w:rPr>
-        <w:t xml:space="preserve"> labels/train/</w:t>
+        <w:t>├── images/train/</w:t>
       </w:r>
     </w:p>
     <w:p>
@@ -4720,32 +4972,7 @@
           <w:szCs w:val="19"/>
         </w:rPr>
         <w:tab/>
-      </w:r>
-      <w:r>
-        <w:rPr>
-          <w:rFonts w:ascii="Times New Roman" w:eastAsia="新細明體" w:hAnsi="Times New Roman"/>
-          <w:sz w:val="19"/>
-          <w:szCs w:val="19"/>
-        </w:rPr>
-        <w:t>├── labels/</w:t>
-      </w:r>
-      <w:proofErr w:type="spellStart"/>
-      <w:r>
-        <w:rPr>
-          <w:rFonts w:ascii="Times New Roman" w:eastAsia="新細明體" w:hAnsi="Times New Roman"/>
-          <w:sz w:val="19"/>
-          <w:szCs w:val="19"/>
-        </w:rPr>
-        <w:t>val</w:t>
-      </w:r>
-      <w:proofErr w:type="spellEnd"/>
-      <w:r>
-        <w:rPr>
-          <w:rFonts w:ascii="Times New Roman" w:eastAsia="新細明體" w:hAnsi="Times New Roman"/>
-          <w:sz w:val="19"/>
-          <w:szCs w:val="19"/>
-        </w:rPr>
-        <w:t>/</w:t>
+        <w:t>├── images/val/</w:t>
       </w:r>
     </w:p>
     <w:p>
@@ -4777,412 +5004,23 @@
           <w:szCs w:val="19"/>
         </w:rPr>
         <w:tab/>
-      </w:r>
-      <w:r>
-        <w:rPr>
-          <w:rFonts w:ascii="Times New Roman" w:eastAsia="新細明體" w:hAnsi="Times New Roman"/>
-          <w:sz w:val="19"/>
-          <w:szCs w:val="19"/>
-        </w:rPr>
-        <w:t>├──labels/</w:t>
-      </w:r>
-      <w:r>
-        <w:rPr>
-          <w:rFonts w:ascii="Times New Roman" w:eastAsia="新細明體" w:hAnsi="Times New Roman"/>
-          <w:sz w:val="19"/>
-          <w:szCs w:val="19"/>
-        </w:rPr>
-        <w:t>test</w:t>
-      </w:r>
-      <w:r>
-        <w:rPr>
-          <w:rFonts w:ascii="Times New Roman" w:eastAsia="新細明體" w:hAnsi="Times New Roman"/>
-          <w:sz w:val="19"/>
-          <w:szCs w:val="19"/>
-        </w:rPr>
-        <w:t>/</w:t>
-      </w:r>
-    </w:p>
-    <w:p>
-      <w:pPr>
-        <w:keepLines/>
-        <w:pBdr>
-          <w:left w:val="single" w:sz="18" w:space="6" w:color="8A94A6"/>
-        </w:pBdr>
-        <w:shd w:val="clear" w:color="auto" w:fill="F3F4F6"/>
-        <w:spacing w:after="160" w:line="264" w:lineRule="auto"/>
-        <w:ind w:left="200" w:right="100"/>
-        <w:rPr>
-          <w:rFonts w:ascii="Times New Roman" w:eastAsia="新細明體" w:hAnsi="Times New Roman"/>
-        </w:rPr>
-      </w:pPr>
-      <w:r>
-        <w:rPr>
-          <w:rFonts w:ascii="Times New Roman" w:eastAsia="新細明體" w:hAnsi="Times New Roman"/>
-          <w:sz w:val="19"/>
-          <w:szCs w:val="19"/>
-        </w:rPr>
-        <w:tab/>
-      </w:r>
-      <w:r>
-        <w:rPr>
-          <w:rFonts w:ascii="Times New Roman" w:eastAsia="新細明體" w:hAnsi="Times New Roman"/>
-          <w:sz w:val="19"/>
-          <w:szCs w:val="19"/>
-        </w:rPr>
-        <w:tab/>
-      </w:r>
-      <w:r>
-        <w:rPr>
-          <w:rFonts w:ascii="Times New Roman" w:eastAsia="新細明體" w:hAnsi="Times New Roman"/>
-          <w:sz w:val="19"/>
-          <w:szCs w:val="19"/>
-        </w:rPr>
-        <w:t>└──</w:t>
-      </w:r>
-      <w:proofErr w:type="spellStart"/>
-      <w:proofErr w:type="gramStart"/>
-      <w:r>
-        <w:rPr>
-          <w:rFonts w:ascii="Times New Roman" w:eastAsia="新細明體" w:hAnsi="Times New Roman"/>
-          <w:sz w:val="19"/>
-          <w:szCs w:val="19"/>
-        </w:rPr>
-        <w:t>dataset.yaml</w:t>
-      </w:r>
-      <w:proofErr w:type="spellEnd"/>
-      <w:proofErr w:type="gramEnd"/>
-    </w:p>
-    <w:p>
-      <w:pPr>
-        <w:pStyle w:val="2"/>
-        <w:rPr>
-          <w:rFonts w:ascii="Times New Roman" w:eastAsia="新細明體" w:hAnsi="Times New Roman"/>
-          <w:color w:val="auto"/>
-        </w:rPr>
-      </w:pPr>
-      <w:r>
-        <w:rPr>
-          <w:rFonts w:ascii="Times New Roman" w:eastAsia="新細明體" w:hAnsi="Times New Roman"/>
-          <w:color w:val="auto"/>
-        </w:rPr>
-        <w:t>5-3</w:t>
-      </w:r>
-      <w:r>
-        <w:rPr>
-          <w:rFonts w:ascii="Times New Roman" w:eastAsia="新細明體" w:hAnsi="Times New Roman"/>
-          <w:color w:val="auto"/>
-        </w:rPr>
-        <w:t xml:space="preserve">　檢查</w:t>
-      </w:r>
-      <w:r>
-        <w:rPr>
-          <w:rFonts w:ascii="Times New Roman" w:eastAsia="新細明體" w:hAnsi="Times New Roman"/>
-          <w:color w:val="auto"/>
-        </w:rPr>
-        <w:t xml:space="preserve"> txt </w:t>
-      </w:r>
-      <w:r>
-        <w:rPr>
-          <w:rFonts w:ascii="Times New Roman" w:eastAsia="新細明體" w:hAnsi="Times New Roman"/>
-          <w:color w:val="auto"/>
-        </w:rPr>
-        <w:t>內容</w:t>
-      </w:r>
-    </w:p>
-    <w:p>
-      <w:pPr>
-        <w:spacing w:before="60" w:after="120"/>
-        <w:rPr>
-          <w:rFonts w:ascii="Times New Roman" w:eastAsia="新細明體" w:hAnsi="Times New Roman"/>
-        </w:rPr>
-      </w:pPr>
-      <w:r>
-        <w:rPr>
-          <w:rFonts w:ascii="Times New Roman" w:eastAsia="新細明體" w:hAnsi="Times New Roman"/>
-        </w:rPr>
-        <w:t>開啟</w:t>
-      </w:r>
-      <w:r>
-        <w:rPr>
-          <w:rFonts w:ascii="Times New Roman" w:eastAsia="新細明體" w:hAnsi="Times New Roman"/>
-        </w:rPr>
-        <w:t xml:space="preserve"> </w:t>
-      </w:r>
-      <w:r>
-        <w:rPr>
-          <w:rFonts w:ascii="Times New Roman" w:eastAsia="新細明體" w:hAnsi="Times New Roman"/>
-          <w:sz w:val="20"/>
-          <w:szCs w:val="20"/>
-          <w:shd w:val="clear" w:color="auto" w:fill="EEEEEE"/>
-        </w:rPr>
-        <w:t>labels/train</w:t>
-      </w:r>
-      <w:r>
-        <w:rPr>
-          <w:rFonts w:ascii="Times New Roman" w:eastAsia="新細明體" w:hAnsi="Times New Roman"/>
-        </w:rPr>
-        <w:t xml:space="preserve"> </w:t>
-      </w:r>
-      <w:r>
-        <w:rPr>
-          <w:rFonts w:ascii="Times New Roman" w:eastAsia="新細明體" w:hAnsi="Times New Roman"/>
-        </w:rPr>
-        <w:t>內任一個</w:t>
-      </w:r>
-      <w:r>
-        <w:rPr>
-          <w:rFonts w:ascii="Times New Roman" w:eastAsia="新細明體" w:hAnsi="Times New Roman"/>
-        </w:rPr>
-        <w:t xml:space="preserve"> txt</w:t>
-      </w:r>
-      <w:r>
-        <w:rPr>
-          <w:rFonts w:ascii="Times New Roman" w:eastAsia="新細明體" w:hAnsi="Times New Roman"/>
-        </w:rPr>
-        <w:t>。每一行代表一個物件，第一個數字是類別編號（從</w:t>
-      </w:r>
-      <w:r>
-        <w:rPr>
-          <w:rFonts w:ascii="Times New Roman" w:eastAsia="新細明體" w:hAnsi="Times New Roman"/>
-        </w:rPr>
-        <w:t xml:space="preserve"> 0 </w:t>
-      </w:r>
-      <w:r>
-        <w:rPr>
-          <w:rFonts w:ascii="Times New Roman" w:eastAsia="新細明體" w:hAnsi="Times New Roman"/>
-        </w:rPr>
-        <w:t>開始），後面是成對的</w:t>
-      </w:r>
-      <w:r>
-        <w:rPr>
-          <w:rFonts w:ascii="Times New Roman" w:eastAsia="新細明體" w:hAnsi="Times New Roman"/>
-        </w:rPr>
-        <w:t xml:space="preserve"> x</w:t>
-      </w:r>
-      <w:r>
-        <w:rPr>
-          <w:rFonts w:ascii="Times New Roman" w:eastAsia="新細明體" w:hAnsi="Times New Roman"/>
-        </w:rPr>
-        <w:t>、</w:t>
-      </w:r>
-      <w:r>
-        <w:rPr>
-          <w:rFonts w:ascii="Times New Roman" w:eastAsia="新細明體" w:hAnsi="Times New Roman"/>
-        </w:rPr>
-        <w:t xml:space="preserve">y </w:t>
-      </w:r>
-      <w:r>
-        <w:rPr>
-          <w:rFonts w:ascii="Times New Roman" w:eastAsia="新細明體" w:hAnsi="Times New Roman"/>
-        </w:rPr>
-        <w:t>座標，數值已正規化到</w:t>
-      </w:r>
-      <w:r>
-        <w:rPr>
-          <w:rFonts w:ascii="Times New Roman" w:eastAsia="新細明體" w:hAnsi="Times New Roman"/>
-        </w:rPr>
-        <w:t xml:space="preserve"> 0 </w:t>
-      </w:r>
-      <w:r>
-        <w:rPr>
-          <w:rFonts w:ascii="Times New Roman" w:eastAsia="新細明體" w:hAnsi="Times New Roman"/>
-        </w:rPr>
-        <w:t>到</w:t>
-      </w:r>
-      <w:r>
-        <w:rPr>
-          <w:rFonts w:ascii="Times New Roman" w:eastAsia="新細明體" w:hAnsi="Times New Roman"/>
-        </w:rPr>
-        <w:t xml:space="preserve"> 1 </w:t>
-      </w:r>
-      <w:r>
-        <w:rPr>
-          <w:rFonts w:ascii="Times New Roman" w:eastAsia="新細明體" w:hAnsi="Times New Roman"/>
-        </w:rPr>
-        <w:t>之間：</w:t>
-      </w:r>
-    </w:p>
-    <w:p>
-      <w:pPr>
-        <w:keepLines/>
-        <w:pBdr>
-          <w:left w:val="single" w:sz="18" w:space="6" w:color="8A94A6"/>
-        </w:pBdr>
-        <w:shd w:val="clear" w:color="auto" w:fill="F3F4F6"/>
-        <w:spacing w:after="160" w:line="264" w:lineRule="auto"/>
-        <w:ind w:left="200" w:right="100"/>
-        <w:rPr>
-          <w:rFonts w:ascii="Times New Roman" w:eastAsia="新細明體" w:hAnsi="Times New Roman"/>
-        </w:rPr>
-      </w:pPr>
-      <w:r>
-        <w:rPr>
-          <w:rFonts w:ascii="Times New Roman" w:eastAsia="新細明體" w:hAnsi="Times New Roman"/>
-          <w:sz w:val="19"/>
-          <w:szCs w:val="19"/>
-        </w:rPr>
-        <w:t>0 0.412 0.305 0.438 0.311 0.451 0.342 0.447 0.380 ...</w:t>
-      </w:r>
-    </w:p>
-    <w:p>
-      <w:pPr>
-        <w:pStyle w:val="2"/>
-        <w:rPr>
-          <w:rFonts w:ascii="Times New Roman" w:eastAsia="新細明體" w:hAnsi="Times New Roman"/>
-          <w:color w:val="auto"/>
-        </w:rPr>
-      </w:pPr>
-      <w:r>
-        <w:rPr>
-          <w:rFonts w:ascii="Times New Roman" w:eastAsia="新細明體" w:hAnsi="Times New Roman"/>
-          <w:color w:val="auto"/>
-        </w:rPr>
-        <w:t>5-4</w:t>
-      </w:r>
-      <w:r>
-        <w:rPr>
-          <w:rFonts w:ascii="Times New Roman" w:eastAsia="新細明體" w:hAnsi="Times New Roman"/>
-          <w:color w:val="auto"/>
-        </w:rPr>
-        <w:t xml:space="preserve">　檢查</w:t>
-      </w:r>
-      <w:r>
-        <w:rPr>
-          <w:rFonts w:ascii="Times New Roman" w:eastAsia="新細明體" w:hAnsi="Times New Roman"/>
-          <w:color w:val="auto"/>
-        </w:rPr>
-        <w:t xml:space="preserve"> </w:t>
-      </w:r>
-      <w:proofErr w:type="spellStart"/>
-      <w:r>
-        <w:rPr>
-          <w:rFonts w:ascii="Times New Roman" w:eastAsia="新細明體" w:hAnsi="Times New Roman"/>
-          <w:color w:val="auto"/>
-        </w:rPr>
-        <w:t>dataset.yaml</w:t>
-      </w:r>
-      <w:proofErr w:type="spellEnd"/>
-    </w:p>
-    <w:p>
-      <w:pPr>
-        <w:keepNext/>
-        <w:spacing w:before="60" w:after="120"/>
-        <w:rPr>
-          <w:rFonts w:ascii="Times New Roman" w:eastAsia="新細明體" w:hAnsi="Times New Roman"/>
-        </w:rPr>
-      </w:pPr>
-      <w:r>
-        <w:rPr>
-          <w:rFonts w:ascii="Times New Roman" w:eastAsia="新細明體" w:hAnsi="Times New Roman"/>
-        </w:rPr>
-        <w:t>用文字編輯器開啟</w:t>
-      </w:r>
-      <w:r>
-        <w:rPr>
-          <w:rFonts w:ascii="Times New Roman" w:eastAsia="新細明體" w:hAnsi="Times New Roman"/>
-        </w:rPr>
-        <w:t xml:space="preserve"> </w:t>
-      </w:r>
-      <w:proofErr w:type="spellStart"/>
-      <w:r>
-        <w:rPr>
-          <w:rFonts w:ascii="Times New Roman" w:eastAsia="新細明體" w:hAnsi="Times New Roman"/>
-          <w:sz w:val="20"/>
-          <w:szCs w:val="20"/>
-          <w:shd w:val="clear" w:color="auto" w:fill="EEEEEE"/>
-        </w:rPr>
-        <w:t>dataset.yaml</w:t>
-      </w:r>
-      <w:proofErr w:type="spellEnd"/>
-      <w:r>
-        <w:rPr>
-          <w:rFonts w:ascii="Times New Roman" w:eastAsia="新細明體" w:hAnsi="Times New Roman"/>
-        </w:rPr>
-        <w:t>，確認訓練集、驗證集的資料夾位置與類別名稱都正確。路徑</w:t>
-      </w:r>
-      <w:proofErr w:type="gramStart"/>
-      <w:r>
-        <w:rPr>
-          <w:rFonts w:ascii="Times New Roman" w:eastAsia="新細明體" w:hAnsi="Times New Roman"/>
-        </w:rPr>
-        <w:t>有</w:t>
-      </w:r>
-      <w:r>
-        <w:rPr>
-          <w:rFonts w:ascii="Times New Roman" w:eastAsia="新細明體" w:hAnsi="Times New Roman"/>
-        </w:rPr>
-        <w:lastRenderedPageBreak/>
-        <w:t>誤時</w:t>
-      </w:r>
-      <w:proofErr w:type="gramEnd"/>
-      <w:r>
-        <w:rPr>
-          <w:rFonts w:ascii="Times New Roman" w:eastAsia="新細明體" w:hAnsi="Times New Roman"/>
-        </w:rPr>
-        <w:t>，可改成下列格式，</w:t>
-      </w:r>
-      <w:r>
-        <w:rPr>
-          <w:rFonts w:ascii="Times New Roman" w:eastAsia="新細明體" w:hAnsi="Times New Roman"/>
-          <w:sz w:val="20"/>
-          <w:szCs w:val="20"/>
-          <w:shd w:val="clear" w:color="auto" w:fill="EEEEEE"/>
-        </w:rPr>
-        <w:t>path</w:t>
-      </w:r>
-      <w:r>
-        <w:rPr>
-          <w:rFonts w:ascii="Times New Roman" w:eastAsia="新細明體" w:hAnsi="Times New Roman"/>
-        </w:rPr>
-        <w:t xml:space="preserve"> </w:t>
-      </w:r>
-      <w:r>
-        <w:rPr>
-          <w:rFonts w:ascii="Times New Roman" w:eastAsia="新細明體" w:hAnsi="Times New Roman"/>
-        </w:rPr>
-        <w:t>填</w:t>
-      </w:r>
-      <w:r>
-        <w:rPr>
-          <w:rFonts w:ascii="Times New Roman" w:eastAsia="新細明體" w:hAnsi="Times New Roman"/>
-        </w:rPr>
-        <w:t xml:space="preserve"> </w:t>
-      </w:r>
-      <w:proofErr w:type="spellStart"/>
-      <w:r>
-        <w:rPr>
-          <w:rFonts w:ascii="Times New Roman" w:eastAsia="新細明體" w:hAnsi="Times New Roman"/>
-          <w:sz w:val="20"/>
-          <w:szCs w:val="20"/>
-          <w:shd w:val="clear" w:color="auto" w:fill="EEEEEE"/>
-        </w:rPr>
-        <w:t>YOLODataset</w:t>
-      </w:r>
-      <w:proofErr w:type="spellEnd"/>
-      <w:r>
-        <w:rPr>
-          <w:rFonts w:ascii="Times New Roman" w:eastAsia="新細明體" w:hAnsi="Times New Roman"/>
-        </w:rPr>
-        <w:t xml:space="preserve"> </w:t>
-      </w:r>
-      <w:r>
-        <w:rPr>
-          <w:rFonts w:ascii="Times New Roman" w:eastAsia="新細明體" w:hAnsi="Times New Roman"/>
-        </w:rPr>
-        <w:t>的絕對路徑，</w:t>
-      </w:r>
-      <w:r>
-        <w:rPr>
-          <w:rFonts w:ascii="Times New Roman" w:eastAsia="新細明體" w:hAnsi="Times New Roman"/>
-        </w:rPr>
-        <w:t xml:space="preserve">Windows </w:t>
-      </w:r>
-      <w:r>
-        <w:rPr>
-          <w:rFonts w:ascii="Times New Roman" w:eastAsia="新細明體" w:hAnsi="Times New Roman"/>
-        </w:rPr>
-        <w:t>也使用正斜線：</w:t>
+        <w:t>├── images/</w:t>
+      </w:r>
+      <w:r>
+        <w:rPr>
+          <w:rFonts w:ascii="Times New Roman" w:eastAsia="新細明體" w:hAnsi="Times New Roman" w:hint="eastAsia"/>
+          <w:sz w:val="19"/>
+          <w:szCs w:val="19"/>
+        </w:rPr>
+        <w:t>t</w:t>
+      </w:r>
+      <w:r>
+        <w:rPr>
+          <w:rFonts w:ascii="Times New Roman" w:eastAsia="新細明體" w:hAnsi="Times New Roman"/>
+          <w:sz w:val="19"/>
+          <w:szCs w:val="19"/>
+        </w:rPr>
+        <w:t>est/</w:t>
       </w:r>
     </w:p>
     <w:p>
@@ -5205,39 +5043,16 @@
           <w:sz w:val="19"/>
           <w:szCs w:val="19"/>
         </w:rPr>
-        <w:t xml:space="preserve">path: </w:t>
-      </w:r>
-      <w:r>
-        <w:rPr>
-          <w:rFonts w:ascii="Times New Roman" w:eastAsia="新細明體" w:hAnsi="Times New Roman"/>
-          <w:sz w:val="19"/>
-          <w:szCs w:val="19"/>
-        </w:rPr>
-        <w:t>D</w:t>
-      </w:r>
-      <w:r>
-        <w:rPr>
-          <w:rFonts w:ascii="Times New Roman" w:eastAsia="新細明體" w:hAnsi="Times New Roman"/>
-          <w:sz w:val="19"/>
-          <w:szCs w:val="19"/>
-        </w:rPr>
-        <w:t>:/</w:t>
-      </w:r>
-      <w:r>
-        <w:rPr>
-          <w:rFonts w:ascii="Times New Roman" w:eastAsia="新細明體" w:hAnsi="Times New Roman"/>
-          <w:sz w:val="19"/>
-          <w:szCs w:val="19"/>
-        </w:rPr>
-        <w:t>bread</w:t>
-      </w:r>
-      <w:r>
-        <w:rPr>
-          <w:rFonts w:ascii="Times New Roman" w:eastAsia="新細明體" w:hAnsi="Times New Roman"/>
-          <w:sz w:val="19"/>
-          <w:szCs w:val="19"/>
-        </w:rPr>
-        <w:t>/YOLODataset</w:t>
+        <w:tab/>
+      </w:r>
+      <w:r>
+        <w:rPr>
+          <w:rFonts w:ascii="Times New Roman" w:eastAsia="新細明體" w:hAnsi="Times New Roman"/>
+          <w:sz w:val="19"/>
+          <w:szCs w:val="19"/>
+        </w:rPr>
+        <w:tab/>
+        <w:t>├── labels/train/</w:t>
       </w:r>
     </w:p>
     <w:p>
@@ -5252,15 +5067,26 @@
         <w:ind w:left="200" w:right="100"/>
         <w:rPr>
           <w:rFonts w:ascii="Times New Roman" w:eastAsia="新細明體" w:hAnsi="Times New Roman"/>
-        </w:rPr>
-      </w:pPr>
-      <w:r>
-        <w:rPr>
-          <w:rFonts w:ascii="Times New Roman" w:eastAsia="新細明體" w:hAnsi="Times New Roman"/>
-          <w:sz w:val="19"/>
-          <w:szCs w:val="19"/>
-        </w:rPr>
-        <w:t>train: images/train</w:t>
+          <w:sz w:val="19"/>
+          <w:szCs w:val="19"/>
+        </w:rPr>
+      </w:pPr>
+      <w:r>
+        <w:rPr>
+          <w:rFonts w:ascii="Times New Roman" w:eastAsia="新細明體" w:hAnsi="Times New Roman"/>
+          <w:sz w:val="19"/>
+          <w:szCs w:val="19"/>
+        </w:rPr>
+        <w:tab/>
+      </w:r>
+      <w:r>
+        <w:rPr>
+          <w:rFonts w:ascii="Times New Roman" w:eastAsia="新細明體" w:hAnsi="Times New Roman"/>
+          <w:sz w:val="19"/>
+          <w:szCs w:val="19"/>
+        </w:rPr>
+        <w:tab/>
+        <w:t>├── labels/val/</w:t>
       </w:r>
     </w:p>
     <w:p>
@@ -5275,38 +5101,385 @@
         <w:ind w:left="200" w:right="100"/>
         <w:rPr>
           <w:rFonts w:ascii="Times New Roman" w:eastAsia="新細明體" w:hAnsi="Times New Roman"/>
-          <w:sz w:val="19"/>
-          <w:szCs w:val="19"/>
-        </w:rPr>
-      </w:pPr>
-      <w:proofErr w:type="spellStart"/>
-      <w:r>
-        <w:rPr>
-          <w:rFonts w:ascii="Times New Roman" w:eastAsia="新細明體" w:hAnsi="Times New Roman"/>
-          <w:sz w:val="19"/>
-          <w:szCs w:val="19"/>
-        </w:rPr>
-        <w:t>val</w:t>
-      </w:r>
-      <w:proofErr w:type="spellEnd"/>
-      <w:r>
-        <w:rPr>
-          <w:rFonts w:ascii="Times New Roman" w:eastAsia="新細明體" w:hAnsi="Times New Roman"/>
-          <w:sz w:val="19"/>
-          <w:szCs w:val="19"/>
-        </w:rPr>
-        <w:t>: images/</w:t>
-      </w:r>
-      <w:proofErr w:type="spellStart"/>
-      <w:r>
-        <w:rPr>
-          <w:rFonts w:ascii="Times New Roman" w:eastAsia="新細明體" w:hAnsi="Times New Roman"/>
-          <w:sz w:val="19"/>
-          <w:szCs w:val="19"/>
-        </w:rPr>
-        <w:t>val</w:t>
-      </w:r>
-      <w:proofErr w:type="spellEnd"/>
+        </w:rPr>
+      </w:pPr>
+      <w:r>
+        <w:rPr>
+          <w:rFonts w:ascii="Times New Roman" w:eastAsia="新細明體" w:hAnsi="Times New Roman"/>
+          <w:sz w:val="19"/>
+          <w:szCs w:val="19"/>
+        </w:rPr>
+        <w:tab/>
+      </w:r>
+      <w:r>
+        <w:rPr>
+          <w:rFonts w:ascii="Times New Roman" w:eastAsia="新細明體" w:hAnsi="Times New Roman"/>
+          <w:sz w:val="19"/>
+          <w:szCs w:val="19"/>
+        </w:rPr>
+        <w:tab/>
+        <w:t>├──labels/test/</w:t>
+      </w:r>
+    </w:p>
+    <w:p>
+      <w:pPr>
+        <w:keepLines/>
+        <w:pBdr>
+          <w:left w:val="single" w:sz="18" w:space="6" w:color="8A94A6"/>
+        </w:pBdr>
+        <w:shd w:val="clear" w:color="auto" w:fill="F3F4F6"/>
+        <w:spacing w:after="160" w:line="264" w:lineRule="auto"/>
+        <w:ind w:left="200" w:right="100"/>
+        <w:rPr>
+          <w:rFonts w:ascii="Times New Roman" w:eastAsia="新細明體" w:hAnsi="Times New Roman"/>
+        </w:rPr>
+      </w:pPr>
+      <w:r>
+        <w:rPr>
+          <w:rFonts w:ascii="Times New Roman" w:eastAsia="新細明體" w:hAnsi="Times New Roman"/>
+          <w:sz w:val="19"/>
+          <w:szCs w:val="19"/>
+        </w:rPr>
+        <w:tab/>
+      </w:r>
+      <w:r>
+        <w:rPr>
+          <w:rFonts w:ascii="Times New Roman" w:eastAsia="新細明體" w:hAnsi="Times New Roman"/>
+          <w:sz w:val="19"/>
+          <w:szCs w:val="19"/>
+        </w:rPr>
+        <w:tab/>
+        <w:t>└──</w:t>
+      </w:r>
+      <w:proofErr w:type="gramStart"/>
+      <w:r>
+        <w:rPr>
+          <w:rFonts w:ascii="Times New Roman" w:eastAsia="新細明體" w:hAnsi="Times New Roman"/>
+          <w:sz w:val="19"/>
+          <w:szCs w:val="19"/>
+        </w:rPr>
+        <w:t>dataset.yaml</w:t>
+      </w:r>
+      <w:proofErr w:type="gramEnd"/>
+    </w:p>
+    <w:p>
+      <w:pPr>
+        <w:pStyle w:val="2"/>
+        <w:rPr>
+          <w:rFonts w:ascii="Times New Roman" w:eastAsia="新細明體" w:hAnsi="Times New Roman"/>
+          <w:color w:val="auto"/>
+        </w:rPr>
+      </w:pPr>
+      <w:r>
+        <w:rPr>
+          <w:rFonts w:ascii="Times New Roman" w:eastAsia="新細明體" w:hAnsi="Times New Roman"/>
+          <w:color w:val="auto"/>
+        </w:rPr>
+        <w:t>6-3</w:t>
+      </w:r>
+      <w:r>
+        <w:rPr>
+          <w:rFonts w:ascii="Times New Roman" w:eastAsia="新細明體" w:hAnsi="Times New Roman"/>
+          <w:color w:val="auto"/>
+        </w:rPr>
+        <w:t xml:space="preserve">　檢查</w:t>
+      </w:r>
+      <w:r>
+        <w:rPr>
+          <w:rFonts w:ascii="Times New Roman" w:eastAsia="新細明體" w:hAnsi="Times New Roman"/>
+          <w:color w:val="auto"/>
+        </w:rPr>
+        <w:t xml:space="preserve"> txt </w:t>
+      </w:r>
+      <w:r>
+        <w:rPr>
+          <w:rFonts w:ascii="Times New Roman" w:eastAsia="新細明體" w:hAnsi="Times New Roman"/>
+          <w:color w:val="auto"/>
+        </w:rPr>
+        <w:t>內容</w:t>
+      </w:r>
+    </w:p>
+    <w:p>
+      <w:pPr>
+        <w:spacing w:before="60" w:after="120"/>
+        <w:rPr>
+          <w:rFonts w:ascii="Times New Roman" w:eastAsia="新細明體" w:hAnsi="Times New Roman"/>
+        </w:rPr>
+      </w:pPr>
+      <w:r>
+        <w:rPr>
+          <w:rFonts w:ascii="Times New Roman" w:eastAsia="新細明體" w:hAnsi="Times New Roman"/>
+        </w:rPr>
+        <w:t>開啟</w:t>
+      </w:r>
+      <w:r>
+        <w:rPr>
+          <w:rFonts w:ascii="Times New Roman" w:eastAsia="新細明體" w:hAnsi="Times New Roman"/>
+        </w:rPr>
+        <w:t xml:space="preserve"> </w:t>
+      </w:r>
+      <w:r>
+        <w:rPr>
+          <w:rFonts w:ascii="Times New Roman" w:eastAsia="新細明體" w:hAnsi="Times New Roman"/>
+          <w:sz w:val="20"/>
+          <w:szCs w:val="20"/>
+          <w:shd w:val="clear" w:color="auto" w:fill="EEEEEE"/>
+        </w:rPr>
+        <w:t>labels/train</w:t>
+      </w:r>
+      <w:r>
+        <w:rPr>
+          <w:rFonts w:ascii="Times New Roman" w:eastAsia="新細明體" w:hAnsi="Times New Roman"/>
+        </w:rPr>
+        <w:t xml:space="preserve"> </w:t>
+      </w:r>
+      <w:r>
+        <w:rPr>
+          <w:rFonts w:ascii="Times New Roman" w:eastAsia="新細明體" w:hAnsi="Times New Roman"/>
+        </w:rPr>
+        <w:t>內任一個</w:t>
+      </w:r>
+      <w:r>
+        <w:rPr>
+          <w:rFonts w:ascii="Times New Roman" w:eastAsia="新細明體" w:hAnsi="Times New Roman"/>
+        </w:rPr>
+        <w:t xml:space="preserve"> txt</w:t>
+      </w:r>
+      <w:r>
+        <w:rPr>
+          <w:rFonts w:ascii="Times New Roman" w:eastAsia="新細明體" w:hAnsi="Times New Roman"/>
+        </w:rPr>
+        <w:t>。每一行代表一個物件，第一個數字是類別編號（從</w:t>
+      </w:r>
+      <w:r>
+        <w:rPr>
+          <w:rFonts w:ascii="Times New Roman" w:eastAsia="新細明體" w:hAnsi="Times New Roman"/>
+        </w:rPr>
+        <w:t xml:space="preserve"> 0 </w:t>
+      </w:r>
+      <w:r>
+        <w:rPr>
+          <w:rFonts w:ascii="Times New Roman" w:eastAsia="新細明體" w:hAnsi="Times New Roman"/>
+        </w:rPr>
+        <w:t>開始），後面是成對的</w:t>
+      </w:r>
+      <w:r>
+        <w:rPr>
+          <w:rFonts w:ascii="Times New Roman" w:eastAsia="新細明體" w:hAnsi="Times New Roman"/>
+        </w:rPr>
+        <w:t xml:space="preserve"> x</w:t>
+      </w:r>
+      <w:r>
+        <w:rPr>
+          <w:rFonts w:ascii="Times New Roman" w:eastAsia="新細明體" w:hAnsi="Times New Roman"/>
+        </w:rPr>
+        <w:t>、</w:t>
+      </w:r>
+      <w:r>
+        <w:rPr>
+          <w:rFonts w:ascii="Times New Roman" w:eastAsia="新細明體" w:hAnsi="Times New Roman"/>
+        </w:rPr>
+        <w:t xml:space="preserve">y </w:t>
+      </w:r>
+      <w:r>
+        <w:rPr>
+          <w:rFonts w:ascii="Times New Roman" w:eastAsia="新細明體" w:hAnsi="Times New Roman"/>
+        </w:rPr>
+        <w:t>座標，數值已正規化到</w:t>
+      </w:r>
+      <w:r>
+        <w:rPr>
+          <w:rFonts w:ascii="Times New Roman" w:eastAsia="新細明體" w:hAnsi="Times New Roman"/>
+        </w:rPr>
+        <w:t xml:space="preserve"> 0 </w:t>
+      </w:r>
+      <w:r>
+        <w:rPr>
+          <w:rFonts w:ascii="Times New Roman" w:eastAsia="新細明體" w:hAnsi="Times New Roman"/>
+        </w:rPr>
+        <w:t>到</w:t>
+      </w:r>
+      <w:r>
+        <w:rPr>
+          <w:rFonts w:ascii="Times New Roman" w:eastAsia="新細明體" w:hAnsi="Times New Roman"/>
+        </w:rPr>
+        <w:t xml:space="preserve"> 1 </w:t>
+      </w:r>
+      <w:r>
+        <w:rPr>
+          <w:rFonts w:ascii="Times New Roman" w:eastAsia="新細明體" w:hAnsi="Times New Roman"/>
+        </w:rPr>
+        <w:t>之間：</w:t>
+      </w:r>
+    </w:p>
+    <w:p>
+      <w:pPr>
+        <w:keepLines/>
+        <w:pBdr>
+          <w:left w:val="single" w:sz="18" w:space="6" w:color="8A94A6"/>
+        </w:pBdr>
+        <w:shd w:val="clear" w:color="auto" w:fill="F3F4F6"/>
+        <w:spacing w:after="160" w:line="264" w:lineRule="auto"/>
+        <w:ind w:left="200" w:right="100"/>
+        <w:rPr>
+          <w:rFonts w:ascii="Times New Roman" w:eastAsia="新細明體" w:hAnsi="Times New Roman"/>
+        </w:rPr>
+      </w:pPr>
+      <w:r>
+        <w:rPr>
+          <w:rFonts w:ascii="Times New Roman" w:eastAsia="新細明體" w:hAnsi="Times New Roman"/>
+          <w:sz w:val="19"/>
+          <w:szCs w:val="19"/>
+        </w:rPr>
+        <w:t>0 0.412 0.305 0.438 0.311 0.451 0.342 0.447 0.380 ...</w:t>
+      </w:r>
+    </w:p>
+    <w:p>
+      <w:pPr>
+        <w:pStyle w:val="2"/>
+        <w:rPr>
+          <w:rFonts w:ascii="Times New Roman" w:eastAsia="新細明體" w:hAnsi="Times New Roman"/>
+          <w:color w:val="auto"/>
+        </w:rPr>
+      </w:pPr>
+      <w:r>
+        <w:rPr>
+          <w:rFonts w:ascii="Times New Roman" w:eastAsia="新細明體" w:hAnsi="Times New Roman"/>
+          <w:color w:val="auto"/>
+        </w:rPr>
+        <w:t>6-4</w:t>
+      </w:r>
+      <w:r>
+        <w:rPr>
+          <w:rFonts w:ascii="Times New Roman" w:eastAsia="新細明體" w:hAnsi="Times New Roman"/>
+          <w:color w:val="auto"/>
+        </w:rPr>
+        <w:t xml:space="preserve">　檢查</w:t>
+      </w:r>
+      <w:r>
+        <w:rPr>
+          <w:rFonts w:ascii="Times New Roman" w:eastAsia="新細明體" w:hAnsi="Times New Roman"/>
+          <w:color w:val="auto"/>
+        </w:rPr>
+        <w:t xml:space="preserve"> dataset.yaml</w:t>
+      </w:r>
+    </w:p>
+    <w:p>
+      <w:pPr>
+        <w:keepNext/>
+        <w:spacing w:before="60" w:after="120"/>
+        <w:rPr>
+          <w:rFonts w:ascii="Times New Roman" w:eastAsia="新細明體" w:hAnsi="Times New Roman"/>
+        </w:rPr>
+      </w:pPr>
+      <w:r>
+        <w:rPr>
+          <w:rFonts w:ascii="Times New Roman" w:eastAsia="新細明體" w:hAnsi="Times New Roman"/>
+        </w:rPr>
+        <w:t>用文字編輯器開啟</w:t>
+      </w:r>
+      <w:r>
+        <w:rPr>
+          <w:rFonts w:ascii="Times New Roman" w:eastAsia="新細明體" w:hAnsi="Times New Roman"/>
+        </w:rPr>
+        <w:t xml:space="preserve"> </w:t>
+      </w:r>
+      <w:r>
+        <w:rPr>
+          <w:rFonts w:ascii="Times New Roman" w:eastAsia="新細明體" w:hAnsi="Times New Roman"/>
+          <w:sz w:val="20"/>
+          <w:szCs w:val="20"/>
+          <w:shd w:val="clear" w:color="auto" w:fill="EEEEEE"/>
+        </w:rPr>
+        <w:t>dataset.yaml</w:t>
+      </w:r>
+      <w:r>
+        <w:rPr>
+          <w:rFonts w:ascii="Times New Roman" w:eastAsia="新細明體" w:hAnsi="Times New Roman"/>
+        </w:rPr>
+        <w:t>，確認訓練集、驗證集的資料夾位置與類別名稱都正確。路徑</w:t>
+      </w:r>
+      <w:proofErr w:type="gramStart"/>
+      <w:r>
+        <w:rPr>
+          <w:rFonts w:ascii="Times New Roman" w:eastAsia="新細明體" w:hAnsi="Times New Roman"/>
+        </w:rPr>
+        <w:t>有</w:t>
+      </w:r>
+      <w:r>
+        <w:rPr>
+          <w:rFonts w:ascii="Times New Roman" w:eastAsia="新細明體" w:hAnsi="Times New Roman"/>
+        </w:rPr>
+        <w:lastRenderedPageBreak/>
+        <w:t>誤時</w:t>
+      </w:r>
+      <w:proofErr w:type="gramEnd"/>
+      <w:r>
+        <w:rPr>
+          <w:rFonts w:ascii="Times New Roman" w:eastAsia="新細明體" w:hAnsi="Times New Roman"/>
+        </w:rPr>
+        <w:t>，可改成下列格式，</w:t>
+      </w:r>
+      <w:r>
+        <w:rPr>
+          <w:rFonts w:ascii="Times New Roman" w:eastAsia="新細明體" w:hAnsi="Times New Roman"/>
+          <w:sz w:val="20"/>
+          <w:szCs w:val="20"/>
+          <w:shd w:val="clear" w:color="auto" w:fill="EEEEEE"/>
+        </w:rPr>
+        <w:t>path</w:t>
+      </w:r>
+      <w:r>
+        <w:rPr>
+          <w:rFonts w:ascii="Times New Roman" w:eastAsia="新細明體" w:hAnsi="Times New Roman"/>
+        </w:rPr>
+        <w:t xml:space="preserve"> </w:t>
+      </w:r>
+      <w:r>
+        <w:rPr>
+          <w:rFonts w:ascii="Times New Roman" w:eastAsia="新細明體" w:hAnsi="Times New Roman"/>
+        </w:rPr>
+        <w:t>填</w:t>
+      </w:r>
+      <w:r>
+        <w:rPr>
+          <w:rFonts w:ascii="Times New Roman" w:eastAsia="新細明體" w:hAnsi="Times New Roman"/>
+        </w:rPr>
+        <w:t xml:space="preserve"> </w:t>
+      </w:r>
+      <w:r>
+        <w:rPr>
+          <w:rFonts w:ascii="Times New Roman" w:eastAsia="新細明體" w:hAnsi="Times New Roman"/>
+          <w:sz w:val="20"/>
+          <w:szCs w:val="20"/>
+          <w:shd w:val="clear" w:color="auto" w:fill="EEEEEE"/>
+        </w:rPr>
+        <w:t>YOLODataset</w:t>
+      </w:r>
+      <w:r>
+        <w:rPr>
+          <w:rFonts w:ascii="Times New Roman" w:eastAsia="新細明體" w:hAnsi="Times New Roman"/>
+        </w:rPr>
+        <w:t xml:space="preserve"> </w:t>
+      </w:r>
+      <w:r>
+        <w:rPr>
+          <w:rFonts w:ascii="Times New Roman" w:eastAsia="新細明體" w:hAnsi="Times New Roman"/>
+        </w:rPr>
+        <w:t>的絕對路徑，</w:t>
+      </w:r>
+      <w:r>
+        <w:rPr>
+          <w:rFonts w:ascii="Times New Roman" w:eastAsia="新細明體" w:hAnsi="Times New Roman"/>
+        </w:rPr>
+        <w:t xml:space="preserve">Windows </w:t>
+      </w:r>
+      <w:r>
+        <w:rPr>
+          <w:rFonts w:ascii="Times New Roman" w:eastAsia="新細明體" w:hAnsi="Times New Roman"/>
+        </w:rPr>
+        <w:t>也使用正斜線：</w:t>
+      </w:r>
     </w:p>
     <w:p>
       <w:pPr>
@@ -5328,7 +5501,7 @@
           <w:sz w:val="19"/>
           <w:szCs w:val="19"/>
         </w:rPr>
-        <w:t>test: images/test</w:t>
+        <w:t>path: D:/bread/YOLODataset</w:t>
       </w:r>
     </w:p>
     <w:p>
@@ -5351,7 +5524,7 @@
           <w:sz w:val="19"/>
           <w:szCs w:val="19"/>
         </w:rPr>
-        <w:t>names:</w:t>
+        <w:t>train: images/train</w:t>
       </w:r>
     </w:p>
     <w:p>
@@ -5376,15 +5549,7 @@
           <w:sz w:val="19"/>
           <w:szCs w:val="19"/>
         </w:rPr>
-        <w:t xml:space="preserve">  0: </w:t>
-      </w:r>
-      <w:r>
-        <w:rPr>
-          <w:rFonts w:ascii="Times New Roman" w:eastAsia="新細明體" w:hAnsi="Times New Roman"/>
-          <w:sz w:val="19"/>
-          <w:szCs w:val="19"/>
-        </w:rPr>
-        <w:t>Bread</w:t>
+        <w:t>val: images/val</w:t>
       </w:r>
     </w:p>
     <w:p>
@@ -5399,25 +5564,15 @@
         <w:ind w:left="200" w:right="100"/>
         <w:rPr>
           <w:rFonts w:ascii="Times New Roman" w:eastAsia="新細明體" w:hAnsi="Times New Roman"/>
-          <w:sz w:val="19"/>
-          <w:szCs w:val="19"/>
-        </w:rPr>
-      </w:pPr>
-      <w:r>
-        <w:rPr>
-          <w:rFonts w:ascii="Times New Roman" w:eastAsia="新細明體" w:hAnsi="Times New Roman"/>
-          <w:sz w:val="19"/>
-          <w:szCs w:val="19"/>
-        </w:rPr>
-        <w:t xml:space="preserve">  1: </w:t>
-      </w:r>
-      <w:r>
-        <w:rPr>
-          <w:rFonts w:ascii="Times New Roman" w:eastAsia="新細明體" w:hAnsi="Times New Roman"/>
-          <w:sz w:val="19"/>
-          <w:szCs w:val="19"/>
-        </w:rPr>
-        <w:t>Croissant</w:t>
+        </w:rPr>
+      </w:pPr>
+      <w:r>
+        <w:rPr>
+          <w:rFonts w:ascii="Times New Roman" w:eastAsia="新細明體" w:hAnsi="Times New Roman"/>
+          <w:sz w:val="19"/>
+          <w:szCs w:val="19"/>
+        </w:rPr>
+        <w:t>test: images/test</w:t>
       </w:r>
     </w:p>
     <w:p>
@@ -5432,36 +5587,16 @@
         <w:ind w:left="200" w:right="100"/>
         <w:rPr>
           <w:rFonts w:ascii="Times New Roman" w:eastAsia="新細明體" w:hAnsi="Times New Roman"/>
-          <w:sz w:val="19"/>
-          <w:szCs w:val="19"/>
-        </w:rPr>
-      </w:pPr>
-      <w:r>
-        <w:rPr>
-          <w:rFonts w:ascii="Times New Roman" w:eastAsia="新細明體" w:hAnsi="Times New Roman"/>
-          <w:sz w:val="19"/>
-          <w:szCs w:val="19"/>
-        </w:rPr>
-        <w:t xml:space="preserve">  2</w:t>
-      </w:r>
-      <w:r>
-        <w:rPr>
-          <w:rFonts w:ascii="Times New Roman" w:eastAsia="新細明體" w:hAnsi="Times New Roman"/>
-          <w:sz w:val="19"/>
-          <w:szCs w:val="19"/>
-        </w:rPr>
-        <w:t xml:space="preserve">: </w:t>
-      </w:r>
-      <w:proofErr w:type="spellStart"/>
-      <w:r>
-        <w:rPr>
-          <w:rFonts w:ascii="Times New Roman" w:eastAsia="新細明體" w:hAnsi="Times New Roman"/>
-          <w:sz w:val="19"/>
-          <w:szCs w:val="19"/>
-        </w:rPr>
-        <w:t>Hambuger</w:t>
-      </w:r>
-      <w:proofErr w:type="spellEnd"/>
+        </w:rPr>
+      </w:pPr>
+      <w:r>
+        <w:rPr>
+          <w:rFonts w:ascii="Times New Roman" w:eastAsia="新細明體" w:hAnsi="Times New Roman"/>
+          <w:sz w:val="19"/>
+          <w:szCs w:val="19"/>
+        </w:rPr>
+        <w:t>names:</w:t>
+      </w:r>
     </w:p>
     <w:p>
       <w:pPr>
@@ -5485,34 +5620,7 @@
           <w:sz w:val="19"/>
           <w:szCs w:val="19"/>
         </w:rPr>
-        <w:t xml:space="preserve">  </w:t>
-      </w:r>
-      <w:r>
-        <w:rPr>
-          <w:rFonts w:ascii="Times New Roman" w:eastAsia="新細明體" w:hAnsi="Times New Roman"/>
-          <w:sz w:val="19"/>
-          <w:szCs w:val="19"/>
-        </w:rPr>
-        <w:t>3</w:t>
-      </w:r>
-      <w:r>
-        <w:rPr>
-          <w:rFonts w:ascii="Times New Roman" w:eastAsia="新細明體" w:hAnsi="Times New Roman"/>
-          <w:sz w:val="19"/>
-          <w:szCs w:val="19"/>
-        </w:rPr>
-        <w:t>:</w:t>
-      </w:r>
-      <w:r>
-        <w:t xml:space="preserve"> </w:t>
-      </w:r>
-      <w:r>
-        <w:rPr>
-          <w:rFonts w:ascii="Times New Roman" w:eastAsia="新細明體" w:hAnsi="Times New Roman"/>
-          <w:sz w:val="19"/>
-          <w:szCs w:val="19"/>
-        </w:rPr>
-        <w:t>Toast</w:t>
+        <w:t xml:space="preserve">  0: Bread</w:t>
       </w:r>
     </w:p>
     <w:p>
@@ -5537,26 +5645,7 @@
           <w:sz w:val="19"/>
           <w:szCs w:val="19"/>
         </w:rPr>
-        <w:t xml:space="preserve">  4</w:t>
-      </w:r>
-      <w:r>
-        <w:rPr>
-          <w:rFonts w:ascii="Times New Roman" w:eastAsia="新細明體" w:hAnsi="Times New Roman"/>
-          <w:sz w:val="19"/>
-          <w:szCs w:val="19"/>
-        </w:rPr>
-        <w:t>:</w:t>
-      </w:r>
-      <w:r>
-        <w:t xml:space="preserve"> </w:t>
-      </w:r>
-      <w:r>
-        <w:rPr>
-          <w:rFonts w:ascii="Times New Roman" w:eastAsia="新細明體" w:hAnsi="Times New Roman"/>
-          <w:sz w:val="19"/>
-          <w:szCs w:val="19"/>
-        </w:rPr>
-        <w:t>Sandwich</w:t>
+        <w:t xml:space="preserve">  1: Croissant</w:t>
       </w:r>
     </w:p>
     <w:p>
@@ -5581,681 +5670,7 @@
           <w:sz w:val="19"/>
           <w:szCs w:val="19"/>
         </w:rPr>
-        <w:t xml:space="preserve">  </w:t>
-      </w:r>
-      <w:r>
-        <w:rPr>
-          <w:rFonts w:ascii="Times New Roman" w:eastAsia="新細明體" w:hAnsi="Times New Roman"/>
-          <w:sz w:val="19"/>
-          <w:szCs w:val="19"/>
-        </w:rPr>
-        <w:t>5</w:t>
-      </w:r>
-      <w:r>
-        <w:rPr>
-          <w:rFonts w:ascii="Times New Roman" w:eastAsia="新細明體" w:hAnsi="Times New Roman"/>
-          <w:sz w:val="19"/>
-          <w:szCs w:val="19"/>
-        </w:rPr>
-        <w:t xml:space="preserve">: </w:t>
-      </w:r>
-      <w:proofErr w:type="spellStart"/>
-      <w:r>
-        <w:rPr>
-          <w:rFonts w:ascii="Times New Roman" w:eastAsia="新細明體" w:hAnsi="Times New Roman"/>
-          <w:sz w:val="19"/>
-          <w:szCs w:val="19"/>
-        </w:rPr>
-        <w:t>RoundBread</w:t>
-      </w:r>
-      <w:proofErr w:type="spellEnd"/>
-    </w:p>
-    <w:p>
-      <w:pPr>
-        <w:spacing w:before="60" w:after="120"/>
-        <w:rPr>
-          <w:rFonts w:ascii="Times New Roman" w:eastAsia="新細明體" w:hAnsi="Times New Roman"/>
-        </w:rPr>
-      </w:pPr>
-      <w:r>
-        <w:rPr>
-          <w:rFonts w:ascii="Times New Roman" w:eastAsia="新細明體" w:hAnsi="Times New Roman"/>
-          <w:sz w:val="20"/>
-          <w:szCs w:val="20"/>
-          <w:shd w:val="clear" w:color="auto" w:fill="EEEEEE"/>
-        </w:rPr>
-        <w:t>names</w:t>
-      </w:r>
-      <w:r>
-        <w:rPr>
-          <w:rFonts w:ascii="Times New Roman" w:eastAsia="新細明體" w:hAnsi="Times New Roman"/>
-        </w:rPr>
-        <w:t xml:space="preserve"> </w:t>
-      </w:r>
-      <w:r>
-        <w:rPr>
-          <w:rFonts w:ascii="Times New Roman" w:eastAsia="新細明體" w:hAnsi="Times New Roman"/>
-        </w:rPr>
-        <w:t>的類別順序沿用轉換後產生的</w:t>
-      </w:r>
-      <w:r>
-        <w:rPr>
-          <w:rFonts w:ascii="Times New Roman" w:eastAsia="新細明體" w:hAnsi="Times New Roman"/>
-        </w:rPr>
-        <w:t xml:space="preserve"> </w:t>
-      </w:r>
-      <w:proofErr w:type="spellStart"/>
-      <w:r>
-        <w:rPr>
-          <w:rFonts w:ascii="Times New Roman" w:eastAsia="新細明體" w:hAnsi="Times New Roman"/>
-          <w:sz w:val="20"/>
-          <w:szCs w:val="20"/>
-          <w:shd w:val="clear" w:color="auto" w:fill="EEEEEE"/>
-        </w:rPr>
-        <w:t>dataset.yaml</w:t>
-      </w:r>
-      <w:proofErr w:type="spellEnd"/>
-      <w:r>
-        <w:rPr>
-          <w:rFonts w:ascii="Times New Roman" w:eastAsia="新細明體" w:hAnsi="Times New Roman"/>
-        </w:rPr>
-        <w:t>，不要自行調換，否則編號會和</w:t>
-      </w:r>
-      <w:r>
-        <w:rPr>
-          <w:rFonts w:ascii="Times New Roman" w:eastAsia="新細明體" w:hAnsi="Times New Roman"/>
-        </w:rPr>
-        <w:t xml:space="preserve"> labels </w:t>
-      </w:r>
-      <w:r>
-        <w:rPr>
-          <w:rFonts w:ascii="Times New Roman" w:eastAsia="新細明體" w:hAnsi="Times New Roman"/>
-        </w:rPr>
-        <w:t>內的</w:t>
-      </w:r>
-      <w:r>
-        <w:rPr>
-          <w:rFonts w:ascii="Times New Roman" w:eastAsia="新細明體" w:hAnsi="Times New Roman"/>
-        </w:rPr>
-        <w:t xml:space="preserve"> txt </w:t>
-      </w:r>
-      <w:r>
-        <w:rPr>
-          <w:rFonts w:ascii="Times New Roman" w:eastAsia="新細明體" w:hAnsi="Times New Roman"/>
-        </w:rPr>
-        <w:t>對不上。</w:t>
-      </w:r>
-    </w:p>
-    <w:p>
-      <w:pPr>
-        <w:pStyle w:val="1"/>
-        <w:rPr>
-          <w:rFonts w:ascii="Times New Roman" w:eastAsia="新細明體" w:hAnsi="Times New Roman"/>
-          <w:color w:val="auto"/>
-        </w:rPr>
-      </w:pPr>
-      <w:r>
-        <w:rPr>
-          <w:rFonts w:ascii="Times New Roman" w:eastAsia="新細明體" w:hAnsi="Times New Roman"/>
-          <w:color w:val="auto"/>
-        </w:rPr>
-        <w:t>步驟</w:t>
-      </w:r>
-      <w:r>
-        <w:rPr>
-          <w:rFonts w:ascii="Times New Roman" w:eastAsia="新細明體" w:hAnsi="Times New Roman"/>
-          <w:color w:val="auto"/>
-        </w:rPr>
-        <w:t xml:space="preserve"> 6</w:t>
-      </w:r>
-      <w:r>
-        <w:rPr>
-          <w:rFonts w:ascii="Times New Roman" w:eastAsia="新細明體" w:hAnsi="Times New Roman"/>
-          <w:color w:val="auto"/>
-        </w:rPr>
-        <w:t xml:space="preserve">　使用</w:t>
-      </w:r>
-      <w:r>
-        <w:rPr>
-          <w:rFonts w:ascii="Times New Roman" w:eastAsia="新細明體" w:hAnsi="Times New Roman"/>
-          <w:color w:val="auto"/>
-        </w:rPr>
-        <w:t xml:space="preserve"> yolov8-seg </w:t>
-      </w:r>
-      <w:r>
-        <w:rPr>
-          <w:rFonts w:ascii="Times New Roman" w:eastAsia="新細明體" w:hAnsi="Times New Roman"/>
-          <w:color w:val="auto"/>
-        </w:rPr>
-        <w:t>訓練模型</w:t>
-      </w:r>
-    </w:p>
-    <w:p>
-      <w:pPr>
-        <w:pStyle w:val="2"/>
-        <w:rPr>
-          <w:rFonts w:ascii="Times New Roman" w:eastAsia="新細明體" w:hAnsi="Times New Roman"/>
-          <w:color w:val="auto"/>
-        </w:rPr>
-      </w:pPr>
-      <w:r>
-        <w:rPr>
-          <w:rFonts w:ascii="Times New Roman" w:eastAsia="新細明體" w:hAnsi="Times New Roman"/>
-          <w:color w:val="auto"/>
-        </w:rPr>
-        <w:t>6-1</w:t>
-      </w:r>
-      <w:r>
-        <w:rPr>
-          <w:rFonts w:ascii="Times New Roman" w:eastAsia="新細明體" w:hAnsi="Times New Roman"/>
-          <w:color w:val="auto"/>
-        </w:rPr>
-        <w:t xml:space="preserve">　用</w:t>
-      </w:r>
-      <w:r>
-        <w:rPr>
-          <w:rFonts w:ascii="Times New Roman" w:eastAsia="新細明體" w:hAnsi="Times New Roman" w:hint="eastAsia"/>
-          <w:color w:val="auto"/>
-        </w:rPr>
-        <w:t>(CMD</w:t>
-      </w:r>
-      <w:r>
-        <w:rPr>
-          <w:rFonts w:ascii="Times New Roman" w:eastAsia="新細明體" w:hAnsi="Times New Roman" w:hint="eastAsia"/>
-          <w:color w:val="auto"/>
-        </w:rPr>
-        <w:t>或</w:t>
-      </w:r>
-      <w:proofErr w:type="spellStart"/>
-      <w:r>
-        <w:rPr>
-          <w:rFonts w:ascii="Times New Roman" w:eastAsia="新細明體" w:hAnsi="Times New Roman" w:hint="eastAsia"/>
-          <w:color w:val="auto"/>
-        </w:rPr>
-        <w:t>Powershell</w:t>
-      </w:r>
-      <w:proofErr w:type="spellEnd"/>
-      <w:r>
-        <w:rPr>
-          <w:rFonts w:ascii="Times New Roman" w:eastAsia="新細明體" w:hAnsi="Times New Roman" w:hint="eastAsia"/>
-          <w:color w:val="auto"/>
-        </w:rPr>
-        <w:t>底下</w:t>
-      </w:r>
-      <w:r>
-        <w:rPr>
-          <w:rFonts w:ascii="Times New Roman" w:eastAsia="新細明體" w:hAnsi="Times New Roman" w:hint="eastAsia"/>
-          <w:color w:val="auto"/>
-        </w:rPr>
-        <w:t>)</w:t>
-      </w:r>
-      <w:r>
-        <w:rPr>
-          <w:rFonts w:ascii="Times New Roman" w:eastAsia="新細明體" w:hAnsi="Times New Roman" w:hint="eastAsia"/>
-          <w:color w:val="auto"/>
-        </w:rPr>
-        <w:t>下</w:t>
-      </w:r>
-      <w:r>
-        <w:rPr>
-          <w:rFonts w:ascii="Times New Roman" w:eastAsia="新細明體" w:hAnsi="Times New Roman"/>
-          <w:color w:val="auto"/>
-        </w:rPr>
-        <w:t>指令訓練</w:t>
-      </w:r>
-    </w:p>
-    <w:p>
-      <w:pPr>
-        <w:keepLines/>
-        <w:pBdr>
-          <w:left w:val="single" w:sz="18" w:space="6" w:color="8A94A6"/>
-        </w:pBdr>
-        <w:shd w:val="clear" w:color="auto" w:fill="F3F4F6"/>
-        <w:spacing w:after="160" w:line="264" w:lineRule="auto"/>
-        <w:ind w:left="200" w:right="100"/>
-        <w:rPr>
-          <w:rFonts w:ascii="Times New Roman" w:eastAsia="新細明體" w:hAnsi="Times New Roman"/>
-          <w:sz w:val="19"/>
-          <w:szCs w:val="19"/>
-        </w:rPr>
-      </w:pPr>
-      <w:r>
-        <w:rPr>
-          <w:rFonts w:ascii="Times New Roman" w:eastAsia="新細明體" w:hAnsi="Times New Roman"/>
-          <w:sz w:val="19"/>
-          <w:szCs w:val="19"/>
-        </w:rPr>
-        <w:t>yolo segment train data=</w:t>
-      </w:r>
-      <w:proofErr w:type="spellStart"/>
-      <w:r>
-        <w:rPr>
-          <w:rFonts w:ascii="Times New Roman" w:eastAsia="新細明體" w:hAnsi="Times New Roman"/>
-          <w:sz w:val="19"/>
-          <w:szCs w:val="19"/>
-        </w:rPr>
-        <w:t>YOLODataset</w:t>
-      </w:r>
-      <w:proofErr w:type="spellEnd"/>
-      <w:r>
-        <w:rPr>
-          <w:rFonts w:ascii="Times New Roman" w:eastAsia="新細明體" w:hAnsi="Times New Roman"/>
-          <w:sz w:val="19"/>
-          <w:szCs w:val="19"/>
-        </w:rPr>
-        <w:t>/</w:t>
-      </w:r>
-      <w:proofErr w:type="spellStart"/>
-      <w:r>
-        <w:rPr>
-          <w:rFonts w:ascii="Times New Roman" w:eastAsia="新細明體" w:hAnsi="Times New Roman"/>
-          <w:sz w:val="19"/>
-          <w:szCs w:val="19"/>
-        </w:rPr>
-        <w:t>dataset.yaml</w:t>
-      </w:r>
-      <w:proofErr w:type="spellEnd"/>
-      <w:r>
-        <w:rPr>
-          <w:rFonts w:ascii="Times New Roman" w:eastAsia="新細明體" w:hAnsi="Times New Roman"/>
-          <w:sz w:val="19"/>
-          <w:szCs w:val="19"/>
-        </w:rPr>
-        <w:t xml:space="preserve"> model=yolov8n-seg.pt epochs=</w:t>
-      </w:r>
-      <w:r>
-        <w:rPr>
-          <w:rFonts w:ascii="Times New Roman" w:eastAsia="新細明體" w:hAnsi="Times New Roman"/>
-          <w:sz w:val="19"/>
-          <w:szCs w:val="19"/>
-        </w:rPr>
-        <w:t>2</w:t>
-      </w:r>
-      <w:r>
-        <w:rPr>
-          <w:rFonts w:ascii="Times New Roman" w:eastAsia="新細明體" w:hAnsi="Times New Roman"/>
-          <w:sz w:val="19"/>
-          <w:szCs w:val="19"/>
-        </w:rPr>
-        <w:t xml:space="preserve">00 </w:t>
-      </w:r>
-      <w:proofErr w:type="spellStart"/>
-      <w:r>
-        <w:rPr>
-          <w:rFonts w:ascii="Times New Roman" w:eastAsia="新細明體" w:hAnsi="Times New Roman"/>
-          <w:sz w:val="19"/>
-          <w:szCs w:val="19"/>
-        </w:rPr>
-        <w:t>imgsz</w:t>
-      </w:r>
-      <w:proofErr w:type="spellEnd"/>
-      <w:r>
-        <w:rPr>
-          <w:rFonts w:ascii="Times New Roman" w:eastAsia="新細明體" w:hAnsi="Times New Roman"/>
-          <w:sz w:val="19"/>
-          <w:szCs w:val="19"/>
-        </w:rPr>
-        <w:t>=</w:t>
-      </w:r>
-      <w:r>
-        <w:rPr>
-          <w:rFonts w:ascii="Times New Roman" w:eastAsia="新細明體" w:hAnsi="Times New Roman"/>
-          <w:sz w:val="19"/>
-          <w:szCs w:val="19"/>
-        </w:rPr>
-        <w:t xml:space="preserve">640 </w:t>
-      </w:r>
-      <w:r>
-        <w:rPr>
-          <w:rFonts w:ascii="Times New Roman" w:eastAsia="新細明體" w:hAnsi="Times New Roman"/>
-          <w:sz w:val="19"/>
-          <w:szCs w:val="19"/>
-        </w:rPr>
-        <w:t>batch=</w:t>
-      </w:r>
-      <w:r>
-        <w:rPr>
-          <w:rFonts w:ascii="Times New Roman" w:eastAsia="新細明體" w:hAnsi="Times New Roman" w:hint="eastAsia"/>
-          <w:sz w:val="19"/>
-          <w:szCs w:val="19"/>
-        </w:rPr>
-        <w:t>8</w:t>
-      </w:r>
-      <w:r>
-        <w:rPr>
-          <w:rFonts w:ascii="Times New Roman" w:eastAsia="新細明體" w:hAnsi="Times New Roman"/>
-          <w:sz w:val="19"/>
-          <w:szCs w:val="19"/>
-        </w:rPr>
-        <w:t xml:space="preserve"> </w:t>
-      </w:r>
-      <w:r>
-        <w:rPr>
-          <w:rFonts w:ascii="Times New Roman" w:eastAsia="新細明體" w:hAnsi="Times New Roman"/>
-          <w:sz w:val="19"/>
-          <w:szCs w:val="19"/>
-        </w:rPr>
-        <w:t>device=0</w:t>
-      </w:r>
-    </w:p>
-    <w:p>
-      <w:pPr>
-        <w:spacing w:before="60" w:after="120"/>
-        <w:rPr>
-          <w:rFonts w:ascii="Times New Roman" w:eastAsia="新細明體" w:hAnsi="Times New Roman"/>
-        </w:rPr>
-      </w:pPr>
-      <w:r>
-        <w:rPr>
-          <w:rFonts w:ascii="Times New Roman" w:eastAsia="新細明體" w:hAnsi="Times New Roman"/>
-        </w:rPr>
-        <w:t>第一次執行時，</w:t>
-      </w:r>
-      <w:proofErr w:type="spellStart"/>
-      <w:r>
-        <w:rPr>
-          <w:rFonts w:ascii="Times New Roman" w:eastAsia="新細明體" w:hAnsi="Times New Roman"/>
-        </w:rPr>
-        <w:t>Ultralytics</w:t>
-      </w:r>
-      <w:proofErr w:type="spellEnd"/>
-      <w:r>
-        <w:rPr>
-          <w:rFonts w:ascii="Times New Roman" w:eastAsia="新細明體" w:hAnsi="Times New Roman"/>
-        </w:rPr>
-        <w:t xml:space="preserve"> </w:t>
-      </w:r>
-      <w:r>
-        <w:rPr>
-          <w:rFonts w:ascii="Times New Roman" w:eastAsia="新細明體" w:hAnsi="Times New Roman"/>
-        </w:rPr>
-        <w:t>會自動下載預訓練權重</w:t>
-      </w:r>
-      <w:r>
-        <w:rPr>
-          <w:rFonts w:ascii="Times New Roman" w:eastAsia="新細明體" w:hAnsi="Times New Roman"/>
-        </w:rPr>
-        <w:t xml:space="preserve"> </w:t>
-      </w:r>
-      <w:r>
-        <w:rPr>
-          <w:rFonts w:ascii="Times New Roman" w:eastAsia="新細明體" w:hAnsi="Times New Roman"/>
-          <w:sz w:val="20"/>
-          <w:szCs w:val="20"/>
-          <w:shd w:val="clear" w:color="auto" w:fill="EEEEEE"/>
-        </w:rPr>
-        <w:t>yolov8n-seg.pt</w:t>
-      </w:r>
-      <w:r>
-        <w:rPr>
-          <w:rFonts w:ascii="Times New Roman" w:eastAsia="新細明體" w:hAnsi="Times New Roman" w:hint="eastAsia"/>
-          <w:sz w:val="20"/>
-          <w:szCs w:val="20"/>
-          <w:shd w:val="clear" w:color="auto" w:fill="EEEEEE"/>
-        </w:rPr>
-        <w:t>(</w:t>
-      </w:r>
-      <w:r>
-        <w:rPr>
-          <w:rFonts w:ascii="Times New Roman" w:eastAsia="新細明體" w:hAnsi="Times New Roman" w:hint="eastAsia"/>
-          <w:sz w:val="20"/>
-          <w:szCs w:val="20"/>
-          <w:shd w:val="clear" w:color="auto" w:fill="EEEEEE"/>
-        </w:rPr>
-        <w:t>遷移式學習</w:t>
-      </w:r>
-      <w:r>
-        <w:rPr>
-          <w:rFonts w:ascii="Times New Roman" w:eastAsia="新細明體" w:hAnsi="Times New Roman" w:hint="eastAsia"/>
-          <w:sz w:val="20"/>
-          <w:szCs w:val="20"/>
-          <w:shd w:val="clear" w:color="auto" w:fill="EEEEEE"/>
-        </w:rPr>
-        <w:t>)</w:t>
-      </w:r>
-      <w:r>
-        <w:rPr>
-          <w:rFonts w:ascii="Times New Roman" w:eastAsia="新細明體" w:hAnsi="Times New Roman"/>
-        </w:rPr>
-        <w:t>，需要連上網路。</w:t>
-      </w:r>
-    </w:p>
-    <w:p>
-      <w:pPr>
-        <w:pStyle w:val="2"/>
-        <w:rPr>
-          <w:rFonts w:ascii="Times New Roman" w:eastAsia="新細明體" w:hAnsi="Times New Roman"/>
-          <w:b w:val="0"/>
-          <w:bCs w:val="0"/>
-          <w:color w:val="FF0000"/>
-          <w:sz w:val="22"/>
-          <w:szCs w:val="22"/>
-        </w:rPr>
-      </w:pPr>
-      <w:r>
-        <w:rPr>
-          <w:rFonts w:ascii="Times New Roman" w:eastAsia="新細明體" w:hAnsi="Times New Roman" w:hint="eastAsia"/>
-          <w:b w:val="0"/>
-          <w:bCs w:val="0"/>
-          <w:color w:val="FF0000"/>
-          <w:sz w:val="22"/>
-          <w:szCs w:val="22"/>
-        </w:rPr>
-        <w:t>會，在你這條</w:t>
-      </w:r>
-      <w:r>
-        <w:rPr>
-          <w:rFonts w:ascii="Times New Roman" w:eastAsia="新細明體" w:hAnsi="Times New Roman" w:hint="eastAsia"/>
-          <w:b w:val="0"/>
-          <w:bCs w:val="0"/>
-          <w:color w:val="FF0000"/>
-          <w:sz w:val="22"/>
-          <w:szCs w:val="22"/>
-        </w:rPr>
-        <w:t xml:space="preserve"> YOLOv8 Segmentation </w:t>
-      </w:r>
-      <w:r>
-        <w:rPr>
-          <w:rFonts w:ascii="Times New Roman" w:eastAsia="新細明體" w:hAnsi="Times New Roman" w:hint="eastAsia"/>
-          <w:b w:val="0"/>
-          <w:bCs w:val="0"/>
-          <w:color w:val="FF0000"/>
-          <w:sz w:val="22"/>
-          <w:szCs w:val="22"/>
-        </w:rPr>
-        <w:t>訓練指令中，圖片</w:t>
-      </w:r>
-      <w:r>
-        <w:rPr>
-          <w:rFonts w:ascii="Times New Roman" w:eastAsia="新細明體" w:hAnsi="Times New Roman" w:hint="eastAsia"/>
-          <w:b w:val="0"/>
-          <w:bCs w:val="0"/>
-          <w:color w:val="FF0000"/>
-          <w:sz w:val="22"/>
-          <w:szCs w:val="22"/>
-        </w:rPr>
-        <w:t xml:space="preserve"> Resize </w:t>
-      </w:r>
-      <w:r>
-        <w:rPr>
-          <w:rFonts w:ascii="Times New Roman" w:eastAsia="新細明體" w:hAnsi="Times New Roman" w:hint="eastAsia"/>
-          <w:b w:val="0"/>
-          <w:bCs w:val="0"/>
-          <w:color w:val="FF0000"/>
-          <w:sz w:val="22"/>
-          <w:szCs w:val="22"/>
-        </w:rPr>
-        <w:t>時，標</w:t>
-      </w:r>
-      <w:proofErr w:type="gramStart"/>
-      <w:r>
-        <w:rPr>
-          <w:rFonts w:ascii="Times New Roman" w:eastAsia="新細明體" w:hAnsi="Times New Roman" w:hint="eastAsia"/>
-          <w:b w:val="0"/>
-          <w:bCs w:val="0"/>
-          <w:color w:val="FF0000"/>
-          <w:sz w:val="22"/>
-          <w:szCs w:val="22"/>
-        </w:rPr>
-        <w:t>註</w:t>
-      </w:r>
-      <w:proofErr w:type="gramEnd"/>
-      <w:r>
-        <w:rPr>
-          <w:rFonts w:ascii="Times New Roman" w:eastAsia="新細明體" w:hAnsi="Times New Roman" w:hint="eastAsia"/>
-          <w:b w:val="0"/>
-          <w:bCs w:val="0"/>
-          <w:color w:val="FF0000"/>
-          <w:sz w:val="22"/>
-          <w:szCs w:val="22"/>
-        </w:rPr>
-        <w:t>檔中的座標也會同步對應調整，不需要你手動修改</w:t>
-      </w:r>
-      <w:r>
-        <w:rPr>
-          <w:rFonts w:ascii="Times New Roman" w:eastAsia="新細明體" w:hAnsi="Times New Roman" w:hint="eastAsia"/>
-          <w:b w:val="0"/>
-          <w:bCs w:val="0"/>
-          <w:color w:val="FF0000"/>
-          <w:sz w:val="22"/>
-          <w:szCs w:val="22"/>
-        </w:rPr>
-        <w:t xml:space="preserve"> .txt </w:t>
-      </w:r>
-      <w:r>
-        <w:rPr>
-          <w:rFonts w:ascii="Times New Roman" w:eastAsia="新細明體" w:hAnsi="Times New Roman" w:hint="eastAsia"/>
-          <w:b w:val="0"/>
-          <w:bCs w:val="0"/>
-          <w:color w:val="FF0000"/>
-          <w:sz w:val="22"/>
-          <w:szCs w:val="22"/>
-        </w:rPr>
-        <w:t>標</w:t>
-      </w:r>
-      <w:proofErr w:type="gramStart"/>
-      <w:r>
-        <w:rPr>
-          <w:rFonts w:ascii="Times New Roman" w:eastAsia="新細明體" w:hAnsi="Times New Roman" w:hint="eastAsia"/>
-          <w:b w:val="0"/>
-          <w:bCs w:val="0"/>
-          <w:color w:val="FF0000"/>
-          <w:sz w:val="22"/>
-          <w:szCs w:val="22"/>
-        </w:rPr>
-        <w:t>註</w:t>
-      </w:r>
-      <w:proofErr w:type="gramEnd"/>
-      <w:r>
-        <w:rPr>
-          <w:rFonts w:ascii="Times New Roman" w:eastAsia="新細明體" w:hAnsi="Times New Roman" w:hint="eastAsia"/>
-          <w:b w:val="0"/>
-          <w:bCs w:val="0"/>
-          <w:color w:val="FF0000"/>
-          <w:sz w:val="22"/>
-          <w:szCs w:val="22"/>
-        </w:rPr>
-        <w:t>檔。</w:t>
-      </w:r>
-    </w:p>
-    <w:p>
-      <w:pPr>
-        <w:pStyle w:val="2"/>
-        <w:rPr>
-          <w:rFonts w:ascii="Times New Roman" w:eastAsia="新細明體" w:hAnsi="Times New Roman"/>
-          <w:color w:val="auto"/>
-        </w:rPr>
-      </w:pPr>
-      <w:r>
-        <w:rPr>
-          <w:rFonts w:ascii="Times New Roman" w:eastAsia="新細明體" w:hAnsi="Times New Roman"/>
-          <w:color w:val="auto"/>
-        </w:rPr>
-        <w:t>6-2</w:t>
-      </w:r>
-      <w:r>
-        <w:rPr>
-          <w:rFonts w:ascii="Times New Roman" w:eastAsia="新細明體" w:hAnsi="Times New Roman"/>
-          <w:color w:val="auto"/>
-        </w:rPr>
-        <w:t xml:space="preserve">　用</w:t>
-      </w:r>
-      <w:r>
-        <w:rPr>
-          <w:rFonts w:ascii="Times New Roman" w:eastAsia="新細明體" w:hAnsi="Times New Roman"/>
-          <w:color w:val="auto"/>
-        </w:rPr>
-        <w:t xml:space="preserve"> Python</w:t>
-      </w:r>
-      <w:r>
-        <w:rPr>
-          <w:rFonts w:ascii="Times New Roman" w:eastAsia="新細明體" w:hAnsi="Times New Roman" w:hint="eastAsia"/>
-          <w:color w:val="auto"/>
-        </w:rPr>
-        <w:t>(</w:t>
-      </w:r>
-      <w:r>
-        <w:rPr>
-          <w:rFonts w:ascii="Times New Roman" w:eastAsia="新細明體" w:hAnsi="Times New Roman" w:hint="eastAsia"/>
-          <w:color w:val="auto"/>
-        </w:rPr>
-        <w:t>程式</w:t>
-      </w:r>
-      <w:r>
-        <w:rPr>
-          <w:rFonts w:ascii="Times New Roman" w:eastAsia="新細明體" w:hAnsi="Times New Roman" w:hint="eastAsia"/>
-          <w:color w:val="auto"/>
-        </w:rPr>
-        <w:t>)</w:t>
-      </w:r>
-      <w:r>
-        <w:rPr>
-          <w:rFonts w:ascii="Times New Roman" w:eastAsia="新細明體" w:hAnsi="Times New Roman"/>
-          <w:color w:val="auto"/>
-        </w:rPr>
-        <w:t xml:space="preserve"> </w:t>
-      </w:r>
-      <w:r>
-        <w:rPr>
-          <w:rFonts w:ascii="Times New Roman" w:eastAsia="新細明體" w:hAnsi="Times New Roman"/>
-          <w:color w:val="auto"/>
-        </w:rPr>
-        <w:t>腳本訓練</w:t>
-      </w:r>
-    </w:p>
-    <w:p>
-      <w:pPr>
-        <w:spacing w:before="60" w:after="120"/>
-        <w:rPr>
-          <w:rFonts w:ascii="Times New Roman" w:eastAsia="新細明體" w:hAnsi="Times New Roman"/>
-        </w:rPr>
-      </w:pPr>
-      <w:r>
-        <w:rPr>
-          <w:rFonts w:ascii="Times New Roman" w:eastAsia="新細明體" w:hAnsi="Times New Roman"/>
-        </w:rPr>
-        <w:t>在專案資料夾建立</w:t>
-      </w:r>
-      <w:r>
-        <w:rPr>
-          <w:rFonts w:ascii="Times New Roman" w:eastAsia="新細明體" w:hAnsi="Times New Roman"/>
-        </w:rPr>
-        <w:t xml:space="preserve"> </w:t>
-      </w:r>
-      <w:r>
-        <w:rPr>
-          <w:rFonts w:ascii="Times New Roman" w:eastAsia="新細明體" w:hAnsi="Times New Roman"/>
-          <w:sz w:val="20"/>
-          <w:szCs w:val="20"/>
-          <w:shd w:val="clear" w:color="auto" w:fill="EEEEEE"/>
-        </w:rPr>
-        <w:t>train.py</w:t>
-      </w:r>
-      <w:r>
-        <w:rPr>
-          <w:rFonts w:ascii="Times New Roman" w:eastAsia="新細明體" w:hAnsi="Times New Roman"/>
-        </w:rPr>
-        <w:t>，內容如下：</w:t>
+        <w:t xml:space="preserve">  2: Hambuger</w:t>
       </w:r>
     </w:p>
     <w:p>
@@ -6270,33 +5685,28 @@
         <w:ind w:left="200" w:right="100"/>
         <w:rPr>
           <w:rFonts w:ascii="Times New Roman" w:eastAsia="新細明體" w:hAnsi="Times New Roman"/>
-        </w:rPr>
-      </w:pPr>
-      <w:r>
-        <w:rPr>
-          <w:rFonts w:ascii="Times New Roman" w:eastAsia="新細明體" w:hAnsi="Times New Roman"/>
-          <w:sz w:val="19"/>
-          <w:szCs w:val="19"/>
-        </w:rPr>
-        <w:t xml:space="preserve">from </w:t>
-      </w:r>
-      <w:proofErr w:type="spellStart"/>
-      <w:r>
-        <w:rPr>
-          <w:rFonts w:ascii="Times New Roman" w:eastAsia="新細明體" w:hAnsi="Times New Roman"/>
-          <w:sz w:val="19"/>
-          <w:szCs w:val="19"/>
-        </w:rPr>
-        <w:t>ultralytics</w:t>
-      </w:r>
-      <w:proofErr w:type="spellEnd"/>
-      <w:r>
-        <w:rPr>
-          <w:rFonts w:ascii="Times New Roman" w:eastAsia="新細明體" w:hAnsi="Times New Roman"/>
-          <w:sz w:val="19"/>
-          <w:szCs w:val="19"/>
-        </w:rPr>
-        <w:t xml:space="preserve"> import YOLO</w:t>
+          <w:sz w:val="19"/>
+          <w:szCs w:val="19"/>
+        </w:rPr>
+      </w:pPr>
+      <w:r>
+        <w:rPr>
+          <w:rFonts w:ascii="Times New Roman" w:eastAsia="新細明體" w:hAnsi="Times New Roman"/>
+          <w:sz w:val="19"/>
+          <w:szCs w:val="19"/>
+        </w:rPr>
+        <w:t xml:space="preserve">  3:</w:t>
+      </w:r>
+      <w:r>
+        <w:t xml:space="preserve"> </w:t>
+      </w:r>
+      <w:r>
+        <w:rPr>
+          <w:rFonts w:ascii="Times New Roman" w:eastAsia="新細明體" w:hAnsi="Times New Roman"/>
+          <w:sz w:val="19"/>
+          <w:szCs w:val="19"/>
+        </w:rPr>
+        <w:t>Toast</w:t>
       </w:r>
     </w:p>
     <w:p>
@@ -6311,15 +5721,28 @@
         <w:ind w:left="200" w:right="100"/>
         <w:rPr>
           <w:rFonts w:ascii="Times New Roman" w:eastAsia="新細明體" w:hAnsi="Times New Roman"/>
-        </w:rPr>
-      </w:pPr>
-      <w:r>
-        <w:rPr>
-          <w:rFonts w:ascii="Times New Roman" w:eastAsia="新細明體" w:hAnsi="Times New Roman"/>
-          <w:sz w:val="19"/>
-          <w:szCs w:val="19"/>
-        </w:rPr>
+          <w:sz w:val="19"/>
+          <w:szCs w:val="19"/>
+        </w:rPr>
+      </w:pPr>
+      <w:r>
+        <w:rPr>
+          <w:rFonts w:ascii="Times New Roman" w:eastAsia="新細明體" w:hAnsi="Times New Roman"/>
+          <w:sz w:val="19"/>
+          <w:szCs w:val="19"/>
+        </w:rPr>
+        <w:t xml:space="preserve">  4:</w:t>
+      </w:r>
+      <w:r>
         <w:t xml:space="preserve"> </w:t>
+      </w:r>
+      <w:r>
+        <w:rPr>
+          <w:rFonts w:ascii="Times New Roman" w:eastAsia="新細明體" w:hAnsi="Times New Roman"/>
+          <w:sz w:val="19"/>
+          <w:szCs w:val="19"/>
+        </w:rPr>
+        <w:t>Sandwich</w:t>
       </w:r>
     </w:p>
     <w:p>
@@ -6334,33 +5757,631 @@
         <w:ind w:left="200" w:right="100"/>
         <w:rPr>
           <w:rFonts w:ascii="Times New Roman" w:eastAsia="新細明體" w:hAnsi="Times New Roman"/>
-        </w:rPr>
-      </w:pPr>
-      <w:r>
-        <w:rPr>
-          <w:rFonts w:ascii="Times New Roman" w:eastAsia="新細明體" w:hAnsi="Times New Roman"/>
-          <w:sz w:val="19"/>
-          <w:szCs w:val="19"/>
-        </w:rPr>
-        <w:t xml:space="preserve">def </w:t>
+          <w:sz w:val="19"/>
+          <w:szCs w:val="19"/>
+        </w:rPr>
+      </w:pPr>
+      <w:r>
+        <w:rPr>
+          <w:rFonts w:ascii="Times New Roman" w:eastAsia="新細明體" w:hAnsi="Times New Roman"/>
+          <w:sz w:val="19"/>
+          <w:szCs w:val="19"/>
+        </w:rPr>
+        <w:t xml:space="preserve">  5: RoundBread</w:t>
+      </w:r>
+    </w:p>
+    <w:p>
+      <w:pPr>
+        <w:spacing w:before="60" w:after="120"/>
+        <w:rPr>
+          <w:rFonts w:ascii="Times New Roman" w:eastAsia="新細明體" w:hAnsi="Times New Roman"/>
+        </w:rPr>
+      </w:pPr>
+      <w:r>
+        <w:rPr>
+          <w:rFonts w:ascii="Times New Roman" w:eastAsia="新細明體" w:hAnsi="Times New Roman"/>
+          <w:sz w:val="20"/>
+          <w:szCs w:val="20"/>
+          <w:shd w:val="clear" w:color="auto" w:fill="EEEEEE"/>
+        </w:rPr>
+        <w:t>names</w:t>
+      </w:r>
+      <w:r>
+        <w:rPr>
+          <w:rFonts w:ascii="Times New Roman" w:eastAsia="新細明體" w:hAnsi="Times New Roman"/>
+        </w:rPr>
+        <w:t xml:space="preserve"> </w:t>
+      </w:r>
+      <w:r>
+        <w:rPr>
+          <w:rFonts w:ascii="Times New Roman" w:eastAsia="新細明體" w:hAnsi="Times New Roman"/>
+        </w:rPr>
+        <w:t>的類別順序沿用轉換後產生的</w:t>
+      </w:r>
+      <w:r>
+        <w:rPr>
+          <w:rFonts w:ascii="Times New Roman" w:eastAsia="新細明體" w:hAnsi="Times New Roman"/>
+        </w:rPr>
+        <w:t xml:space="preserve"> </w:t>
+      </w:r>
+      <w:r>
+        <w:rPr>
+          <w:rFonts w:ascii="Times New Roman" w:eastAsia="新細明體" w:hAnsi="Times New Roman"/>
+          <w:sz w:val="20"/>
+          <w:szCs w:val="20"/>
+          <w:shd w:val="clear" w:color="auto" w:fill="EEEEEE"/>
+        </w:rPr>
+        <w:t>dataset.yaml</w:t>
+      </w:r>
+      <w:r>
+        <w:rPr>
+          <w:rFonts w:ascii="Times New Roman" w:eastAsia="新細明體" w:hAnsi="Times New Roman"/>
+        </w:rPr>
+        <w:t>，不要自行調換，否則編號會和</w:t>
+      </w:r>
+      <w:r>
+        <w:rPr>
+          <w:rFonts w:ascii="Times New Roman" w:eastAsia="新細明體" w:hAnsi="Times New Roman"/>
+        </w:rPr>
+        <w:t xml:space="preserve"> labels </w:t>
+      </w:r>
+      <w:r>
+        <w:rPr>
+          <w:rFonts w:ascii="Times New Roman" w:eastAsia="新細明體" w:hAnsi="Times New Roman"/>
+        </w:rPr>
+        <w:t>內的</w:t>
+      </w:r>
+      <w:r>
+        <w:rPr>
+          <w:rFonts w:ascii="Times New Roman" w:eastAsia="新細明體" w:hAnsi="Times New Roman"/>
+        </w:rPr>
+        <w:t xml:space="preserve"> txt </w:t>
+      </w:r>
+      <w:r>
+        <w:rPr>
+          <w:rFonts w:ascii="Times New Roman" w:eastAsia="新細明體" w:hAnsi="Times New Roman"/>
+        </w:rPr>
+        <w:t>對不上。</w:t>
+      </w:r>
+    </w:p>
+    <w:p>
+      <w:pPr>
+        <w:pStyle w:val="1"/>
+        <w:rPr>
+          <w:rFonts w:ascii="Times New Roman" w:eastAsia="新細明體" w:hAnsi="Times New Roman"/>
+          <w:color w:val="auto"/>
+        </w:rPr>
+      </w:pPr>
+      <w:r>
+        <w:rPr>
+          <w:rFonts w:ascii="Times New Roman" w:eastAsia="新細明體" w:hAnsi="Times New Roman"/>
+          <w:color w:val="auto"/>
+        </w:rPr>
+        <w:t>步驟</w:t>
+      </w:r>
+      <w:r>
+        <w:rPr>
+          <w:rFonts w:ascii="Times New Roman" w:eastAsia="新細明體" w:hAnsi="Times New Roman"/>
+          <w:color w:val="auto"/>
+        </w:rPr>
+        <w:t xml:space="preserve"> 7</w:t>
+      </w:r>
+      <w:r>
+        <w:rPr>
+          <w:rFonts w:ascii="Times New Roman" w:eastAsia="新細明體" w:hAnsi="Times New Roman"/>
+          <w:color w:val="auto"/>
+        </w:rPr>
+        <w:t xml:space="preserve">　使用</w:t>
+      </w:r>
+      <w:r>
+        <w:rPr>
+          <w:rFonts w:ascii="Times New Roman" w:eastAsia="新細明體" w:hAnsi="Times New Roman"/>
+          <w:color w:val="auto"/>
+        </w:rPr>
+        <w:t xml:space="preserve"> yolov8-seg </w:t>
+      </w:r>
+      <w:r>
+        <w:rPr>
+          <w:rFonts w:ascii="Times New Roman" w:eastAsia="新細明體" w:hAnsi="Times New Roman"/>
+          <w:color w:val="auto"/>
+        </w:rPr>
+        <w:t>訓練模型</w:t>
+      </w:r>
+    </w:p>
+    <w:p>
+      <w:pPr>
+        <w:pStyle w:val="2"/>
+        <w:rPr>
+          <w:rFonts w:ascii="Times New Roman" w:eastAsia="新細明體" w:hAnsi="Times New Roman"/>
+          <w:color w:val="auto"/>
+        </w:rPr>
+      </w:pPr>
+      <w:r>
+        <w:rPr>
+          <w:rFonts w:ascii="Times New Roman" w:eastAsia="新細明體" w:hAnsi="Times New Roman"/>
+          <w:color w:val="auto"/>
+        </w:rPr>
+        <w:t>7-1</w:t>
+      </w:r>
+      <w:r>
+        <w:rPr>
+          <w:rFonts w:ascii="Times New Roman" w:eastAsia="新細明體" w:hAnsi="Times New Roman"/>
+          <w:color w:val="auto"/>
+        </w:rPr>
+        <w:t xml:space="preserve">　用</w:t>
+      </w:r>
+      <w:r>
+        <w:rPr>
+          <w:rFonts w:ascii="Times New Roman" w:eastAsia="新細明體" w:hAnsi="Times New Roman" w:hint="eastAsia"/>
+          <w:color w:val="auto"/>
+        </w:rPr>
+        <w:t>(CMD</w:t>
+      </w:r>
+      <w:r>
+        <w:rPr>
+          <w:rFonts w:ascii="Times New Roman" w:eastAsia="新細明體" w:hAnsi="Times New Roman" w:hint="eastAsia"/>
+          <w:color w:val="auto"/>
+        </w:rPr>
+        <w:t>或</w:t>
+      </w:r>
+      <w:r>
+        <w:rPr>
+          <w:rFonts w:ascii="Times New Roman" w:eastAsia="新細明體" w:hAnsi="Times New Roman" w:hint="eastAsia"/>
+          <w:color w:val="auto"/>
+        </w:rPr>
+        <w:t>Powershell</w:t>
+      </w:r>
+      <w:r>
+        <w:rPr>
+          <w:rFonts w:ascii="Times New Roman" w:eastAsia="新細明體" w:hAnsi="Times New Roman" w:hint="eastAsia"/>
+          <w:color w:val="auto"/>
+        </w:rPr>
+        <w:t>底下</w:t>
+      </w:r>
+      <w:r>
+        <w:rPr>
+          <w:rFonts w:ascii="Times New Roman" w:eastAsia="新細明體" w:hAnsi="Times New Roman" w:hint="eastAsia"/>
+          <w:color w:val="auto"/>
+        </w:rPr>
+        <w:t>)</w:t>
+      </w:r>
+      <w:r>
+        <w:rPr>
+          <w:rFonts w:ascii="Times New Roman" w:eastAsia="新細明體" w:hAnsi="Times New Roman" w:hint="eastAsia"/>
+          <w:color w:val="auto"/>
+        </w:rPr>
+        <w:t>下</w:t>
+      </w:r>
+      <w:r>
+        <w:rPr>
+          <w:rFonts w:ascii="Times New Roman" w:eastAsia="新細明體" w:hAnsi="Times New Roman"/>
+          <w:color w:val="auto"/>
+        </w:rPr>
+        <w:t>指令訓練</w:t>
+      </w:r>
+    </w:p>
+    <w:p>
+      <w:pPr>
+        <w:keepLines/>
+        <w:pBdr>
+          <w:left w:val="single" w:sz="18" w:space="6" w:color="8A94A6"/>
+        </w:pBdr>
+        <w:shd w:val="clear" w:color="auto" w:fill="F3F4F6"/>
+        <w:spacing w:after="160" w:line="264" w:lineRule="auto"/>
+        <w:ind w:left="200" w:right="100"/>
+        <w:rPr>
+          <w:rFonts w:ascii="Times New Roman" w:eastAsia="新細明體" w:hAnsi="Times New Roman"/>
+          <w:sz w:val="19"/>
+          <w:szCs w:val="19"/>
+        </w:rPr>
+      </w:pPr>
+      <w:bookmarkStart w:id="0" w:name="_Hlk243381477"/>
+      <w:r>
+        <w:rPr>
+          <w:rFonts w:ascii="Times New Roman" w:eastAsia="新細明體" w:hAnsi="Times New Roman"/>
+          <w:sz w:val="19"/>
+          <w:szCs w:val="19"/>
+        </w:rPr>
+        <w:t>yolo segment train</w:t>
+      </w:r>
+      <w:bookmarkEnd w:id="0"/>
+      <w:r>
+        <w:rPr>
+          <w:rFonts w:ascii="Times New Roman" w:eastAsia="新細明體" w:hAnsi="Times New Roman"/>
+          <w:sz w:val="19"/>
+          <w:szCs w:val="19"/>
+        </w:rPr>
+        <w:t xml:space="preserve"> data=YOLODataset/dataset.yaml model=yolov8n-seg.pt epochs=200 imgsz=640 batch=</w:t>
+      </w:r>
+      <w:r>
+        <w:rPr>
+          <w:rFonts w:ascii="Times New Roman" w:eastAsia="新細明體" w:hAnsi="Times New Roman" w:hint="eastAsia"/>
+          <w:sz w:val="19"/>
+          <w:szCs w:val="19"/>
+        </w:rPr>
+        <w:t>8</w:t>
+      </w:r>
+      <w:r>
+        <w:rPr>
+          <w:rFonts w:ascii="Times New Roman" w:eastAsia="新細明體" w:hAnsi="Times New Roman"/>
+          <w:sz w:val="19"/>
+          <w:szCs w:val="19"/>
+        </w:rPr>
+        <w:t xml:space="preserve"> device=0</w:t>
+      </w:r>
+    </w:p>
+    <w:p>
+      <w:pPr>
+        <w:spacing w:before="60" w:after="120"/>
+        <w:rPr>
+          <w:rFonts w:ascii="Times New Roman" w:eastAsia="新細明體" w:hAnsi="Times New Roman"/>
+        </w:rPr>
+      </w:pPr>
+      <w:r>
+        <w:rPr>
+          <w:rFonts w:ascii="Times New Roman" w:eastAsia="新細明體" w:hAnsi="Times New Roman"/>
+        </w:rPr>
+        <w:t>第一次執行時，</w:t>
+      </w:r>
+      <w:r>
+        <w:rPr>
+          <w:rFonts w:ascii="Times New Roman" w:eastAsia="新細明體" w:hAnsi="Times New Roman"/>
+        </w:rPr>
+        <w:t xml:space="preserve">Ultralytics </w:t>
+      </w:r>
+      <w:r>
+        <w:rPr>
+          <w:rFonts w:ascii="Times New Roman" w:eastAsia="新細明體" w:hAnsi="Times New Roman"/>
+        </w:rPr>
+        <w:t>會自動下載預訓練權重</w:t>
+      </w:r>
+      <w:r>
+        <w:rPr>
+          <w:rFonts w:ascii="Times New Roman" w:eastAsia="新細明體" w:hAnsi="Times New Roman"/>
+        </w:rPr>
+        <w:t xml:space="preserve"> </w:t>
+      </w:r>
+      <w:r>
+        <w:rPr>
+          <w:rFonts w:ascii="Times New Roman" w:eastAsia="新細明體" w:hAnsi="Times New Roman"/>
+          <w:sz w:val="20"/>
+          <w:szCs w:val="20"/>
+          <w:shd w:val="clear" w:color="auto" w:fill="EEEEEE"/>
+        </w:rPr>
+        <w:t>yolov8n-seg.pt</w:t>
+      </w:r>
+      <w:r>
+        <w:rPr>
+          <w:rFonts w:ascii="Times New Roman" w:eastAsia="新細明體" w:hAnsi="Times New Roman" w:hint="eastAsia"/>
+          <w:sz w:val="20"/>
+          <w:szCs w:val="20"/>
+          <w:shd w:val="clear" w:color="auto" w:fill="EEEEEE"/>
+        </w:rPr>
+        <w:t>(</w:t>
+      </w:r>
+      <w:r>
+        <w:rPr>
+          <w:rFonts w:ascii="Times New Roman" w:eastAsia="新細明體" w:hAnsi="Times New Roman" w:hint="eastAsia"/>
+          <w:sz w:val="20"/>
+          <w:szCs w:val="20"/>
+          <w:shd w:val="clear" w:color="auto" w:fill="EEEEEE"/>
+        </w:rPr>
+        <w:t>遷移式學習</w:t>
+      </w:r>
+      <w:r>
+        <w:rPr>
+          <w:rFonts w:ascii="Times New Roman" w:eastAsia="新細明體" w:hAnsi="Times New Roman" w:hint="eastAsia"/>
+          <w:sz w:val="20"/>
+          <w:szCs w:val="20"/>
+          <w:shd w:val="clear" w:color="auto" w:fill="EEEEEE"/>
+        </w:rPr>
+        <w:t>)</w:t>
+      </w:r>
+      <w:r>
+        <w:rPr>
+          <w:rFonts w:ascii="Times New Roman" w:eastAsia="新細明體" w:hAnsi="Times New Roman"/>
+        </w:rPr>
+        <w:t>，需要連上網路。</w:t>
+      </w:r>
+    </w:p>
+    <w:p>
+      <w:pPr>
+        <w:pStyle w:val="2"/>
+        <w:rPr>
+          <w:rFonts w:ascii="Times New Roman" w:eastAsia="新細明體" w:hAnsi="Times New Roman"/>
+          <w:b w:val="0"/>
+          <w:bCs w:val="0"/>
+          <w:color w:val="FF0000"/>
+          <w:sz w:val="22"/>
+          <w:szCs w:val="22"/>
+        </w:rPr>
+      </w:pPr>
+      <w:r>
+        <w:rPr>
+          <w:rFonts w:ascii="Times New Roman" w:eastAsia="新細明體" w:hAnsi="Times New Roman" w:hint="eastAsia"/>
+          <w:b w:val="0"/>
+          <w:bCs w:val="0"/>
+          <w:color w:val="FF0000"/>
+          <w:sz w:val="22"/>
+          <w:szCs w:val="22"/>
+        </w:rPr>
+        <w:t>在上述</w:t>
+      </w:r>
+      <w:r>
+        <w:rPr>
+          <w:rFonts w:ascii="Times New Roman" w:eastAsia="新細明體" w:hAnsi="Times New Roman"/>
+          <w:b w:val="0"/>
+          <w:bCs w:val="0"/>
+          <w:color w:val="FF0000"/>
+          <w:sz w:val="22"/>
+          <w:szCs w:val="22"/>
+        </w:rPr>
+        <w:t xml:space="preserve">yolo segment </w:t>
+      </w:r>
+      <w:r>
+        <w:rPr>
+          <w:rFonts w:ascii="Times New Roman" w:eastAsia="新細明體" w:hAnsi="Times New Roman" w:hint="eastAsia"/>
+          <w:b w:val="0"/>
+          <w:bCs w:val="0"/>
+          <w:color w:val="FF0000"/>
+          <w:sz w:val="22"/>
+          <w:szCs w:val="22"/>
+        </w:rPr>
+        <w:t>訓練指令中，圖片</w:t>
+      </w:r>
+      <w:r>
+        <w:rPr>
+          <w:rFonts w:ascii="Times New Roman" w:eastAsia="新細明體" w:hAnsi="Times New Roman" w:hint="eastAsia"/>
+          <w:b w:val="0"/>
+          <w:bCs w:val="0"/>
+          <w:color w:val="FF0000"/>
+          <w:sz w:val="22"/>
+          <w:szCs w:val="22"/>
+        </w:rPr>
+        <w:t xml:space="preserve"> Resize </w:t>
+      </w:r>
+      <w:r>
+        <w:rPr>
+          <w:rFonts w:ascii="Times New Roman" w:eastAsia="新細明體" w:hAnsi="Times New Roman" w:hint="eastAsia"/>
+          <w:b w:val="0"/>
+          <w:bCs w:val="0"/>
+          <w:color w:val="FF0000"/>
+          <w:sz w:val="22"/>
+          <w:szCs w:val="22"/>
+        </w:rPr>
+        <w:t>成</w:t>
+      </w:r>
+      <w:r>
+        <w:rPr>
+          <w:rFonts w:ascii="Times New Roman" w:eastAsia="新細明體" w:hAnsi="Times New Roman" w:hint="eastAsia"/>
+          <w:b w:val="0"/>
+          <w:bCs w:val="0"/>
+          <w:color w:val="FF0000"/>
+          <w:sz w:val="22"/>
+          <w:szCs w:val="22"/>
+        </w:rPr>
+        <w:t>640*640</w:t>
+      </w:r>
+      <w:r>
+        <w:rPr>
+          <w:rFonts w:ascii="Times New Roman" w:eastAsia="新細明體" w:hAnsi="Times New Roman" w:hint="eastAsia"/>
+          <w:b w:val="0"/>
+          <w:bCs w:val="0"/>
+          <w:color w:val="FF0000"/>
+          <w:sz w:val="22"/>
+          <w:szCs w:val="22"/>
+        </w:rPr>
+        <w:t>時，</w:t>
+      </w:r>
+      <w:r>
+        <w:rPr>
+          <w:rFonts w:ascii="Times New Roman" w:eastAsia="新細明體" w:hAnsi="Times New Roman" w:hint="eastAsia"/>
+          <w:b w:val="0"/>
+          <w:bCs w:val="0"/>
+          <w:color w:val="FF0000"/>
+          <w:sz w:val="22"/>
+          <w:szCs w:val="22"/>
+        </w:rPr>
+        <w:t>Y</w:t>
+      </w:r>
+      <w:r>
+        <w:rPr>
+          <w:rFonts w:ascii="Times New Roman" w:eastAsia="新細明體" w:hAnsi="Times New Roman"/>
+          <w:b w:val="0"/>
+          <w:bCs w:val="0"/>
+          <w:color w:val="FF0000"/>
+          <w:sz w:val="22"/>
+          <w:szCs w:val="22"/>
+        </w:rPr>
+        <w:t>OLO</w:t>
+      </w:r>
+      <w:r>
+        <w:rPr>
+          <w:rFonts w:ascii="Times New Roman" w:eastAsia="新細明體" w:hAnsi="Times New Roman" w:hint="eastAsia"/>
+          <w:b w:val="0"/>
+          <w:bCs w:val="0"/>
+          <w:color w:val="FF0000"/>
+          <w:sz w:val="22"/>
+          <w:szCs w:val="22"/>
+        </w:rPr>
+        <w:t>也會同步調整標</w:t>
       </w:r>
       <w:proofErr w:type="gramStart"/>
       <w:r>
         <w:rPr>
-          <w:rFonts w:ascii="Times New Roman" w:eastAsia="新細明體" w:hAnsi="Times New Roman"/>
-          <w:sz w:val="19"/>
-          <w:szCs w:val="19"/>
-        </w:rPr>
-        <w:t>main(</w:t>
+          <w:rFonts w:ascii="Times New Roman" w:eastAsia="新細明體" w:hAnsi="Times New Roman" w:hint="eastAsia"/>
+          <w:b w:val="0"/>
+          <w:bCs w:val="0"/>
+          <w:color w:val="FF0000"/>
+          <w:sz w:val="22"/>
+          <w:szCs w:val="22"/>
+        </w:rPr>
+        <w:t>註</w:t>
       </w:r>
       <w:proofErr w:type="gramEnd"/>
       <w:r>
         <w:rPr>
-          <w:rFonts w:ascii="Times New Roman" w:eastAsia="新細明體" w:hAnsi="Times New Roman"/>
-          <w:sz w:val="19"/>
-          <w:szCs w:val="19"/>
-        </w:rPr>
-        <w:t>):</w:t>
+          <w:rFonts w:ascii="Times New Roman" w:eastAsia="新細明體" w:hAnsi="Times New Roman" w:hint="eastAsia"/>
+          <w:b w:val="0"/>
+          <w:bCs w:val="0"/>
+          <w:color w:val="FF0000"/>
+          <w:sz w:val="22"/>
+          <w:szCs w:val="22"/>
+        </w:rPr>
+        <w:t>檔中的座標，不需要你手動修改</w:t>
+      </w:r>
+      <w:r>
+        <w:rPr>
+          <w:rFonts w:ascii="Times New Roman" w:eastAsia="新細明體" w:hAnsi="Times New Roman" w:hint="eastAsia"/>
+          <w:b w:val="0"/>
+          <w:bCs w:val="0"/>
+          <w:color w:val="FF0000"/>
+          <w:sz w:val="22"/>
+          <w:szCs w:val="22"/>
+        </w:rPr>
+        <w:t xml:space="preserve"> .txt </w:t>
+      </w:r>
+      <w:r>
+        <w:rPr>
+          <w:rFonts w:ascii="Times New Roman" w:eastAsia="新細明體" w:hAnsi="Times New Roman" w:hint="eastAsia"/>
+          <w:b w:val="0"/>
+          <w:bCs w:val="0"/>
+          <w:color w:val="FF0000"/>
+          <w:sz w:val="22"/>
+          <w:szCs w:val="22"/>
+        </w:rPr>
+        <w:t>標</w:t>
+      </w:r>
+      <w:proofErr w:type="gramStart"/>
+      <w:r>
+        <w:rPr>
+          <w:rFonts w:ascii="Times New Roman" w:eastAsia="新細明體" w:hAnsi="Times New Roman" w:hint="eastAsia"/>
+          <w:b w:val="0"/>
+          <w:bCs w:val="0"/>
+          <w:color w:val="FF0000"/>
+          <w:sz w:val="22"/>
+          <w:szCs w:val="22"/>
+        </w:rPr>
+        <w:t>註</w:t>
+      </w:r>
+      <w:proofErr w:type="gramEnd"/>
+      <w:r>
+        <w:rPr>
+          <w:rFonts w:ascii="Times New Roman" w:eastAsia="新細明體" w:hAnsi="Times New Roman" w:hint="eastAsia"/>
+          <w:b w:val="0"/>
+          <w:bCs w:val="0"/>
+          <w:color w:val="FF0000"/>
+          <w:sz w:val="22"/>
+          <w:szCs w:val="22"/>
+        </w:rPr>
+        <w:t>檔。</w:t>
+      </w:r>
+    </w:p>
+    <w:p>
+      <w:pPr>
+        <w:pStyle w:val="2"/>
+        <w:rPr>
+          <w:rFonts w:ascii="Times New Roman" w:eastAsia="新細明體" w:hAnsi="Times New Roman"/>
+          <w:color w:val="auto"/>
+        </w:rPr>
+      </w:pPr>
+      <w:r>
+        <w:rPr>
+          <w:rFonts w:ascii="Times New Roman" w:eastAsia="新細明體" w:hAnsi="Times New Roman"/>
+          <w:color w:val="auto"/>
+        </w:rPr>
+        <w:t>7-2</w:t>
+      </w:r>
+      <w:r>
+        <w:rPr>
+          <w:rFonts w:ascii="Times New Roman" w:eastAsia="新細明體" w:hAnsi="Times New Roman"/>
+          <w:color w:val="auto"/>
+        </w:rPr>
+        <w:t xml:space="preserve">　</w:t>
+      </w:r>
+      <w:r>
+        <w:rPr>
+          <w:rFonts w:ascii="Times New Roman" w:eastAsia="新細明體" w:hAnsi="Times New Roman" w:hint="eastAsia"/>
+          <w:color w:val="auto"/>
+        </w:rPr>
+        <w:t>另外一種訓練方式</w:t>
+      </w:r>
+      <w:r>
+        <w:rPr>
+          <w:rFonts w:ascii="Times New Roman" w:eastAsia="新細明體" w:hAnsi="Times New Roman" w:hint="eastAsia"/>
+          <w:color w:val="auto"/>
+        </w:rPr>
+        <w:t xml:space="preserve"> (</w:t>
+      </w:r>
+      <w:r>
+        <w:rPr>
+          <w:rFonts w:ascii="Times New Roman" w:eastAsia="新細明體" w:hAnsi="Times New Roman"/>
+          <w:color w:val="auto"/>
+        </w:rPr>
+        <w:t>用</w:t>
+      </w:r>
+      <w:r>
+        <w:rPr>
+          <w:rFonts w:ascii="Times New Roman" w:eastAsia="新細明體" w:hAnsi="Times New Roman"/>
+          <w:color w:val="auto"/>
+        </w:rPr>
+        <w:t xml:space="preserve"> Python</w:t>
+      </w:r>
+      <w:r>
+        <w:rPr>
+          <w:rFonts w:ascii="Times New Roman" w:eastAsia="新細明體" w:hAnsi="Times New Roman" w:hint="eastAsia"/>
+          <w:color w:val="auto"/>
+        </w:rPr>
+        <w:t>程式</w:t>
+      </w:r>
+      <w:r>
+        <w:rPr>
+          <w:rFonts w:ascii="Times New Roman" w:eastAsia="新細明體" w:hAnsi="Times New Roman"/>
+          <w:color w:val="auto"/>
+        </w:rPr>
+        <w:t>腳本訓練</w:t>
+      </w:r>
+      <w:r>
+        <w:rPr>
+          <w:rFonts w:ascii="Times New Roman" w:eastAsia="新細明體" w:hAnsi="Times New Roman" w:hint="eastAsia"/>
+          <w:color w:val="auto"/>
+        </w:rPr>
+        <w:t>)</w:t>
+      </w:r>
+    </w:p>
+    <w:p>
+      <w:pPr>
+        <w:spacing w:before="60" w:after="120"/>
+        <w:rPr>
+          <w:rFonts w:ascii="Times New Roman" w:eastAsia="新細明體" w:hAnsi="Times New Roman"/>
+        </w:rPr>
+      </w:pPr>
+      <w:r>
+        <w:rPr>
+          <w:rFonts w:ascii="Times New Roman" w:eastAsia="新細明體" w:hAnsi="Times New Roman"/>
+        </w:rPr>
+        <w:t>在專案資料夾建立</w:t>
+      </w:r>
+      <w:r>
+        <w:rPr>
+          <w:rFonts w:ascii="Times New Roman" w:eastAsia="新細明體" w:hAnsi="Times New Roman"/>
+        </w:rPr>
+        <w:t xml:space="preserve"> </w:t>
+      </w:r>
+      <w:r>
+        <w:rPr>
+          <w:rFonts w:ascii="Times New Roman" w:eastAsia="新細明體" w:hAnsi="Times New Roman"/>
+          <w:sz w:val="20"/>
+          <w:szCs w:val="20"/>
+          <w:shd w:val="clear" w:color="auto" w:fill="EEEEEE"/>
+        </w:rPr>
+        <w:t>train.py</w:t>
+      </w:r>
+      <w:r>
+        <w:rPr>
+          <w:rFonts w:ascii="Times New Roman" w:eastAsia="新細明體" w:hAnsi="Times New Roman"/>
+        </w:rPr>
+        <w:t>，內容如下：</w:t>
       </w:r>
     </w:p>
     <w:p>
@@ -6383,7 +6404,7 @@
           <w:sz w:val="19"/>
           <w:szCs w:val="19"/>
         </w:rPr>
-        <w:t xml:space="preserve">    model = YOLO("yolov8n-seg.pt")</w:t>
+        <w:t>from ultralytics import YOLO</w:t>
       </w:r>
     </w:p>
     <w:p>
@@ -6406,27 +6427,7 @@
           <w:sz w:val="19"/>
           <w:szCs w:val="19"/>
         </w:rPr>
-        <w:t xml:space="preserve">    </w:t>
-      </w:r>
-      <w:proofErr w:type="spellStart"/>
-      <w:proofErr w:type="gramStart"/>
-      <w:r>
-        <w:rPr>
-          <w:rFonts w:ascii="Times New Roman" w:eastAsia="新細明體" w:hAnsi="Times New Roman"/>
-          <w:sz w:val="19"/>
-          <w:szCs w:val="19"/>
-        </w:rPr>
-        <w:t>model.train</w:t>
-      </w:r>
-      <w:proofErr w:type="spellEnd"/>
-      <w:proofErr w:type="gramEnd"/>
-      <w:r>
-        <w:rPr>
-          <w:rFonts w:ascii="Times New Roman" w:eastAsia="新細明體" w:hAnsi="Times New Roman"/>
-          <w:sz w:val="19"/>
-          <w:szCs w:val="19"/>
-        </w:rPr>
-        <w:t>(</w:t>
+        <w:t xml:space="preserve"> </w:t>
       </w:r>
     </w:p>
     <w:p>
@@ -6449,67 +6450,25 @@
           <w:sz w:val="19"/>
           <w:szCs w:val="19"/>
         </w:rPr>
-        <w:t xml:space="preserve">        </w:t>
-      </w:r>
-      <w:r>
-        <w:rPr>
-          <w:rFonts w:ascii="Times New Roman" w:eastAsia="新細明體" w:hAnsi="Times New Roman"/>
-          <w:sz w:val="19"/>
-          <w:szCs w:val="19"/>
-        </w:rPr>
-        <w:t>data="</w:t>
-      </w:r>
-      <w:r>
-        <w:rPr>
-          <w:rFonts w:ascii="Times New Roman" w:eastAsia="新細明體" w:hAnsi="Times New Roman"/>
-          <w:sz w:val="19"/>
-          <w:szCs w:val="19"/>
-        </w:rPr>
-        <w:t>dataset</w:t>
-      </w:r>
-      <w:r>
-        <w:rPr>
-          <w:rFonts w:ascii="Times New Roman" w:eastAsia="新細明體" w:hAnsi="Times New Roman"/>
-          <w:sz w:val="19"/>
-          <w:szCs w:val="19"/>
-        </w:rPr>
-        <w:t>/</w:t>
-      </w:r>
-      <w:proofErr w:type="spellStart"/>
-      <w:r>
-        <w:rPr>
-          <w:rFonts w:ascii="Times New Roman" w:eastAsia="新細明體" w:hAnsi="Times New Roman"/>
-          <w:sz w:val="19"/>
-          <w:szCs w:val="19"/>
-        </w:rPr>
-        <w:t>YOLODataset</w:t>
-      </w:r>
-      <w:proofErr w:type="spellEnd"/>
-      <w:r>
-        <w:rPr>
-          <w:rFonts w:ascii="Times New Roman" w:eastAsia="新細明體" w:hAnsi="Times New Roman"/>
-          <w:sz w:val="19"/>
-          <w:szCs w:val="19"/>
-        </w:rPr>
-        <w:t>/</w:t>
-      </w:r>
-      <w:proofErr w:type="spellStart"/>
-      <w:r>
-        <w:rPr>
-          <w:rFonts w:ascii="Times New Roman" w:eastAsia="新細明體" w:hAnsi="Times New Roman"/>
-          <w:sz w:val="19"/>
-          <w:szCs w:val="19"/>
-        </w:rPr>
-        <w:t>dataset.yaml</w:t>
-      </w:r>
-      <w:proofErr w:type="spellEnd"/>
-      <w:r>
-        <w:rPr>
-          <w:rFonts w:ascii="Times New Roman" w:eastAsia="新細明體" w:hAnsi="Times New Roman"/>
-          <w:sz w:val="19"/>
-          <w:szCs w:val="19"/>
-        </w:rPr>
-        <w:t>",</w:t>
+        <w:t xml:space="preserve">def </w:t>
+      </w:r>
+      <w:proofErr w:type="gramStart"/>
+      <w:r>
+        <w:rPr>
+          <w:rFonts w:ascii="Times New Roman" w:eastAsia="新細明體" w:hAnsi="Times New Roman"/>
+          <w:sz w:val="19"/>
+          <w:szCs w:val="19"/>
+        </w:rPr>
+        <w:t>main(</w:t>
+      </w:r>
+      <w:proofErr w:type="gramEnd"/>
+      <w:r>
+        <w:rPr>
+          <w:rFonts w:ascii="Times New Roman" w:eastAsia="新細明體" w:hAnsi="Times New Roman"/>
+          <w:sz w:val="19"/>
+          <w:szCs w:val="19"/>
+        </w:rPr>
+        <w:t>):</w:t>
       </w:r>
     </w:p>
     <w:p>
@@ -6532,23 +6491,7 @@
           <w:sz w:val="19"/>
           <w:szCs w:val="19"/>
         </w:rPr>
-        <w:t xml:space="preserve">        epochs=</w:t>
-      </w:r>
-      <w:r>
-        <w:rPr>
-          <w:rFonts w:ascii="Times New Roman" w:eastAsia="新細明體" w:hAnsi="Times New Roman"/>
-          <w:sz w:val="19"/>
-          <w:szCs w:val="19"/>
-        </w:rPr>
-        <w:t>100</w:t>
-      </w:r>
-      <w:r>
-        <w:rPr>
-          <w:rFonts w:ascii="Times New Roman" w:eastAsia="新細明體" w:hAnsi="Times New Roman"/>
-          <w:sz w:val="19"/>
-          <w:szCs w:val="19"/>
-        </w:rPr>
-        <w:t>,</w:t>
+        <w:t xml:space="preserve">    model = YOLO("yolov8n-seg.pt")</w:t>
       </w:r>
     </w:p>
     <w:p>
@@ -6571,25 +6514,25 @@
           <w:sz w:val="19"/>
           <w:szCs w:val="19"/>
         </w:rPr>
-        <w:t xml:space="preserve">        </w:t>
-      </w:r>
-      <w:proofErr w:type="spellStart"/>
-      <w:r>
-        <w:rPr>
-          <w:rFonts w:ascii="Times New Roman" w:eastAsia="新細明體" w:hAnsi="Times New Roman"/>
-          <w:sz w:val="19"/>
-          <w:szCs w:val="19"/>
-        </w:rPr>
-        <w:t>imgsz</w:t>
-      </w:r>
-      <w:proofErr w:type="spellEnd"/>
-      <w:r>
-        <w:rPr>
-          <w:rFonts w:ascii="Times New Roman" w:eastAsia="新細明體" w:hAnsi="Times New Roman"/>
-          <w:sz w:val="19"/>
-          <w:szCs w:val="19"/>
-        </w:rPr>
-        <w:t>=640,</w:t>
+        <w:t xml:space="preserve">    </w:t>
+      </w:r>
+      <w:proofErr w:type="gramStart"/>
+      <w:r>
+        <w:rPr>
+          <w:rFonts w:ascii="Times New Roman" w:eastAsia="新細明體" w:hAnsi="Times New Roman"/>
+          <w:sz w:val="19"/>
+          <w:szCs w:val="19"/>
+        </w:rPr>
+        <w:t>model.train</w:t>
+      </w:r>
+      <w:proofErr w:type="gramEnd"/>
+      <w:r>
+        <w:rPr>
+          <w:rFonts w:ascii="Times New Roman" w:eastAsia="新細明體" w:hAnsi="Times New Roman"/>
+          <w:sz w:val="19"/>
+          <w:szCs w:val="19"/>
+        </w:rPr>
+        <w:t>(</w:t>
       </w:r>
     </w:p>
     <w:p>
@@ -6604,8 +6547,7 @@
         <w:ind w:left="200" w:right="100"/>
         <w:rPr>
           <w:rFonts w:ascii="Times New Roman" w:eastAsia="新細明體" w:hAnsi="Times New Roman"/>
-          <w:sz w:val="19"/>
-          <w:szCs w:val="19"/>
+          <w:lang w:val="pt-PT"/>
         </w:rPr>
       </w:pPr>
       <w:r>
@@ -6621,24 +6563,9 @@
           <w:rFonts w:ascii="Times New Roman" w:eastAsia="新細明體" w:hAnsi="Times New Roman"/>
           <w:sz w:val="19"/>
           <w:szCs w:val="19"/>
-        </w:rPr>
-        <w:t>batch=</w:t>
-      </w:r>
-      <w:r>
-        <w:rPr>
-          <w:rFonts w:ascii="Times New Roman" w:eastAsia="新細明體" w:hAnsi="Times New Roman"/>
-          <w:sz w:val="19"/>
-          <w:szCs w:val="19"/>
-        </w:rPr>
-        <w:t>4</w:t>
-      </w:r>
-      <w:r>
-        <w:rPr>
-          <w:rFonts w:ascii="Times New Roman" w:eastAsia="新細明體" w:hAnsi="Times New Roman"/>
-          <w:sz w:val="19"/>
-          <w:szCs w:val="19"/>
-        </w:rPr>
-        <w:t>,</w:t>
+          <w:lang w:val="pt-PT"/>
+        </w:rPr>
+        <w:t>data="dataset/YOLODataset/dataset.yaml",</w:t>
       </w:r>
     </w:p>
     <w:p>
@@ -6653,17 +6580,17 @@
         <w:ind w:left="200" w:right="100"/>
         <w:rPr>
           <w:rFonts w:ascii="Times New Roman" w:eastAsia="新細明體" w:hAnsi="Times New Roman"/>
-          <w:sz w:val="19"/>
-          <w:szCs w:val="19"/>
-        </w:rPr>
-      </w:pPr>
-      <w:r>
-        <w:rPr>
-          <w:rFonts w:ascii="Times New Roman" w:eastAsia="新細明體" w:hAnsi="Times New Roman"/>
-          <w:sz w:val="19"/>
-          <w:szCs w:val="19"/>
-        </w:rPr>
-        <w:t xml:space="preserve">       device=0,</w:t>
+          <w:lang w:val="pt-PT"/>
+        </w:rPr>
+      </w:pPr>
+      <w:r>
+        <w:rPr>
+          <w:rFonts w:ascii="Times New Roman" w:eastAsia="新細明體" w:hAnsi="Times New Roman"/>
+          <w:sz w:val="19"/>
+          <w:szCs w:val="19"/>
+          <w:lang w:val="pt-PT"/>
+        </w:rPr>
+        <w:t xml:space="preserve">        epochs=100,</w:t>
       </w:r>
     </w:p>
     <w:p>
@@ -6678,18 +6605,17 @@
         <w:ind w:left="200" w:right="100"/>
         <w:rPr>
           <w:rFonts w:ascii="Times New Roman" w:eastAsia="新細明體" w:hAnsi="Times New Roman"/>
-        </w:rPr>
-      </w:pPr>
-      <w:r>
-        <w:rPr>
-          <w:rFonts w:ascii="Times New Roman" w:eastAsia="新細明體" w:hAnsi="Times New Roman"/>
-          <w:sz w:val="19"/>
-          <w:szCs w:val="19"/>
-        </w:rPr>
-        <w:t xml:space="preserve">    )</w:t>
-      </w:r>
-      <w:r>
-        <w:t xml:space="preserve"> </w:t>
+          <w:lang w:val="pt-PT"/>
+        </w:rPr>
+      </w:pPr>
+      <w:r>
+        <w:rPr>
+          <w:rFonts w:ascii="Times New Roman" w:eastAsia="新細明體" w:hAnsi="Times New Roman"/>
+          <w:sz w:val="19"/>
+          <w:szCs w:val="19"/>
+          <w:lang w:val="pt-PT"/>
+        </w:rPr>
+        <w:t xml:space="preserve">        imgsz=640,</w:t>
       </w:r>
     </w:p>
     <w:p>
@@ -6704,8 +6630,27 @@
         <w:ind w:left="200" w:right="100"/>
         <w:rPr>
           <w:rFonts w:ascii="Times New Roman" w:eastAsia="新細明體" w:hAnsi="Times New Roman"/>
-        </w:rPr>
-      </w:pPr>
+          <w:sz w:val="19"/>
+          <w:szCs w:val="19"/>
+        </w:rPr>
+      </w:pPr>
+      <w:r>
+        <w:rPr>
+          <w:rFonts w:ascii="Times New Roman" w:eastAsia="新細明體" w:hAnsi="Times New Roman"/>
+          <w:sz w:val="19"/>
+          <w:szCs w:val="19"/>
+          <w:lang w:val="pt-PT"/>
+        </w:rPr>
+        <w:t xml:space="preserve">        </w:t>
+      </w:r>
+      <w:r>
+        <w:rPr>
+          <w:rFonts w:ascii="Times New Roman" w:eastAsia="新細明體" w:hAnsi="Times New Roman"/>
+          <w:sz w:val="19"/>
+          <w:szCs w:val="19"/>
+        </w:rPr>
+        <w:t>batch=4,</w:t>
+      </w:r>
     </w:p>
     <w:p>
       <w:pPr>
@@ -6719,6 +6664,72 @@
         <w:ind w:left="200" w:right="100"/>
         <w:rPr>
           <w:rFonts w:ascii="Times New Roman" w:eastAsia="新細明體" w:hAnsi="Times New Roman"/>
+          <w:sz w:val="19"/>
+          <w:szCs w:val="19"/>
+        </w:rPr>
+      </w:pPr>
+      <w:r>
+        <w:rPr>
+          <w:rFonts w:ascii="Times New Roman" w:eastAsia="新細明體" w:hAnsi="Times New Roman"/>
+          <w:sz w:val="19"/>
+          <w:szCs w:val="19"/>
+        </w:rPr>
+        <w:t xml:space="preserve">       device=0,</w:t>
+      </w:r>
+    </w:p>
+    <w:p>
+      <w:pPr>
+        <w:keepNext/>
+        <w:keepLines/>
+        <w:pBdr>
+          <w:left w:val="single" w:sz="18" w:space="6" w:color="8A94A6"/>
+        </w:pBdr>
+        <w:shd w:val="clear" w:color="auto" w:fill="F3F4F6"/>
+        <w:spacing w:line="264" w:lineRule="auto"/>
+        <w:ind w:left="200" w:right="100"/>
+        <w:rPr>
+          <w:rFonts w:ascii="Times New Roman" w:eastAsia="新細明體" w:hAnsi="Times New Roman"/>
+        </w:rPr>
+      </w:pPr>
+      <w:r>
+        <w:rPr>
+          <w:rFonts w:ascii="Times New Roman" w:eastAsia="新細明體" w:hAnsi="Times New Roman"/>
+          <w:sz w:val="19"/>
+          <w:szCs w:val="19"/>
+        </w:rPr>
+        <w:t xml:space="preserve">    )</w:t>
+      </w:r>
+      <w:r>
+        <w:t xml:space="preserve"> </w:t>
+      </w:r>
+    </w:p>
+    <w:p>
+      <w:pPr>
+        <w:keepNext/>
+        <w:keepLines/>
+        <w:pBdr>
+          <w:left w:val="single" w:sz="18" w:space="6" w:color="8A94A6"/>
+        </w:pBdr>
+        <w:shd w:val="clear" w:color="auto" w:fill="F3F4F6"/>
+        <w:spacing w:line="264" w:lineRule="auto"/>
+        <w:ind w:left="200" w:right="100"/>
+        <w:rPr>
+          <w:rFonts w:ascii="Times New Roman" w:eastAsia="新細明體" w:hAnsi="Times New Roman"/>
+        </w:rPr>
+      </w:pPr>
+    </w:p>
+    <w:p>
+      <w:pPr>
+        <w:keepNext/>
+        <w:keepLines/>
+        <w:pBdr>
+          <w:left w:val="single" w:sz="18" w:space="6" w:color="8A94A6"/>
+        </w:pBdr>
+        <w:shd w:val="clear" w:color="auto" w:fill="F3F4F6"/>
+        <w:spacing w:line="264" w:lineRule="auto"/>
+        <w:ind w:left="200" w:right="100"/>
+        <w:rPr>
+          <w:rFonts w:ascii="Times New Roman" w:eastAsia="新細明體" w:hAnsi="Times New Roman"/>
         </w:rPr>
       </w:pPr>
       <w:r>
@@ -6783,14 +6794,12 @@
         </w:rPr>
         <w:t>先進入虛擬環境，在</w:t>
       </w:r>
-      <w:proofErr w:type="spellStart"/>
       <w:r>
         <w:rPr>
           <w:rFonts w:ascii="Times New Roman" w:eastAsia="新細明體" w:hAnsi="Times New Roman" w:hint="eastAsia"/>
         </w:rPr>
         <w:t>cmd</w:t>
       </w:r>
-      <w:proofErr w:type="spellEnd"/>
       <w:r>
         <w:rPr>
           <w:rFonts w:ascii="Times New Roman" w:eastAsia="新細明體" w:hAnsi="Times New Roman"/>
@@ -6878,7 +6887,7 @@
           <w:color w:val="auto"/>
         </w:rPr>
         <w:lastRenderedPageBreak/>
-        <w:t>6-3</w:t>
+        <w:t>7-3</w:t>
       </w:r>
       <w:r>
         <w:rPr>
@@ -7131,48 +7140,8 @@
                 <w:szCs w:val="20"/>
                 <w:shd w:val="clear" w:color="auto" w:fill="EEEEEE"/>
               </w:rPr>
-              <w:t>dataset</w:t>
-            </w:r>
-            <w:r>
-              <w:rPr>
-                <w:rFonts w:ascii="Times New Roman" w:eastAsia="新細明體" w:hAnsi="Times New Roman"/>
-                <w:sz w:val="20"/>
-                <w:szCs w:val="20"/>
-                <w:shd w:val="clear" w:color="auto" w:fill="EEEEEE"/>
-              </w:rPr>
-              <w:t>/</w:t>
-            </w:r>
-            <w:proofErr w:type="spellStart"/>
-            <w:r>
-              <w:rPr>
-                <w:rFonts w:ascii="Times New Roman" w:eastAsia="新細明體" w:hAnsi="Times New Roman"/>
-                <w:sz w:val="20"/>
-                <w:szCs w:val="20"/>
-                <w:shd w:val="clear" w:color="auto" w:fill="EEEEEE"/>
-              </w:rPr>
-              <w:t>YOLODataset</w:t>
-            </w:r>
-            <w:proofErr w:type="spellEnd"/>
-            <w:r>
-              <w:rPr>
-                <w:rFonts w:ascii="Times New Roman" w:eastAsia="新細明體" w:hAnsi="Times New Roman"/>
-                <w:sz w:val="20"/>
-                <w:szCs w:val="20"/>
-                <w:shd w:val="clear" w:color="auto" w:fill="EEEEEE"/>
-              </w:rPr>
-              <w:t>/</w:t>
-            </w:r>
-            <w:proofErr w:type="spellStart"/>
-            <w:r>
-              <w:rPr>
-                <w:rFonts w:ascii="Times New Roman" w:eastAsia="新細明體" w:hAnsi="Times New Roman"/>
-                <w:sz w:val="20"/>
-                <w:szCs w:val="20"/>
-                <w:shd w:val="clear" w:color="auto" w:fill="EEEEEE"/>
-              </w:rPr>
-              <w:t>dataset.yaml</w:t>
-            </w:r>
-            <w:proofErr w:type="spellEnd"/>
+              <w:t>dataset/YOLODataset/dataset.yaml</w:t>
+            </w:r>
           </w:p>
         </w:tc>
       </w:tr>
@@ -7422,7 +7391,6 @@
                 <w:rFonts w:ascii="Times New Roman" w:eastAsia="新細明體" w:hAnsi="Times New Roman"/>
               </w:rPr>
             </w:pPr>
-            <w:proofErr w:type="spellStart"/>
             <w:r>
               <w:rPr>
                 <w:rFonts w:ascii="Times New Roman" w:eastAsia="新細明體" w:hAnsi="Times New Roman"/>
@@ -7432,7 +7400,6 @@
               </w:rPr>
               <w:t>imgsz</w:t>
             </w:r>
-            <w:proofErr w:type="spellEnd"/>
           </w:p>
         </w:tc>
         <w:tc>
@@ -7742,7 +7709,6 @@
               </w:rPr>
               <w:t>，</w:t>
             </w:r>
-            <w:proofErr w:type="spellStart"/>
             <w:r>
               <w:rPr>
                 <w:rFonts w:ascii="Times New Roman" w:eastAsia="新細明體" w:hAnsi="Times New Roman"/>
@@ -7752,7 +7718,6 @@
               </w:rPr>
               <w:t>cpu</w:t>
             </w:r>
-            <w:proofErr w:type="spellEnd"/>
             <w:r>
               <w:rPr>
                 <w:rFonts w:ascii="Times New Roman" w:eastAsia="新細明體" w:hAnsi="Times New Roman"/>
@@ -7915,7 +7880,7 @@
           <w:rFonts w:ascii="Times New Roman" w:eastAsia="新細明體" w:hAnsi="Times New Roman"/>
           <w:color w:val="auto"/>
         </w:rPr>
-        <w:t>6-4</w:t>
+        <w:t>7-4</w:t>
       </w:r>
       <w:r>
         <w:rPr>
@@ -8082,7 +8047,7 @@
           <w:rFonts w:ascii="Times New Roman" w:eastAsia="新細明體" w:hAnsi="Times New Roman"/>
           <w:color w:val="auto"/>
         </w:rPr>
-        <w:t>6-5</w:t>
+        <w:t>7-5</w:t>
       </w:r>
       <w:r>
         <w:rPr>
@@ -8454,7 +8419,7 @@
               <w:rPr>
                 <w:rFonts w:ascii="Times New Roman" w:eastAsia="新細明體" w:hAnsi="Times New Roman"/>
               </w:rPr>
-              <w:t>損失與指標的變化曲線與數據</w:t>
+              <w:t>損失指標的變化曲線與數據</w:t>
             </w:r>
           </w:p>
         </w:tc>
@@ -8708,9 +8673,94 @@
           <w:szCs w:val="20"/>
           <w:shd w:val="clear" w:color="auto" w:fill="EEEEEE"/>
         </w:rPr>
-        <w:t>name=</w:t>
-      </w:r>
-      <w:proofErr w:type="spellStart"/>
+        <w:t>name=my_seg</w:t>
+      </w:r>
+      <w:r>
+        <w:rPr>
+          <w:rFonts w:ascii="Times New Roman" w:eastAsia="新細明體" w:hAnsi="Times New Roman"/>
+        </w:rPr>
+        <w:t xml:space="preserve"> </w:t>
+      </w:r>
+      <w:r>
+        <w:rPr>
+          <w:rFonts w:ascii="Times New Roman" w:eastAsia="新細明體" w:hAnsi="Times New Roman"/>
+        </w:rPr>
+        <w:t>自訂資料夾名稱。</w:t>
+      </w:r>
+    </w:p>
+    <w:p>
+      <w:pPr>
+        <w:pStyle w:val="1"/>
+        <w:rPr>
+          <w:rFonts w:ascii="Times New Roman" w:eastAsia="新細明體" w:hAnsi="Times New Roman"/>
+          <w:color w:val="auto"/>
+        </w:rPr>
+      </w:pPr>
+      <w:r>
+        <w:rPr>
+          <w:rFonts w:ascii="Times New Roman" w:eastAsia="新細明體" w:hAnsi="Times New Roman"/>
+          <w:color w:val="auto"/>
+        </w:rPr>
+        <w:lastRenderedPageBreak/>
+        <w:t>步驟</w:t>
+      </w:r>
+      <w:r>
+        <w:rPr>
+          <w:rFonts w:ascii="Times New Roman" w:eastAsia="新細明體" w:hAnsi="Times New Roman"/>
+          <w:color w:val="auto"/>
+        </w:rPr>
+        <w:t xml:space="preserve"> 8</w:t>
+      </w:r>
+      <w:r>
+        <w:rPr>
+          <w:rFonts w:ascii="Times New Roman" w:eastAsia="新細明體" w:hAnsi="Times New Roman"/>
+          <w:color w:val="auto"/>
+        </w:rPr>
+        <w:t xml:space="preserve">　使用訓練好的權重預測圖片</w:t>
+      </w:r>
+    </w:p>
+    <w:p>
+      <w:pPr>
+        <w:pStyle w:val="2"/>
+        <w:rPr>
+          <w:rFonts w:ascii="Times New Roman" w:eastAsia="新細明體" w:hAnsi="Times New Roman"/>
+          <w:color w:val="auto"/>
+        </w:rPr>
+      </w:pPr>
+      <w:r>
+        <w:rPr>
+          <w:rFonts w:ascii="Times New Roman" w:eastAsia="新細明體" w:hAnsi="Times New Roman"/>
+          <w:color w:val="auto"/>
+        </w:rPr>
+        <w:t>8-1</w:t>
+      </w:r>
+      <w:r>
+        <w:rPr>
+          <w:rFonts w:ascii="Times New Roman" w:eastAsia="新細明體" w:hAnsi="Times New Roman"/>
+          <w:color w:val="auto"/>
+        </w:rPr>
+        <w:t xml:space="preserve">　準備測試圖片</w:t>
+      </w:r>
+    </w:p>
+    <w:p>
+      <w:pPr>
+        <w:spacing w:before="60" w:after="120"/>
+        <w:rPr>
+          <w:rFonts w:ascii="Times New Roman" w:eastAsia="新細明體" w:hAnsi="Times New Roman"/>
+        </w:rPr>
+      </w:pPr>
+      <w:r>
+        <w:rPr>
+          <w:rFonts w:ascii="Times New Roman" w:eastAsia="新細明體" w:hAnsi="Times New Roman"/>
+        </w:rPr>
+        <w:t>將要預測的圖片放進專案資料夾，本教材以</w:t>
+      </w:r>
+      <w:r>
+        <w:rPr>
+          <w:rFonts w:ascii="Times New Roman" w:eastAsia="新細明體" w:hAnsi="Times New Roman"/>
+        </w:rPr>
+        <w:t xml:space="preserve"> </w:t>
+      </w:r>
       <w:r>
         <w:rPr>
           <w:rFonts w:ascii="Times New Roman" w:eastAsia="新細明體" w:hAnsi="Times New Roman"/>
@@ -8718,9 +8768,8 @@
           <w:szCs w:val="20"/>
           <w:shd w:val="clear" w:color="auto" w:fill="EEEEEE"/>
         </w:rPr>
-        <w:t>my_seg</w:t>
-      </w:r>
-      <w:proofErr w:type="spellEnd"/>
+        <w:t>test.jpg</w:t>
+      </w:r>
       <w:r>
         <w:rPr>
           <w:rFonts w:ascii="Times New Roman" w:eastAsia="新細明體" w:hAnsi="Times New Roman"/>
@@ -8731,38 +8780,7 @@
         <w:rPr>
           <w:rFonts w:ascii="Times New Roman" w:eastAsia="新細明體" w:hAnsi="Times New Roman"/>
         </w:rPr>
-        <w:t>自訂資料夾名稱。</w:t>
-      </w:r>
-    </w:p>
-    <w:p>
-      <w:pPr>
-        <w:pStyle w:val="1"/>
-        <w:rPr>
-          <w:rFonts w:ascii="Times New Roman" w:eastAsia="新細明體" w:hAnsi="Times New Roman"/>
-          <w:color w:val="auto"/>
-        </w:rPr>
-      </w:pPr>
-      <w:r>
-        <w:rPr>
-          <w:rFonts w:ascii="Times New Roman" w:eastAsia="新細明體" w:hAnsi="Times New Roman"/>
-          <w:color w:val="auto"/>
-        </w:rPr>
-        <w:lastRenderedPageBreak/>
-        <w:t>步驟</w:t>
-      </w:r>
-      <w:r>
-        <w:rPr>
-          <w:rFonts w:ascii="Times New Roman" w:eastAsia="新細明體" w:hAnsi="Times New Roman"/>
-          <w:color w:val="auto"/>
-        </w:rPr>
-        <w:t xml:space="preserve"> 7</w:t>
-      </w:r>
-      <w:r>
-        <w:rPr>
-          <w:rFonts w:ascii="Times New Roman" w:eastAsia="新細明體" w:hAnsi="Times New Roman"/>
-          <w:color w:val="auto"/>
-        </w:rPr>
-        <w:t xml:space="preserve">　使用訓練好的權重預測圖片</w:t>
+        <w:t>為例。建議使用訓練時沒有出現過的圖片，才能看出模型對新圖片的表現。</w:t>
       </w:r>
     </w:p>
     <w:p>
@@ -8778,78 +8796,63 @@
           <w:rFonts w:ascii="Times New Roman" w:eastAsia="新細明體" w:hAnsi="Times New Roman"/>
           <w:color w:val="auto"/>
         </w:rPr>
-        <w:t>7-1</w:t>
-      </w:r>
-      <w:r>
-        <w:rPr>
-          <w:rFonts w:ascii="Times New Roman" w:eastAsia="新細明體" w:hAnsi="Times New Roman"/>
-          <w:color w:val="auto"/>
-        </w:rPr>
-        <w:t xml:space="preserve">　準備測試圖片</w:t>
-      </w:r>
-    </w:p>
-    <w:p>
-      <w:pPr>
-        <w:spacing w:before="60" w:after="120"/>
-        <w:rPr>
-          <w:rFonts w:ascii="Times New Roman" w:eastAsia="新細明體" w:hAnsi="Times New Roman"/>
-        </w:rPr>
-      </w:pPr>
-      <w:r>
-        <w:rPr>
-          <w:rFonts w:ascii="Times New Roman" w:eastAsia="新細明體" w:hAnsi="Times New Roman"/>
-        </w:rPr>
-        <w:t>將要預測的圖片放進專案資料夾，本教材以</w:t>
-      </w:r>
-      <w:r>
-        <w:rPr>
-          <w:rFonts w:ascii="Times New Roman" w:eastAsia="新細明體" w:hAnsi="Times New Roman"/>
-        </w:rPr>
-        <w:t xml:space="preserve"> </w:t>
-      </w:r>
-      <w:r>
-        <w:rPr>
-          <w:rFonts w:ascii="Times New Roman" w:eastAsia="新細明體" w:hAnsi="Times New Roman"/>
-          <w:sz w:val="20"/>
-          <w:szCs w:val="20"/>
-          <w:shd w:val="clear" w:color="auto" w:fill="EEEEEE"/>
-        </w:rPr>
-        <w:t>test.jpg</w:t>
-      </w:r>
-      <w:r>
-        <w:rPr>
-          <w:rFonts w:ascii="Times New Roman" w:eastAsia="新細明體" w:hAnsi="Times New Roman"/>
-        </w:rPr>
-        <w:t xml:space="preserve"> </w:t>
-      </w:r>
-      <w:r>
-        <w:rPr>
-          <w:rFonts w:ascii="Times New Roman" w:eastAsia="新細明體" w:hAnsi="Times New Roman"/>
-        </w:rPr>
-        <w:t>為例。建議使用訓練時沒有出現過的圖片，才能看出模型對新圖片的表現。</w:t>
-      </w:r>
-    </w:p>
-    <w:p>
-      <w:pPr>
-        <w:pStyle w:val="2"/>
-        <w:rPr>
-          <w:rFonts w:ascii="Times New Roman" w:eastAsia="新細明體" w:hAnsi="Times New Roman"/>
-          <w:color w:val="auto"/>
-        </w:rPr>
-      </w:pPr>
-      <w:r>
-        <w:rPr>
-          <w:rFonts w:ascii="Times New Roman" w:eastAsia="新細明體" w:hAnsi="Times New Roman"/>
-          <w:color w:val="auto"/>
-        </w:rPr>
-        <w:t>7-2</w:t>
-      </w:r>
-      <w:r>
-        <w:rPr>
-          <w:rFonts w:ascii="Times New Roman" w:eastAsia="新細明體" w:hAnsi="Times New Roman"/>
-          <w:color w:val="auto"/>
-        </w:rPr>
-        <w:t xml:space="preserve">　用指令預測</w:t>
+        <w:t>8-2</w:t>
+      </w:r>
+      <w:r>
+        <w:rPr>
+          <w:rFonts w:ascii="Times New Roman" w:eastAsia="新細明體" w:hAnsi="Times New Roman"/>
+          <w:color w:val="auto"/>
+        </w:rPr>
+        <w:t xml:space="preserve">　用</w:t>
+      </w:r>
+      <w:r>
+        <w:rPr>
+          <w:rFonts w:ascii="Times New Roman" w:eastAsia="新細明體" w:hAnsi="Times New Roman" w:hint="eastAsia"/>
+          <w:color w:val="auto"/>
+        </w:rPr>
+        <w:t>(CMD</w:t>
+      </w:r>
+      <w:r>
+        <w:rPr>
+          <w:rFonts w:ascii="Times New Roman" w:eastAsia="新細明體" w:hAnsi="Times New Roman" w:hint="eastAsia"/>
+          <w:color w:val="auto"/>
+        </w:rPr>
+        <w:t>或</w:t>
+      </w:r>
+      <w:r>
+        <w:rPr>
+          <w:rFonts w:ascii="Times New Roman" w:eastAsia="新細明體" w:hAnsi="Times New Roman" w:hint="eastAsia"/>
+          <w:color w:val="auto"/>
+        </w:rPr>
+        <w:t>Powershell</w:t>
+      </w:r>
+      <w:r>
+        <w:rPr>
+          <w:rFonts w:ascii="Times New Roman" w:eastAsia="新細明體" w:hAnsi="Times New Roman" w:hint="eastAsia"/>
+          <w:color w:val="auto"/>
+        </w:rPr>
+        <w:t>底下</w:t>
+      </w:r>
+      <w:r>
+        <w:rPr>
+          <w:rFonts w:ascii="Times New Roman" w:eastAsia="新細明體" w:hAnsi="Times New Roman" w:hint="eastAsia"/>
+          <w:color w:val="auto"/>
+        </w:rPr>
+        <w:t>)</w:t>
+      </w:r>
+      <w:r>
+        <w:rPr>
+          <w:rFonts w:ascii="Times New Roman" w:eastAsia="新細明體" w:hAnsi="Times New Roman" w:hint="eastAsia"/>
+          <w:color w:val="auto"/>
+        </w:rPr>
+        <w:t>下</w:t>
+      </w:r>
+      <w:r>
+        <w:rPr>
+          <w:rFonts w:ascii="Times New Roman" w:eastAsia="新細明體" w:hAnsi="Times New Roman"/>
+          <w:color w:val="auto"/>
+        </w:rPr>
+        <w:t>指令訓練</w:t>
       </w:r>
     </w:p>
     <w:p>
@@ -8871,7 +8874,18 @@
           <w:sz w:val="19"/>
           <w:szCs w:val="19"/>
         </w:rPr>
-        <w:t>yolo segment predict model=runs/segment/train/weights/best.pt source=test.jpg conf=0.25 save=True</w:t>
+        <w:t>yolo segment predict model=runs/segment/train/weihts/best.pt source=</w:t>
+      </w:r>
+      <w:r>
+        <w:t xml:space="preserve"> </w:t>
+      </w:r>
+      <w:r>
+        <w:rPr>
+          <w:rFonts w:ascii="Times New Roman" w:eastAsia="新細明體" w:hAnsi="Times New Roman"/>
+          <w:sz w:val="19"/>
+          <w:szCs w:val="19"/>
+        </w:rPr>
+        <w:t>YOLODataset\images\test conf=0.25 save=True</w:t>
       </w:r>
     </w:p>
     <w:p>
@@ -8957,28 +8971,70 @@
           <w:rFonts w:ascii="Times New Roman" w:eastAsia="新細明體" w:hAnsi="Times New Roman"/>
           <w:color w:val="auto"/>
         </w:rPr>
-        <w:t>7-3</w:t>
-      </w:r>
-      <w:r>
-        <w:rPr>
-          <w:rFonts w:ascii="Times New Roman" w:eastAsia="新細明體" w:hAnsi="Times New Roman"/>
-          <w:color w:val="auto"/>
-        </w:rPr>
-        <w:t xml:space="preserve">　用</w:t>
-      </w:r>
-      <w:r>
-        <w:rPr>
-          <w:rFonts w:ascii="Times New Roman" w:eastAsia="新細明體" w:hAnsi="Times New Roman"/>
-          <w:color w:val="auto"/>
-        </w:rPr>
-        <w:t xml:space="preserve"> Python </w:t>
-      </w:r>
-      <w:r>
-        <w:rPr>
-          <w:rFonts w:ascii="Times New Roman" w:eastAsia="新細明體" w:hAnsi="Times New Roman"/>
-          <w:color w:val="auto"/>
-        </w:rPr>
-        <w:t>腳本預測</w:t>
+        <w:t>8-3</w:t>
+      </w:r>
+      <w:r>
+        <w:rPr>
+          <w:rFonts w:ascii="Times New Roman" w:eastAsia="新細明體" w:hAnsi="Times New Roman"/>
+          <w:color w:val="auto"/>
+        </w:rPr>
+        <w:t xml:space="preserve">　</w:t>
+      </w:r>
+      <w:r>
+        <w:rPr>
+          <w:rFonts w:ascii="Times New Roman" w:eastAsia="新細明體" w:hAnsi="Times New Roman" w:hint="eastAsia"/>
+          <w:color w:val="auto"/>
+        </w:rPr>
+        <w:t>另外一種方式預測</w:t>
+      </w:r>
+      <w:r>
+        <w:rPr>
+          <w:rFonts w:ascii="Times New Roman" w:eastAsia="新細明體" w:hAnsi="Times New Roman" w:hint="eastAsia"/>
+          <w:color w:val="auto"/>
+        </w:rPr>
+        <w:t xml:space="preserve"> (</w:t>
+      </w:r>
+      <w:r>
+        <w:rPr>
+          <w:rFonts w:ascii="Times New Roman" w:eastAsia="新細明體" w:hAnsi="Times New Roman"/>
+          <w:color w:val="auto"/>
+        </w:rPr>
+        <w:t>用</w:t>
+      </w:r>
+      <w:r>
+        <w:rPr>
+          <w:rFonts w:ascii="Times New Roman" w:eastAsia="新細明體" w:hAnsi="Times New Roman"/>
+          <w:color w:val="auto"/>
+        </w:rPr>
+        <w:t xml:space="preserve"> Pytho</w:t>
+      </w:r>
+      <w:r>
+        <w:rPr>
+          <w:rFonts w:ascii="Times New Roman" w:eastAsia="新細明體" w:hAnsi="Times New Roman" w:hint="eastAsia"/>
+          <w:color w:val="auto"/>
+        </w:rPr>
+        <w:t>n</w:t>
+      </w:r>
+      <w:r>
+        <w:rPr>
+          <w:rFonts w:ascii="Times New Roman" w:eastAsia="新細明體" w:hAnsi="Times New Roman" w:hint="eastAsia"/>
+          <w:color w:val="auto"/>
+        </w:rPr>
+        <w:t>程式</w:t>
+      </w:r>
+      <w:r>
+        <w:rPr>
+          <w:rFonts w:ascii="Times New Roman" w:eastAsia="新細明體" w:hAnsi="Times New Roman"/>
+          <w:color w:val="auto"/>
+        </w:rPr>
+        <w:t>腳本訓練</w:t>
+      </w:r>
+      <w:r>
+        <w:rPr>
+          <w:rFonts w:ascii="Times New Roman" w:eastAsia="新細明體" w:hAnsi="Times New Roman" w:hint="eastAsia"/>
+          <w:color w:val="auto"/>
+        </w:rPr>
+        <w:t>)</w:t>
       </w:r>
     </w:p>
     <w:p>
@@ -9036,25 +9092,7 @@
           <w:sz w:val="19"/>
           <w:szCs w:val="19"/>
         </w:rPr>
-        <w:t xml:space="preserve">from </w:t>
-      </w:r>
-      <w:proofErr w:type="spellStart"/>
-      <w:r>
-        <w:rPr>
-          <w:rFonts w:ascii="Times New Roman" w:eastAsia="新細明體" w:hAnsi="Times New Roman"/>
-          <w:sz w:val="19"/>
-          <w:szCs w:val="19"/>
-        </w:rPr>
-        <w:t>ultralytics</w:t>
-      </w:r>
-      <w:proofErr w:type="spellEnd"/>
-      <w:r>
-        <w:rPr>
-          <w:rFonts w:ascii="Times New Roman" w:eastAsia="新細明體" w:hAnsi="Times New Roman"/>
-          <w:sz w:val="19"/>
-          <w:szCs w:val="19"/>
-        </w:rPr>
-        <w:t xml:space="preserve"> import YOLO</w:t>
+        <w:t>from ultralytics import YOLO</w:t>
       </w:r>
     </w:p>
     <w:p>
@@ -9125,7 +9163,6 @@
         </w:rPr>
         <w:t xml:space="preserve">results = </w:t>
       </w:r>
-      <w:proofErr w:type="spellStart"/>
       <w:proofErr w:type="gramStart"/>
       <w:r>
         <w:rPr>
@@ -9135,7 +9172,6 @@
         </w:rPr>
         <w:t>model.predict</w:t>
       </w:r>
-      <w:proofErr w:type="spellEnd"/>
       <w:proofErr w:type="gramEnd"/>
       <w:r>
         <w:rPr>
@@ -9214,7 +9250,6 @@
         </w:rPr>
         <w:t xml:space="preserve">    if </w:t>
       </w:r>
-      <w:proofErr w:type="spellStart"/>
       <w:proofErr w:type="gramStart"/>
       <w:r>
         <w:rPr>
@@ -9224,7 +9259,6 @@
         </w:rPr>
         <w:t>r.masks</w:t>
       </w:r>
-      <w:proofErr w:type="spellEnd"/>
       <w:proofErr w:type="gramEnd"/>
       <w:r>
         <w:rPr>
@@ -9319,7 +9353,6 @@
         </w:rPr>
         <w:t xml:space="preserve">    for box in </w:t>
       </w:r>
-      <w:proofErr w:type="spellStart"/>
       <w:proofErr w:type="gramStart"/>
       <w:r>
         <w:rPr>
@@ -9329,7 +9362,6 @@
         </w:rPr>
         <w:t>r.boxes</w:t>
       </w:r>
-      <w:proofErr w:type="spellEnd"/>
       <w:proofErr w:type="gramEnd"/>
       <w:r>
         <w:rPr>
@@ -9362,7 +9394,6 @@
         </w:rPr>
         <w:t xml:space="preserve">        name = </w:t>
       </w:r>
-      <w:proofErr w:type="spellStart"/>
       <w:proofErr w:type="gramStart"/>
       <w:r>
         <w:rPr>
@@ -9372,7 +9403,6 @@
         </w:rPr>
         <w:t>r.names</w:t>
       </w:r>
-      <w:proofErr w:type="spellEnd"/>
       <w:proofErr w:type="gramEnd"/>
       <w:r>
         <w:rPr>
@@ -9380,25 +9410,7 @@
           <w:sz w:val="19"/>
           <w:szCs w:val="19"/>
         </w:rPr>
-        <w:t>[int(</w:t>
-      </w:r>
-      <w:proofErr w:type="spellStart"/>
-      <w:r>
-        <w:rPr>
-          <w:rFonts w:ascii="Times New Roman" w:eastAsia="新細明體" w:hAnsi="Times New Roman"/>
-          <w:sz w:val="19"/>
-          <w:szCs w:val="19"/>
-        </w:rPr>
-        <w:t>box.cls</w:t>
-      </w:r>
-      <w:proofErr w:type="spellEnd"/>
-      <w:r>
-        <w:rPr>
-          <w:rFonts w:ascii="Times New Roman" w:eastAsia="新細明體" w:hAnsi="Times New Roman"/>
-          <w:sz w:val="19"/>
-          <w:szCs w:val="19"/>
-        </w:rPr>
-        <w:t>[0])]</w:t>
+        <w:t>[int(box.cls[0])]</w:t>
       </w:r>
     </w:p>
     <w:p>
@@ -9421,16 +9433,7 @@
           <w:sz w:val="19"/>
           <w:szCs w:val="19"/>
         </w:rPr>
-        <w:t xml:space="preserve">        score = float(</w:t>
-      </w:r>
-      <w:proofErr w:type="spellStart"/>
-      <w:r>
-        <w:rPr>
-          <w:rFonts w:ascii="Times New Roman" w:eastAsia="新細明體" w:hAnsi="Times New Roman"/>
-          <w:sz w:val="19"/>
-          <w:szCs w:val="19"/>
-        </w:rPr>
-        <w:t>box.</w:t>
+        <w:t xml:space="preserve">        score = float(box.</w:t>
       </w:r>
       <w:proofErr w:type="gramStart"/>
       <w:r>
@@ -9439,16 +9442,7 @@
           <w:sz w:val="19"/>
           <w:szCs w:val="19"/>
         </w:rPr>
-        <w:t>conf</w:t>
-      </w:r>
-      <w:proofErr w:type="spellEnd"/>
-      <w:r>
-        <w:rPr>
-          <w:rFonts w:ascii="Times New Roman" w:eastAsia="新細明體" w:hAnsi="Times New Roman"/>
-          <w:sz w:val="19"/>
-          <w:szCs w:val="19"/>
-        </w:rPr>
-        <w:t>[</w:t>
+        <w:t>conf[</w:t>
       </w:r>
       <w:proofErr w:type="gramEnd"/>
       <w:r>
@@ -9592,7 +9586,6 @@
         </w:rPr>
         <w:t xml:space="preserve"> </w:t>
       </w:r>
-      <w:proofErr w:type="spellStart"/>
       <w:r>
         <w:rPr>
           <w:rFonts w:ascii="Times New Roman" w:eastAsia="新細明體" w:hAnsi="Times New Roman"/>
@@ -9602,7 +9595,6 @@
         </w:rPr>
         <w:t>r.masks.xy</w:t>
       </w:r>
-      <w:proofErr w:type="spellEnd"/>
       <w:r>
         <w:rPr>
           <w:rFonts w:ascii="Times New Roman" w:eastAsia="新細明體" w:hAnsi="Times New Roman"/>
@@ -9810,59 +9802,8 @@
                 <w:szCs w:val="20"/>
                 <w:shd w:val="clear" w:color="auto" w:fill="EEEEEE"/>
               </w:rPr>
-              <w:t>Set-</w:t>
-            </w:r>
-            <w:proofErr w:type="spellStart"/>
-            <w:r>
-              <w:rPr>
-                <w:rFonts w:ascii="Times New Roman" w:eastAsia="新細明體" w:hAnsi="Times New Roman"/>
-                <w:sz w:val="20"/>
-                <w:szCs w:val="20"/>
-                <w:shd w:val="clear" w:color="auto" w:fill="EEEEEE"/>
-              </w:rPr>
-              <w:t>ExecutionPolicy</w:t>
-            </w:r>
-            <w:proofErr w:type="spellEnd"/>
-            <w:r>
-              <w:rPr>
-                <w:rFonts w:ascii="Times New Roman" w:eastAsia="新細明體" w:hAnsi="Times New Roman"/>
-                <w:sz w:val="20"/>
-                <w:szCs w:val="20"/>
-                <w:shd w:val="clear" w:color="auto" w:fill="EEEEEE"/>
-              </w:rPr>
-              <w:t xml:space="preserve"> -Scope </w:t>
-            </w:r>
-            <w:proofErr w:type="spellStart"/>
-            <w:r>
-              <w:rPr>
-                <w:rFonts w:ascii="Times New Roman" w:eastAsia="新細明體" w:hAnsi="Times New Roman"/>
-                <w:sz w:val="20"/>
-                <w:szCs w:val="20"/>
-                <w:shd w:val="clear" w:color="auto" w:fill="EEEEEE"/>
-              </w:rPr>
-              <w:t>CurrentUser</w:t>
-            </w:r>
-            <w:proofErr w:type="spellEnd"/>
-            <w:r>
-              <w:rPr>
-                <w:rFonts w:ascii="Times New Roman" w:eastAsia="新細明體" w:hAnsi="Times New Roman"/>
-                <w:sz w:val="20"/>
-                <w:szCs w:val="20"/>
-                <w:shd w:val="clear" w:color="auto" w:fill="EEEEEE"/>
-              </w:rPr>
-              <w:t xml:space="preserve"> </w:t>
-            </w:r>
-            <w:proofErr w:type="spellStart"/>
-            <w:r>
-              <w:rPr>
-                <w:rFonts w:ascii="Times New Roman" w:eastAsia="新細明體" w:hAnsi="Times New Roman"/>
-                <w:sz w:val="20"/>
-                <w:szCs w:val="20"/>
-                <w:shd w:val="clear" w:color="auto" w:fill="EEEEEE"/>
-              </w:rPr>
-              <w:t>RemoteSigned</w:t>
-            </w:r>
-            <w:proofErr w:type="spellEnd"/>
+              <w:t>Set-ExecutionPolicy -Scope CurrentUser RemoteSigned</w:t>
+            </w:r>
             <w:r>
               <w:rPr>
                 <w:rFonts w:ascii="Times New Roman" w:eastAsia="新細明體" w:hAnsi="Times New Roman"/>
@@ -9938,7 +9879,6 @@
               </w:rPr>
               <w:t xml:space="preserve"> </w:t>
             </w:r>
-            <w:proofErr w:type="spellStart"/>
             <w:r>
               <w:rPr>
                 <w:rFonts w:ascii="Times New Roman" w:eastAsia="新細明體" w:hAnsi="Times New Roman"/>
@@ -9948,7 +9888,6 @@
               </w:rPr>
               <w:t>labelme</w:t>
             </w:r>
-            <w:proofErr w:type="spellEnd"/>
             <w:r>
               <w:rPr>
                 <w:rFonts w:ascii="Times New Roman" w:eastAsia="新細明體" w:hAnsi="Times New Roman"/>
@@ -10005,27 +9944,7 @@
                 <w:szCs w:val="20"/>
                 <w:shd w:val="clear" w:color="auto" w:fill="EEEEEE"/>
               </w:rPr>
-              <w:t>(</w:t>
-            </w:r>
-            <w:proofErr w:type="spellStart"/>
-            <w:r>
-              <w:rPr>
-                <w:rFonts w:ascii="Times New Roman" w:eastAsia="新細明體" w:hAnsi="Times New Roman"/>
-                <w:sz w:val="20"/>
-                <w:szCs w:val="20"/>
-                <w:shd w:val="clear" w:color="auto" w:fill="EEEEEE"/>
-              </w:rPr>
-              <w:t>venv</w:t>
-            </w:r>
-            <w:proofErr w:type="spellEnd"/>
-            <w:r>
-              <w:rPr>
-                <w:rFonts w:ascii="Times New Roman" w:eastAsia="新細明體" w:hAnsi="Times New Roman"/>
-                <w:sz w:val="20"/>
-                <w:szCs w:val="20"/>
-                <w:shd w:val="clear" w:color="auto" w:fill="EEEEEE"/>
-              </w:rPr>
-              <w:t>)</w:t>
+              <w:t>(venv)</w:t>
             </w:r>
             <w:r>
               <w:rPr>
@@ -10088,6 +10007,7 @@
               <w:rPr>
                 <w:rFonts w:ascii="Times New Roman" w:eastAsia="新細明體" w:hAnsi="Times New Roman"/>
               </w:rPr>
+              <w:lastRenderedPageBreak/>
               <w:t xml:space="preserve">labels </w:t>
             </w:r>
             <w:r>
@@ -10172,9 +10092,20 @@
                 <w:szCs w:val="20"/>
                 <w:shd w:val="clear" w:color="auto" w:fill="EEEEEE"/>
               </w:rPr>
-              <w:t>--</w:t>
-            </w:r>
-            <w:proofErr w:type="spellStart"/>
+              <w:t>--output_format polygon</w:t>
+            </w:r>
+            <w:r>
+              <w:rPr>
+                <w:rFonts w:ascii="Times New Roman" w:eastAsia="新細明體" w:hAnsi="Times New Roman"/>
+              </w:rPr>
+              <w:t>。刪除</w:t>
+            </w:r>
+            <w:r>
+              <w:rPr>
+                <w:rFonts w:ascii="Times New Roman" w:eastAsia="新細明體" w:hAnsi="Times New Roman"/>
+              </w:rPr>
+              <w:t xml:space="preserve"> </w:t>
+            </w:r>
             <w:r>
               <w:rPr>
                 <w:rFonts w:ascii="Times New Roman" w:eastAsia="新細明體" w:hAnsi="Times New Roman"/>
@@ -10182,41 +10113,8 @@
                 <w:szCs w:val="20"/>
                 <w:shd w:val="clear" w:color="auto" w:fill="EEEEEE"/>
               </w:rPr>
-              <w:t>output_format</w:t>
-            </w:r>
-            <w:proofErr w:type="spellEnd"/>
-            <w:r>
-              <w:rPr>
-                <w:rFonts w:ascii="Times New Roman" w:eastAsia="新細明體" w:hAnsi="Times New Roman"/>
-                <w:sz w:val="20"/>
-                <w:szCs w:val="20"/>
-                <w:shd w:val="clear" w:color="auto" w:fill="EEEEEE"/>
-              </w:rPr>
-              <w:t xml:space="preserve"> polygon</w:t>
-            </w:r>
-            <w:r>
-              <w:rPr>
-                <w:rFonts w:ascii="Times New Roman" w:eastAsia="新細明體" w:hAnsi="Times New Roman"/>
-              </w:rPr>
-              <w:t>。刪除</w:t>
-            </w:r>
-            <w:r>
-              <w:rPr>
-                <w:rFonts w:ascii="Times New Roman" w:eastAsia="新細明體" w:hAnsi="Times New Roman"/>
-              </w:rPr>
-              <w:t xml:space="preserve"> </w:t>
-            </w:r>
-            <w:proofErr w:type="spellStart"/>
-            <w:r>
-              <w:rPr>
-                <w:rFonts w:ascii="Times New Roman" w:eastAsia="新細明體" w:hAnsi="Times New Roman"/>
-                <w:sz w:val="20"/>
-                <w:szCs w:val="20"/>
-                <w:shd w:val="clear" w:color="auto" w:fill="EEEEEE"/>
-              </w:rPr>
               <w:t>YOLODataset</w:t>
             </w:r>
-            <w:proofErr w:type="spellEnd"/>
             <w:r>
               <w:rPr>
                 <w:rFonts w:ascii="Times New Roman" w:eastAsia="新細明體" w:hAnsi="Times New Roman"/>
@@ -10263,7 +10161,6 @@
               <w:rPr>
                 <w:rFonts w:ascii="Times New Roman" w:eastAsia="新細明體" w:hAnsi="Times New Roman"/>
               </w:rPr>
-              <w:lastRenderedPageBreak/>
               <w:t>訓練時找不到影像或標籤</w:t>
             </w:r>
           </w:p>
@@ -10303,7 +10200,6 @@
               </w:rPr>
               <w:t xml:space="preserve"> </w:t>
             </w:r>
-            <w:proofErr w:type="spellStart"/>
             <w:r>
               <w:rPr>
                 <w:rFonts w:ascii="Times New Roman" w:eastAsia="新細明體" w:hAnsi="Times New Roman"/>
@@ -10313,7 +10209,6 @@
               </w:rPr>
               <w:t>dataset.yaml</w:t>
             </w:r>
-            <w:proofErr w:type="spellEnd"/>
             <w:r>
               <w:rPr>
                 <w:rFonts w:ascii="Times New Roman" w:eastAsia="新細明體" w:hAnsi="Times New Roman"/>
@@ -10362,7 +10257,6 @@
               </w:rPr>
               <w:t>、</w:t>
             </w:r>
-            <w:proofErr w:type="spellStart"/>
             <w:r>
               <w:rPr>
                 <w:rFonts w:ascii="Times New Roman" w:eastAsia="新細明體" w:hAnsi="Times New Roman"/>
@@ -10372,7 +10266,6 @@
               </w:rPr>
               <w:t>val</w:t>
             </w:r>
-            <w:proofErr w:type="spellEnd"/>
             <w:r>
               <w:rPr>
                 <w:rFonts w:ascii="Times New Roman" w:eastAsia="新細明體" w:hAnsi="Times New Roman"/>
@@ -10487,7 +10380,6 @@
               </w:rPr>
               <w:t xml:space="preserve"> </w:t>
             </w:r>
-            <w:proofErr w:type="spellStart"/>
             <w:r>
               <w:rPr>
                 <w:rFonts w:ascii="Times New Roman" w:eastAsia="新細明體" w:hAnsi="Times New Roman"/>
@@ -10497,7 +10389,6 @@
               </w:rPr>
               <w:t>imgsz</w:t>
             </w:r>
-            <w:proofErr w:type="spellEnd"/>
             <w:r>
               <w:rPr>
                 <w:rFonts w:ascii="Times New Roman" w:eastAsia="新細明體" w:hAnsi="Times New Roman"/>
@@ -10567,14 +10458,12 @@
               </w:rPr>
               <w:t>訓練時出現資料讀取（</w:t>
             </w:r>
-            <w:proofErr w:type="spellStart"/>
             <w:r>
               <w:rPr>
                 <w:rFonts w:ascii="Times New Roman" w:eastAsia="新細明體" w:hAnsi="Times New Roman"/>
               </w:rPr>
               <w:t>DataLoader</w:t>
             </w:r>
-            <w:proofErr w:type="spellEnd"/>
             <w:r>
               <w:rPr>
                 <w:rFonts w:ascii="Times New Roman" w:eastAsia="新細明體" w:hAnsi="Times New Roman"/>
@@ -11465,6 +11354,18 @@
   </w:num>
   <w:num w:numId="4">
     <w:abstractNumId w:val="0"/>
+    <w:lvlOverride w:ilvl="0">
+      <w:startOverride w:val="1"/>
+    </w:lvlOverride>
+  </w:num>
+  <w:num w:numId="5">
+    <w:abstractNumId w:val="1"/>
+    <w:lvlOverride w:ilvl="0">
+      <w:startOverride w:val="1"/>
+    </w:lvlOverride>
+  </w:num>
+  <w:num w:numId="6">
+    <w:abstractNumId w:val="1"/>
     <w:lvlOverride w:ilvl="0">
       <w:startOverride w:val="1"/>
     </w:lvlOverride>
